--- a/public/audits/v5.2.0/auditoria.docx
+++ b/public/audits/v5.2.0/auditoria.docx
@@ -7,7 +7,7 @@
         <w:pStyle w:val="Title"/>
       </w:pPr>
       <w:r>
-        <w:t xml:space="preserve">Auditoria Técnica Senex AI — v5.2.0 (Delta 18→27/05/2026)</w:t>
+        <w:t xml:space="preserve">Auditoria Técnica Senex AI — v5.2.0</w:t>
       </w:r>
     </w:p>
     <w:p>
@@ -15,7 +15,7 @@
         <w:pStyle w:val="Author"/>
       </w:pPr>
       <w:r>
-        <w:t xml:space="preserve">lovable-agent · paridade V3</w:t>
+        <w:t xml:space="preserve">lovable-agent · paridade V3 · cumulativa</w:t>
       </w:r>
     </w:p>
     <w:p>
@@ -26,7 +26,7 @@
         <w:t xml:space="preserve">2026-05-31</w:t>
       </w:r>
     </w:p>
-    <w:bookmarkStart w:id="21" w:name="auditoria-técnica-senex-ai-v5.2.0"/>
+    <w:bookmarkStart w:id="41" w:name="auditoria-técnica-senex-ai-v5.2.0"/>
     <w:p>
       <w:pPr>
         <w:pStyle w:val="Heading1"/>
@@ -44,13 +44,13 @@
           <w:b/>
           <w:bCs/>
         </w:rPr>
-        <w:t xml:space="preserve">Tipo:</w:t>
-      </w:r>
-      <w:r>
-        <w:t xml:space="preserve"> </w:t>
-      </w:r>
-      <w:r>
-        <w:t xml:space="preserve">Delta sobre v5.1.0 (18/05/2026 → 27/05/2026)</w:t>
+        <w:t xml:space="preserve">Versão:</w:t>
+      </w:r>
+      <w:r>
+        <w:t xml:space="preserve"> </w:t>
+      </w:r>
+      <w:r>
+        <w:t xml:space="preserve">5.2.0 ·</w:t>
       </w:r>
       <w:r>
         <w:t xml:space="preserve"> </w:t>
@@ -60,13 +60,13 @@
           <w:b/>
           <w:bCs/>
         </w:rPr>
-        <w:t xml:space="preserve">Foco:</w:t>
-      </w:r>
-      <w:r>
-        <w:t xml:space="preserve"> </w:t>
-      </w:r>
-      <w:r>
-        <w:t xml:space="preserve">mudanças clinicamente e arquiteturalmente relevantes desde a auditoria anterior. Para a base completa (29 seções, glossário, jornadas, matriz regulatória, apêndices, bibliografia), consulte</w:t>
+        <w:t xml:space="preserve">Data:</w:t>
+      </w:r>
+      <w:r>
+        <w:t xml:space="preserve"> </w:t>
+      </w:r>
+      <w:r>
+        <w:t xml:space="preserve">31/05/2026 ·</w:t>
       </w:r>
       <w:r>
         <w:t xml:space="preserve"> </w:t>
@@ -76,13 +76,107 @@
           <w:b/>
           <w:bCs/>
         </w:rPr>
-        <w:t xml:space="preserve">v5.1.0</w:t>
-      </w:r>
-      <w:r>
-        <w:t xml:space="preserve"> </w:t>
-      </w:r>
-      <w:r>
-        <w:t xml:space="preserve">— esta v5.2.0 herda integralmente aquele documento e atualiza apenas o que mudou.</w:t>
+        <w:t xml:space="preserve">i18n:</w:t>
+      </w:r>
+      <w:r>
+        <w:t xml:space="preserve"> </w:t>
+      </w:r>
+      <w:r>
+        <w:t xml:space="preserve">1.115.6 ·</w:t>
+      </w:r>
+      <w:r>
+        <w:t xml:space="preserve"> </w:t>
+      </w:r>
+      <w:r>
+        <w:rPr>
+          <w:b/>
+          <w:bCs/>
+        </w:rPr>
+        <w:t xml:space="preserve">Tipo:</w:t>
+      </w:r>
+      <w:r>
+        <w:t xml:space="preserve"> </w:t>
+      </w:r>
+      <w:r>
+        <w:t xml:space="preserve">standalone cumulativa</w:t>
+      </w:r>
+      <w:r>
+        <w:br/>
+      </w:r>
+      <w:r>
+        <w:rPr>
+          <w:b/>
+          <w:bCs/>
+        </w:rPr>
+        <w:t xml:space="preserve">Substitui:</w:t>
+      </w:r>
+      <w:r>
+        <w:t xml:space="preserve"> </w:t>
+      </w:r>
+      <w:r>
+        <w:t xml:space="preserve">v5.1.0 (18/05/2026) ·</w:t>
+      </w:r>
+      <w:r>
+        <w:t xml:space="preserve"> </w:t>
+      </w:r>
+      <w:r>
+        <w:rPr>
+          <w:b/>
+          <w:bCs/>
+        </w:rPr>
+        <w:t xml:space="preserve">Autoria operacional:</w:t>
+      </w:r>
+      <w:r>
+        <w:t xml:space="preserve"> </w:t>
+      </w:r>
+      <w:r>
+        <w:t xml:space="preserve">PetMoreTime ·</w:t>
+      </w:r>
+      <w:r>
+        <w:t xml:space="preserve"> </w:t>
+      </w:r>
+      <w:r>
+        <w:rPr>
+          <w:b/>
+          <w:bCs/>
+        </w:rPr>
+        <w:t xml:space="preserve">Marca pública:</w:t>
+      </w:r>
+      <w:r>
+        <w:t xml:space="preserve"> </w:t>
+      </w:r>
+      <w:r>
+        <w:t xml:space="preserve">Senex AI</w:t>
+      </w:r>
+    </w:p>
+    <w:p>
+      <w:pPr>
+        <w:pStyle w:val="BlockText"/>
+      </w:pPr>
+      <w:r>
+        <w:t xml:space="preserve">Esta auditoria é</w:t>
+      </w:r>
+      <w:r>
+        <w:t xml:space="preserve"> </w:t>
+      </w:r>
+      <w:r>
+        <w:rPr>
+          <w:b/>
+          <w:bCs/>
+        </w:rPr>
+        <w:t xml:space="preserve">auto-suficiente</w:t>
+      </w:r>
+      <w:r>
+        <w:t xml:space="preserve">. Herda integralmente a base estrutural da v3 (10/05/2026) e da v5.1.0 (18/05/2026), atualiza métricas vivas do banco e marca explicitamente as mudanças do período 18/05 → 27/05/2026 na Seção 1.1. A v5.1.0 fica preservada como histórico (</w:t>
+      </w:r>
+      <w:r>
+        <w:rPr>
+          <w:rStyle w:val="VerbatimChar"/>
+        </w:rPr>
+        <w:t xml:space="preserve">superseded_by = v5.2.0</w:t>
+      </w:r>
+      <w:r>
+        <w:t xml:space="preserve">).</w:t>
       </w:r>
     </w:p>
     <w:p>
@@ -92,13 +186,13 @@
         </w:pict>
       </w:r>
     </w:p>
-    <w:bookmarkStart w:id="9" w:name="sumário-executivo-do-delta"/>
+    <w:bookmarkStart w:id="10" w:name="sumário-executivo"/>
     <w:p>
       <w:pPr>
         <w:pStyle w:val="Heading2"/>
       </w:pPr>
       <w:r>
-        <w:t xml:space="preserve">1. Sumário executivo do delta</w:t>
+        <w:t xml:space="preserve">1. Sumário executivo</w:t>
       </w:r>
     </w:p>
     <w:p>
@@ -106,7 +200,7 @@
         <w:pStyle w:val="FirstParagraph"/>
       </w:pPr>
       <w:r>
-        <w:t xml:space="preserve">Entre 18/05 e 27/05/2026 o sistema passou por</w:t>
+        <w:t xml:space="preserve">A plataforma</w:t>
       </w:r>
       <w:r>
         <w:t xml:space="preserve"> </w:t>
@@ -116,13 +210,316 @@
           <w:b/>
           <w:bCs/>
         </w:rPr>
-        <w:t xml:space="preserve">5 mudanças estruturais</w:t>
-      </w:r>
-      <w:r>
-        <w:t xml:space="preserve"> </w:t>
-      </w:r>
-      <w:r>
-        <w:t xml:space="preserve">que afetam diretamente governança clínica, qualidade do raciocínio populacional e conformidade regulatória. Nenhuma destas alterações estava capturada na v5.1.0; todas elas reduzem riscos previamente listados como P0/P1 e fortalecem a postura GMLP/EMA.</w:t>
+        <w:t xml:space="preserve">Senex AI</w:t>
+      </w:r>
+      <w:r>
+        <w:t xml:space="preserve"> </w:t>
+      </w:r>
+      <w:r>
+        <w:t xml:space="preserve">(marca pública; sucessora interna de VetGraphRAG/VetMedGraph, operada exclusivamente por</w:t>
+      </w:r>
+      <w:r>
+        <w:t xml:space="preserve"> </w:t>
+      </w:r>
+      <w:r>
+        <w:rPr>
+          <w:b/>
+          <w:bCs/>
+        </w:rPr>
+        <w:t xml:space="preserve">PetMoreTime</w:t>
+      </w:r>
+      <w:r>
+        <w:t xml:space="preserve">) é um sistema clínico-decisório veterinário focado em condições metabólicas e degenerativas em caninos, apoiado por um Knowledge Graph causal de 5 camadas (Compostos → Mecanismos → Pathways → Condições → Outcomes), recomendação híbrida limitada a 8 compostos sinérgicos por paciente, Digital Twin sigmoidal (Gompertz) por raça e pipeline HITL (Human-In-The-Loop) que veda integração de qualquer triplet ou insight populacional sem aprovação curatorial.</w:t>
+      </w:r>
+    </w:p>
+    <w:p>
+      <w:pPr>
+        <w:pStyle w:val="BodyText"/>
+      </w:pPr>
+      <w:r>
+        <w:rPr>
+          <w:b/>
+          <w:bCs/>
+        </w:rPr>
+        <w:t xml:space="preserve">Estado em 31/05/2026:</w:t>
+      </w:r>
+    </w:p>
+    <w:p>
+      <w:pPr>
+        <w:pStyle w:val="Compact"/>
+        <w:numPr>
+          <w:ilvl w:val="0"/>
+          <w:numId w:val="1001"/>
+        </w:numPr>
+      </w:pPr>
+      <w:r>
+        <w:rPr>
+          <w:b/>
+          <w:bCs/>
+        </w:rPr>
+        <w:t xml:space="preserve">18 forças</w:t>
+      </w:r>
+      <w:r>
+        <w:t xml:space="preserve"> </w:t>
+      </w:r>
+      <w:r>
+        <w:t xml:space="preserve">consolidadas, com destaque para no-mock policy estrita, bilinguismo PT/EN com versionamento i18n, RLS +</w:t>
+      </w:r>
+      <w:r>
+        <w:t xml:space="preserve"> </w:t>
+      </w:r>
+      <w:r>
+        <w:rPr>
+          <w:rStyle w:val="VerbatimChar"/>
+        </w:rPr>
+        <w:t xml:space="preserve">has_role</w:t>
+      </w:r>
+      <w:r>
+        <w:t xml:space="preserve"> </w:t>
+      </w:r>
+      <w:r>
+        <w:t xml:space="preserve">em todas as tabelas críticas, curadoria gatekeeper agora estendida a insights populacionais, taxonomia padronizada SNOMED-CT VetSCT + UMLS, validação quantitativa obrigatória de evidência.</w:t>
+      </w:r>
+    </w:p>
+    <w:p>
+      <w:pPr>
+        <w:pStyle w:val="Compact"/>
+        <w:numPr>
+          <w:ilvl w:val="0"/>
+          <w:numId w:val="1001"/>
+        </w:numPr>
+      </w:pPr>
+      <w:r>
+        <w:rPr>
+          <w:b/>
+          <w:bCs/>
+        </w:rPr>
+        <w:t xml:space="preserve">9 gaps</w:t>
+      </w:r>
+      <w:r>
+        <w:t xml:space="preserve"> </w:t>
+      </w:r>
+      <w:r>
+        <w:t xml:space="preserve">(queda de 12 → 9 desde v5.1.0): 3 mitigados no período (PCCP formal parcial, validação populacional HITL, evidência quantitativa).</w:t>
+      </w:r>
+    </w:p>
+    <w:p>
+      <w:pPr>
+        <w:pStyle w:val="Compact"/>
+        <w:numPr>
+          <w:ilvl w:val="0"/>
+          <w:numId w:val="1001"/>
+        </w:numPr>
+      </w:pPr>
+      <w:r>
+        <w:rPr>
+          <w:b/>
+          <w:bCs/>
+        </w:rPr>
+        <w:t xml:space="preserve">4 riscos</w:t>
+      </w:r>
+      <w:r>
+        <w:t xml:space="preserve"> </w:t>
+      </w:r>
+      <w:r>
+        <w:t xml:space="preserve">(queda de 5 → 4): drift LLM mitigado por validação server-side + fallback de provedor.</w:t>
+      </w:r>
+    </w:p>
+    <w:p>
+      <w:pPr>
+        <w:pStyle w:val="Compact"/>
+        <w:numPr>
+          <w:ilvl w:val="0"/>
+          <w:numId w:val="1001"/>
+        </w:numPr>
+      </w:pPr>
+      <w:r>
+        <w:rPr>
+          <w:b/>
+          <w:bCs/>
+        </w:rPr>
+        <w:t xml:space="preserve">Conformidade regulatória:</w:t>
+      </w:r>
+      <w:r>
+        <w:t xml:space="preserve"> </w:t>
+      </w:r>
+      <w:r>
+        <w:t xml:space="preserve">FDA Draft Jan/2025 6/7 (era 5/7), EMA Set/2024 + EU AI Act 4/4 (era 3/4), AVMA Nov/2025 2/4 (inalterado), GMLP 8/10 + 2 parciais (era 7/10 + 3 parciais).</w:t>
+      </w:r>
+    </w:p>
+    <w:p>
+      <w:pPr>
+        <w:pStyle w:val="Compact"/>
+        <w:numPr>
+          <w:ilvl w:val="0"/>
+          <w:numId w:val="1001"/>
+        </w:numPr>
+      </w:pPr>
+      <w:r>
+        <w:rPr>
+          <w:b/>
+          <w:bCs/>
+        </w:rPr>
+        <w:t xml:space="preserve">67 Edge Functions</w:t>
+      </w:r>
+      <w:r>
+        <w:t xml:space="preserve"> </w:t>
+      </w:r>
+      <w:r>
+        <w:t xml:space="preserve">deployadas;</w:t>
+      </w:r>
+      <w:r>
+        <w:t xml:space="preserve"> </w:t>
+      </w:r>
+      <w:r>
+        <w:rPr>
+          <w:b/>
+          <w:bCs/>
+        </w:rPr>
+        <w:t xml:space="preserve">8 prompts ativos</w:t>
+      </w:r>
+      <w:r>
+        <w:t xml:space="preserve"> </w:t>
+      </w:r>
+      <w:r>
+        <w:t xml:space="preserve">em</w:t>
+      </w:r>
+      <w:r>
+        <w:t xml:space="preserve"> </w:t>
+      </w:r>
+      <w:r>
+        <w:rPr>
+          <w:rStyle w:val="VerbatimChar"/>
+        </w:rPr>
+        <w:t xml:space="preserve">ai_prompt_versions</w:t>
+      </w:r>
+      <w:r>
+        <w:t xml:space="preserve">;</w:t>
+      </w:r>
+      <w:r>
+        <w:t xml:space="preserve"> </w:t>
+      </w:r>
+      <w:r>
+        <w:rPr>
+          <w:b/>
+          <w:bCs/>
+        </w:rPr>
+        <w:t xml:space="preserve">97 tabelas públicas</w:t>
+      </w:r>
+      <w:r>
+        <w:t xml:space="preserve">;</w:t>
+      </w:r>
+      <w:r>
+        <w:t xml:space="preserve"> </w:t>
+      </w:r>
+      <w:r>
+        <w:rPr>
+          <w:b/>
+          <w:bCs/>
+        </w:rPr>
+        <w:t xml:space="preserve">6 usuários com role</w:t>
+      </w:r>
+      <w:r>
+        <w:t xml:space="preserve">;</w:t>
+      </w:r>
+      <w:r>
+        <w:t xml:space="preserve"> </w:t>
+      </w:r>
+      <w:r>
+        <w:rPr>
+          <w:b/>
+          <w:bCs/>
+        </w:rPr>
+        <w:t xml:space="preserve">668 pets</w:t>
+      </w:r>
+      <w:r>
+        <w:t xml:space="preserve"> </w:t>
+      </w:r>
+      <w:r>
+        <w:t xml:space="preserve">(5 demo).</w:t>
+      </w:r>
+    </w:p>
+    <w:p>
+      <w:pPr>
+        <w:pStyle w:val="Compact"/>
+        <w:numPr>
+          <w:ilvl w:val="0"/>
+          <w:numId w:val="1001"/>
+        </w:numPr>
+      </w:pPr>
+      <w:r>
+        <w:rPr>
+          <w:b/>
+          <w:bCs/>
+        </w:rPr>
+        <w:t xml:space="preserve">Knowledge Graph:</w:t>
+      </w:r>
+      <w:r>
+        <w:t xml:space="preserve"> </w:t>
+      </w:r>
+      <w:r>
+        <w:t xml:space="preserve">4.785 triplets totais, 3.924 aprovados, 4.411 sincronizados Neo4j, 38.643 hierarchical_edges, 191 condições, 81 raças com Gompertz, 254 predisposições raciais, 941 nós da ontologia veterinária.</w:t>
+      </w:r>
+    </w:p>
+    <w:p>
+      <w:pPr>
+        <w:pStyle w:val="Compact"/>
+        <w:numPr>
+          <w:ilvl w:val="0"/>
+          <w:numId w:val="1001"/>
+        </w:numPr>
+      </w:pPr>
+      <w:r>
+        <w:rPr>
+          <w:b/>
+          <w:bCs/>
+        </w:rPr>
+        <w:t xml:space="preserve">Vetorização:</w:t>
+      </w:r>
+      <w:r>
+        <w:t xml:space="preserve"> </w:t>
+      </w:r>
+      <w:r>
+        <w:t xml:space="preserve">13 estudos com 1.342 chunks distintos vetorizados (44 modelos de embedding distintos cadastrados).</w:t>
+      </w:r>
+    </w:p>
+    <w:p>
+      <w:pPr>
+        <w:pStyle w:val="Compact"/>
+        <w:numPr>
+          <w:ilvl w:val="0"/>
+          <w:numId w:val="1001"/>
+        </w:numPr>
+      </w:pPr>
+      <w:r>
+        <w:rPr>
+          <w:b/>
+          <w:bCs/>
+        </w:rPr>
+        <w:t xml:space="preserve">Curadoria:</w:t>
+      </w:r>
+      <w:r>
+        <w:t xml:space="preserve"> </w:t>
+      </w:r>
+      <w:r>
+        <w:t xml:space="preserve">59 estudos processados, 30 nutracêuticos, 50 drug_substances, 58 referências de dosagem, 31 lab_ranges, 6 meta-estudos.</w:t>
+      </w:r>
+    </w:p>
+    <w:bookmarkStart w:id="9" w:name="mudanças-desde-a-v5.1.0-1805-27052026"/>
+    <w:p>
+      <w:pPr>
+        <w:pStyle w:val="Heading3"/>
+      </w:pPr>
+      <w:r>
+        <w:t xml:space="preserve">1.1 Mudanças desde a v5.1.0 (18/05 → 27/05/2026)</w:t>
+      </w:r>
+    </w:p>
+    <w:p>
+      <w:pPr>
+        <w:pStyle w:val="FirstParagraph"/>
+      </w:pPr>
+      <w:r>
+        <w:t xml:space="preserve">5 alterações estruturais relevantes, todas com impacto direto sobre gaps/riscos previamente listados:</w:t>
       </w:r>
     </w:p>
     <w:tbl>
@@ -182,7 +579,7 @@
               <w:pStyle w:val="Compact"/>
             </w:pPr>
             <w:r>
-              <w:t xml:space="preserve">Impacto sobre gaps/riscos da v5.1.0</w:t>
+              <w:t xml:space="preserve">Impacto sobre gaps/riscos</w:t>
             </w:r>
           </w:p>
         </w:tc>
@@ -225,7 +622,7 @@
               <w:t xml:space="preserve">“Priorizações”</w:t>
             </w:r>
             <w:r>
-              <w:t xml:space="preserve">) movido para Research &amp; Development</w:t>
+              <w:t xml:space="preserve">) reposicionado para Research &amp; Development</w:t>
             </w:r>
           </w:p>
         </w:tc>
@@ -247,7 +644,7 @@
               <w:pStyle w:val="Compact"/>
             </w:pPr>
             <w:r>
-              <w:t xml:space="preserve">Reposiciona a função como produto científico, não tarefa operacional. Suporta GMLP §1 (escopo claro).</w:t>
+              <w:t xml:space="preserve">Suporta GMLP §1 (escopo claro). Reposiciona como produto científico, não tarefa operacional.</w:t>
             </w:r>
           </w:p>
         </w:tc>
@@ -296,7 +693,7 @@
               <w:t xml:space="preserve"> </w:t>
             </w:r>
             <w:r>
-              <w:t xml:space="preserve">(status pending/approved/rejected/needs_changes)</w:t>
+              <w:t xml:space="preserve">(status pending/approved/rejected/needs_changes; trigger automático para nova auditoria)</w:t>
             </w:r>
           </w:p>
         </w:tc>
@@ -318,7 +715,7 @@
               <w:pStyle w:val="Compact"/>
             </w:pPr>
             <w:r>
-              <w:t xml:space="preserve">Fecha o loop HITL antes que um insight populacional vire regra clínica. Mitiga risco</w:t>
+              <w:t xml:space="preserve">Fecha o loop HITL antes que insight populacional vire regra clínica. Mitiga risco</w:t>
             </w:r>
             <w:r>
               <w:t xml:space="preserve"> </w:t>
@@ -330,7 +727,7 @@
               <w:t xml:space="preserve"> </w:t>
             </w:r>
             <w:r>
-              <w:t xml:space="preserve">(high) e gap</w:t>
+              <w:t xml:space="preserve">e gap</w:t>
             </w:r>
             <w:r>
               <w:t xml:space="preserve"> </w:t>
@@ -373,7 +770,7 @@
               <w:t xml:space="preserve"> </w:t>
             </w:r>
             <w:r>
-              <w:t xml:space="preserve">no schema dos insights (</w:t>
+              <w:t xml:space="preserve">(</w:t>
             </w:r>
             <w:r>
               <w:rPr>
@@ -430,6 +827,18 @@
               <w:t xml:space="preserve">comparison_baseline</w:t>
             </w:r>
             <w:r>
+              <w:t xml:space="preserve">,</w:t>
+            </w:r>
+            <w:r>
+              <w:t xml:space="preserve"> </w:t>
+            </w:r>
+            <w:r>
+              <w:rPr>
+                <w:rStyle w:val="VerbatimChar"/>
+              </w:rPr>
+              <w:t xml:space="preserve">notes</w:t>
+            </w:r>
+            <w:r>
               <w:t xml:space="preserve">)</w:t>
             </w:r>
           </w:p>
@@ -452,7 +861,7 @@
               <w:pStyle w:val="Compact"/>
             </w:pPr>
             <w:r>
-              <w:t xml:space="preserve">Elimina confiança auto-declarada pelo LLM. Endereça FDA Draft Jan/2025 §III.B (transparência) e EMA §4.2 (rastreabilidade).</w:t>
+              <w:t xml:space="preserve">Elimina confiança auto-declarada pelo LLM. Endereça FDA §III.B (transparência) e EMA §4.2 (rastreabilidade).</w:t>
             </w:r>
           </w:p>
         </w:tc>
@@ -486,7 +895,7 @@
               <w:t xml:space="preserve"> </w:t>
             </w:r>
             <w:r>
-              <w:t xml:space="preserve">em cohort stats +</w:t>
+              <w:t xml:space="preserve">+</w:t>
             </w:r>
             <w:r>
               <w:t xml:space="preserve"> </w:t>
@@ -497,6 +906,12 @@
               </w:rPr>
               <w:t xml:space="preserve">lab-flag-canonicalizer.ts</w:t>
             </w:r>
+            <w:r>
+              <w:t xml:space="preserve"> </w:t>
+            </w:r>
+            <w:r>
+              <w:t xml:space="preserve">(HCT↔Hematócrito, ALT↔TGP, AST↔TGO, FA↔ALP, Ureia↔BUN, Creatinina↔Creatinine)</w:t>
+            </w:r>
           </w:p>
         </w:tc>
         <w:tc>
@@ -517,7 +932,7 @@
               <w:pStyle w:val="Compact"/>
             </w:pPr>
             <w:r>
-              <w:t xml:space="preserve">Fim da duplicação Osteoarthritis/Osteoartrite e HCT/Hematócrito. Reforça regra</w:t>
+              <w:t xml:space="preserve">Fim da duplicação Osteoarthritis/Osteoartrite. Reforça regra</w:t>
             </w:r>
             <w:r>
               <w:t xml:space="preserve"> </w:t>
@@ -526,7 +941,10 @@
               <w:t xml:space="preserve">“Bilingual System”</w:t>
             </w:r>
             <w:r>
-              <w:t xml:space="preserve">.</w:t>
+              <w:t xml:space="preserve"> </w:t>
+            </w:r>
+            <w:r>
+              <w:t xml:space="preserve">do core.</w:t>
             </w:r>
           </w:p>
         </w:tc>
@@ -572,7 +990,31 @@
               <w:t xml:space="preserve">suggest-cohort-ideas</w:t>
             </w:r>
             <w:r>
-              <w:t xml:space="preserve">: gemini-3.1-pro-preview + validação server-side de 4 regras + fallback gpt-5.4</w:t>
+              <w:t xml:space="preserve">: migração para</w:t>
+            </w:r>
+            <w:r>
+              <w:t xml:space="preserve"> </w:t>
+            </w:r>
+            <w:r>
+              <w:rPr>
+                <w:rStyle w:val="VerbatimChar"/>
+              </w:rPr>
+              <w:t xml:space="preserve">google/gemini-3.1-pro-preview</w:t>
+            </w:r>
+            <w:r>
+              <w:t xml:space="preserve"> </w:t>
+            </w:r>
+            <w:r>
+              <w:t xml:space="preserve">+ validação server-side de 4 regras + fallback</w:t>
+            </w:r>
+            <w:r>
+              <w:t xml:space="preserve"> </w:t>
+            </w:r>
+            <w:r>
+              <w:rPr>
+                <w:rStyle w:val="VerbatimChar"/>
+              </w:rPr>
+              <w:t xml:space="preserve">gpt-5.4</w:t>
             </w:r>
           </w:p>
         </w:tc>
@@ -594,7 +1036,7 @@
               <w:pStyle w:val="Compact"/>
             </w:pPr>
             <w:r>
-              <w:t xml:space="preserve">Cobertura forçada dos 6 modelos-alvo, fallback de provedor. Mitiga risco</w:t>
+              <w:t xml:space="preserve">Cobertura forçada dos 6 modelos-alvo. Mitiga</w:t>
             </w:r>
             <w:r>
               <w:t xml:space="preserve"> </w:t>
@@ -620,157 +1062,14 @@
       </w:r>
     </w:p>
     <w:bookmarkEnd w:id="9"/>
-    <w:bookmarkStart w:id="15" w:name="diferenças-ponto-a-ponto-contra-a-v5.1.0"/>
+    <w:bookmarkEnd w:id="10"/>
+    <w:bookmarkStart w:id="11" w:name="glossário-13-termos-chave"/>
     <w:p>
       <w:pPr>
         <w:pStyle w:val="Heading2"/>
       </w:pPr>
       <w:r>
-        <w:t xml:space="preserve">2. Diferenças ponto-a-ponto contra a v5.1.0</w:t>
-      </w:r>
-    </w:p>
-    <w:bookmarkStart w:id="10" w:name="governança-hitl"/>
-    <w:p>
-      <w:pPr>
-        <w:pStyle w:val="Heading3"/>
-      </w:pPr>
-      <w:r>
-        <w:t xml:space="preserve">2.1 Governança HITL</w:t>
-      </w:r>
-    </w:p>
-    <w:p>
-      <w:pPr>
-        <w:pStyle w:val="Compact"/>
-        <w:numPr>
-          <w:ilvl w:val="0"/>
-          <w:numId w:val="1001"/>
-        </w:numPr>
-      </w:pPr>
-      <w:r>
-        <w:rPr>
-          <w:b/>
-          <w:bCs/>
-        </w:rPr>
-        <w:t xml:space="preserve">v5.1.0:</w:t>
-      </w:r>
-      <w:r>
-        <w:t xml:space="preserve"> </w:t>
-      </w:r>
-      <w:r>
-        <w:t xml:space="preserve">curadoria gatekeeper para triplets de estudos.</w:t>
-      </w:r>
-    </w:p>
-    <w:p>
-      <w:pPr>
-        <w:pStyle w:val="Compact"/>
-        <w:numPr>
-          <w:ilvl w:val="0"/>
-          <w:numId w:val="1001"/>
-        </w:numPr>
-      </w:pPr>
-      <w:r>
-        <w:rPr>
-          <w:b/>
-          <w:bCs/>
-        </w:rPr>
-        <w:t xml:space="preserve">v5.2.0:</w:t>
-      </w:r>
-      <w:r>
-        <w:t xml:space="preserve"> </w:t>
-      </w:r>
-      <w:r>
-        <w:rPr>
-          <w:b/>
-          <w:bCs/>
-        </w:rPr>
-        <w:t xml:space="preserve">mais</w:t>
-      </w:r>
-      <w:r>
-        <w:t xml:space="preserve"> </w:t>
-      </w:r>
-      <w:r>
-        <w:t xml:space="preserve">uma camada de gatekeeper, agora para</w:t>
-      </w:r>
-      <w:r>
-        <w:t xml:space="preserve"> </w:t>
-      </w:r>
-      <w:r>
-        <w:rPr>
-          <w:i/>
-          <w:iCs/>
-        </w:rPr>
-        <w:t xml:space="preserve">insights populacionais</w:t>
-      </w:r>
-      <w:r>
-        <w:t xml:space="preserve"> </w:t>
-      </w:r>
-      <w:r>
-        <w:t xml:space="preserve">(cohort_insights). Sem aprovação</w:t>
-      </w:r>
-      <w:r>
-        <w:t xml:space="preserve"> </w:t>
-      </w:r>
-      <w:r>
-        <w:rPr>
-          <w:rStyle w:val="VerbatimChar"/>
-        </w:rPr>
-        <w:t xml:space="preserve">vet_reviewed_by + vet_reviewed_at</w:t>
-      </w:r>
-      <w:r>
-        <w:t xml:space="preserve">, o insight não promove para regra/meta-estudo.</w:t>
-      </w:r>
-    </w:p>
-    <w:p>
-      <w:pPr>
-        <w:pStyle w:val="Compact"/>
-        <w:numPr>
-          <w:ilvl w:val="0"/>
-          <w:numId w:val="1001"/>
-        </w:numPr>
-      </w:pPr>
-      <w:r>
-        <w:rPr>
-          <w:b/>
-          <w:bCs/>
-        </w:rPr>
-        <w:t xml:space="preserve">Implementação:</w:t>
-      </w:r>
-      <w:r>
-        <w:t xml:space="preserve"> </w:t>
-      </w:r>
-      <w:r>
-        <w:rPr>
-          <w:rStyle w:val="VerbatimChar"/>
-        </w:rPr>
-        <w:t xml:space="preserve">VetCuratorReviewDialog</w:t>
-      </w:r>
-      <w:r>
-        <w:t xml:space="preserve">,</w:t>
-      </w:r>
-      <w:r>
-        <w:t xml:space="preserve"> </w:t>
-      </w:r>
-      <w:r>
-        <w:rPr>
-          <w:rStyle w:val="VerbatimChar"/>
-        </w:rPr>
-        <w:t xml:space="preserve">vet_review_status</w:t>
-      </w:r>
-      <w:r>
-        <w:t xml:space="preserve"> </w:t>
-      </w:r>
-      <w:r>
-        <w:t xml:space="preserve">com check constraint + índice.</w:t>
-      </w:r>
-    </w:p>
-    <w:bookmarkEnd w:id="10"/>
-    <w:bookmarkStart w:id="11" w:name="schema-de-evidência"/>
-    <w:p>
-      <w:pPr>
-        <w:pStyle w:val="Heading3"/>
-      </w:pPr>
-      <w:r>
-        <w:t xml:space="preserve">2.2 Schema de evidência</w:t>
+        <w:t xml:space="preserve">2. Glossário (13 termos-chave)</w:t>
       </w:r>
     </w:p>
     <w:p>
@@ -786,22 +1085,13 @@
           <w:b/>
           <w:bCs/>
         </w:rPr>
-        <w:t xml:space="preserve">v5.1.0:</w:t>
-      </w:r>
-      <w:r>
-        <w:t xml:space="preserve"> </w:t>
-      </w:r>
-      <w:r>
-        <w:rPr>
-          <w:rStyle w:val="VerbatimChar"/>
-        </w:rPr>
-        <w:t xml:space="preserve">evidence jsonb</w:t>
-      </w:r>
-      <w:r>
-        <w:t xml:space="preserve"> </w:t>
-      </w:r>
-      <w:r>
-        <w:t xml:space="preserve">aceitava objeto vazio; confiança vinha do LLM sem validação.</w:t>
+        <w:t xml:space="preserve">HITL</w:t>
+      </w:r>
+      <w:r>
+        <w:t xml:space="preserve"> </w:t>
+      </w:r>
+      <w:r>
+        <w:t xml:space="preserve">— Human-In-The-Loop. Curador veterinário valida triplets e insights antes da promoção.</w:t>
       </w:r>
     </w:p>
     <w:p>
@@ -817,13 +1107,35 @@
           <w:b/>
           <w:bCs/>
         </w:rPr>
-        <w:t xml:space="preserve">v5.2.0:</w:t>
-      </w:r>
-      <w:r>
-        <w:t xml:space="preserve"> </w:t>
-      </w:r>
-      <w:r>
-        <w:t xml:space="preserve">schema obriga 6 campos quantitativos. Edge function</w:t>
+        <w:t xml:space="preserve">KG (Knowledge Graph)</w:t>
+      </w:r>
+      <w:r>
+        <w:t xml:space="preserve"> </w:t>
+      </w:r>
+      <w:r>
+        <w:t xml:space="preserve">— Grafo causal de 5 camadas em Neo4j + espelho relacional Supabase.</w:t>
+      </w:r>
+    </w:p>
+    <w:p>
+      <w:pPr>
+        <w:pStyle w:val="Compact"/>
+        <w:numPr>
+          <w:ilvl w:val="0"/>
+          <w:numId w:val="1002"/>
+        </w:numPr>
+      </w:pPr>
+      <w:r>
+        <w:rPr>
+          <w:b/>
+          <w:bCs/>
+        </w:rPr>
+        <w:t xml:space="preserve">Triplet</w:t>
+      </w:r>
+      <w:r>
+        <w:t xml:space="preserve"> </w:t>
+      </w:r>
+      <w:r>
+        <w:t xml:space="preserve">—</w:t>
       </w:r>
       <w:r>
         <w:t xml:space="preserve"> </w:t>
@@ -832,35 +1144,297 @@
         <w:rPr>
           <w:rStyle w:val="VerbatimChar"/>
         </w:rPr>
-        <w:t xml:space="preserve">analyze-cohort-patterns</w:t>
-      </w:r>
-      <w:r>
-        <w:t xml:space="preserve"> </w:t>
-      </w:r>
-      <w:r>
-        <w:t xml:space="preserve">derruba o insight se os agregados não sustentarem números reais. Novo botão</w:t>
-      </w:r>
-      <w:r>
-        <w:t xml:space="preserve"> </w:t>
-      </w:r>
-      <w:r>
-        <w:t xml:space="preserve">“🧪”</w:t>
-      </w:r>
-      <w:r>
-        <w:t xml:space="preserve"> </w:t>
-      </w:r>
-      <w:r>
-        <w:t xml:space="preserve">permite re-análise por insight (UPDATE in-place).</w:t>
+        <w:t xml:space="preserve">(subject, predicate, object)</w:t>
+      </w:r>
+      <w:r>
+        <w:t xml:space="preserve"> </w:t>
+      </w:r>
+      <w:r>
+        <w:t xml:space="preserve">extraído de estudo científico via LLM, com intensidade e confiança normalizadas.</w:t>
+      </w:r>
+    </w:p>
+    <w:p>
+      <w:pPr>
+        <w:pStyle w:val="Compact"/>
+        <w:numPr>
+          <w:ilvl w:val="0"/>
+          <w:numId w:val="1002"/>
+        </w:numPr>
+      </w:pPr>
+      <w:r>
+        <w:rPr>
+          <w:b/>
+          <w:bCs/>
+        </w:rPr>
+        <w:t xml:space="preserve">Hierarchical Edge</w:t>
+      </w:r>
+      <w:r>
+        <w:t xml:space="preserve"> </w:t>
+      </w:r>
+      <w:r>
+        <w:t xml:space="preserve">— Aresta concreta no grafo derivada de um triplet aprovado, com evidence_level e evidence_count.</w:t>
+      </w:r>
+    </w:p>
+    <w:p>
+      <w:pPr>
+        <w:pStyle w:val="Compact"/>
+        <w:numPr>
+          <w:ilvl w:val="0"/>
+          <w:numId w:val="1002"/>
+        </w:numPr>
+      </w:pPr>
+      <w:r>
+        <w:rPr>
+          <w:b/>
+          <w:bCs/>
+        </w:rPr>
+        <w:t xml:space="preserve">L0–L4</w:t>
+      </w:r>
+      <w:r>
+        <w:t xml:space="preserve"> </w:t>
+      </w:r>
+      <w:r>
+        <w:t xml:space="preserve">— Camadas da ontologia: Compostos (L0), Mecanismos (L1), Pathways (L2), Condições (L3), Outcomes (L4).</w:t>
+      </w:r>
+    </w:p>
+    <w:p>
+      <w:pPr>
+        <w:pStyle w:val="Compact"/>
+        <w:numPr>
+          <w:ilvl w:val="0"/>
+          <w:numId w:val="1002"/>
+        </w:numPr>
+      </w:pPr>
+      <w:r>
+        <w:rPr>
+          <w:b/>
+          <w:bCs/>
+        </w:rPr>
+        <w:t xml:space="preserve">RLS</w:t>
+      </w:r>
+      <w:r>
+        <w:t xml:space="preserve"> </w:t>
+      </w:r>
+      <w:r>
+        <w:t xml:space="preserve">— Row Level Security do PostgreSQL; controla acesso por linha via</w:t>
+      </w:r>
+      <w:r>
+        <w:t xml:space="preserve"> </w:t>
+      </w:r>
+      <w:r>
+        <w:rPr>
+          <w:rStyle w:val="VerbatimChar"/>
+        </w:rPr>
+        <w:t xml:space="preserve">has_role(auth.uid(), 'admin')</w:t>
+      </w:r>
+      <w:r>
+        <w:t xml:space="preserve">.</w:t>
+      </w:r>
+    </w:p>
+    <w:p>
+      <w:pPr>
+        <w:pStyle w:val="Compact"/>
+        <w:numPr>
+          <w:ilvl w:val="0"/>
+          <w:numId w:val="1002"/>
+        </w:numPr>
+      </w:pPr>
+      <w:r>
+        <w:rPr>
+          <w:b/>
+          <w:bCs/>
+        </w:rPr>
+        <w:t xml:space="preserve">Digital Twin</w:t>
+      </w:r>
+      <w:r>
+        <w:t xml:space="preserve"> </w:t>
+      </w:r>
+      <w:r>
+        <w:t xml:space="preserve">— Projeção sigmoidal de longevidade canina baseada em Gompertz com</w:t>
+      </w:r>
+      <w:r>
+        <w:t xml:space="preserve"> </w:t>
+      </w:r>
+      <w:r>
+        <w:rPr>
+          <w:rStyle w:val="VerbatimChar"/>
+        </w:rPr>
+        <w:t xml:space="preserve">years_gained</w:t>
+      </w:r>
+      <w:r>
+        <w:t xml:space="preserve"> </w:t>
+      </w:r>
+      <w:r>
+        <w:t xml:space="preserve">por intervenção.</w:t>
+      </w:r>
+    </w:p>
+    <w:p>
+      <w:pPr>
+        <w:pStyle w:val="Compact"/>
+        <w:numPr>
+          <w:ilvl w:val="0"/>
+          <w:numId w:val="1002"/>
+        </w:numPr>
+      </w:pPr>
+      <w:r>
+        <w:rPr>
+          <w:b/>
+          <w:bCs/>
+        </w:rPr>
+        <w:t xml:space="preserve">Stack</w:t>
+      </w:r>
+      <w:r>
+        <w:t xml:space="preserve"> </w:t>
+      </w:r>
+      <w:r>
+        <w:t xml:space="preserve">— Conjunto sinérgico de até 8 compostos recomendados ao paciente.</w:t>
+      </w:r>
+    </w:p>
+    <w:p>
+      <w:pPr>
+        <w:pStyle w:val="Compact"/>
+        <w:numPr>
+          <w:ilvl w:val="0"/>
+          <w:numId w:val="1002"/>
+        </w:numPr>
+      </w:pPr>
+      <w:r>
+        <w:rPr>
+          <w:b/>
+          <w:bCs/>
+        </w:rPr>
+        <w:t xml:space="preserve">Gap-fill pipeline</w:t>
+      </w:r>
+      <w:r>
+        <w:t xml:space="preserve"> </w:t>
+      </w:r>
+      <w:r>
+        <w:t xml:space="preserve">— Busca PubMed E-utilities + estruturação Gemini para preencher pares (composto × condição) ausentes.</w:t>
+      </w:r>
+    </w:p>
+    <w:p>
+      <w:pPr>
+        <w:pStyle w:val="Compact"/>
+        <w:numPr>
+          <w:ilvl w:val="0"/>
+          <w:numId w:val="1002"/>
+        </w:numPr>
+      </w:pPr>
+      <w:r>
+        <w:rPr>
+          <w:b/>
+          <w:bCs/>
+        </w:rPr>
+        <w:t xml:space="preserve">i18n_version</w:t>
+      </w:r>
+      <w:r>
+        <w:t xml:space="preserve"> </w:t>
+      </w:r>
+      <w:r>
+        <w:t xml:space="preserve">— Marcador de cache-bust em</w:t>
+      </w:r>
+      <w:r>
+        <w:t xml:space="preserve"> </w:t>
+      </w:r>
+      <w:r>
+        <w:rPr>
+          <w:rStyle w:val="VerbatimChar"/>
+        </w:rPr>
+        <w:t xml:space="preserve">src/i18n.ts</w:t>
+      </w:r>
+      <w:r>
+        <w:t xml:space="preserve">; deve incrementar a cada mudança bilíngue.</w:t>
+      </w:r>
+    </w:p>
+    <w:p>
+      <w:pPr>
+        <w:pStyle w:val="Compact"/>
+        <w:numPr>
+          <w:ilvl w:val="0"/>
+          <w:numId w:val="1002"/>
+        </w:numPr>
+      </w:pPr>
+      <w:r>
+        <w:rPr>
+          <w:b/>
+          <w:bCs/>
+        </w:rPr>
+        <w:t xml:space="preserve">No-mock policy</w:t>
+      </w:r>
+      <w:r>
+        <w:t xml:space="preserve"> </w:t>
+      </w:r>
+      <w:r>
+        <w:t xml:space="preserve">— Toda dado clínico exibido vem de DB real ou Edge Function; nada simulado.</w:t>
+      </w:r>
+    </w:p>
+    <w:p>
+      <w:pPr>
+        <w:pStyle w:val="Compact"/>
+        <w:numPr>
+          <w:ilvl w:val="0"/>
+          <w:numId w:val="1002"/>
+        </w:numPr>
+      </w:pPr>
+      <w:r>
+        <w:rPr>
+          <w:b/>
+          <w:bCs/>
+        </w:rPr>
+        <w:t xml:space="preserve">Curation gatekeeper</w:t>
+      </w:r>
+      <w:r>
+        <w:t xml:space="preserve"> </w:t>
+      </w:r>
+      <w:r>
+        <w:t xml:space="preserve">— Princípio que isola triplets/insights até aprovação manual.</w:t>
+      </w:r>
+    </w:p>
+    <w:p>
+      <w:pPr>
+        <w:pStyle w:val="Compact"/>
+        <w:numPr>
+          <w:ilvl w:val="0"/>
+          <w:numId w:val="1002"/>
+        </w:numPr>
+      </w:pPr>
+      <w:r>
+        <w:rPr>
+          <w:b/>
+          <w:bCs/>
+        </w:rPr>
+        <w:t xml:space="preserve">SNOMED-CT VetSCT / UMLS</w:t>
+      </w:r>
+      <w:r>
+        <w:t xml:space="preserve"> </w:t>
+      </w:r>
+      <w:r>
+        <w:t xml:space="preserve">— Vocabulários canônicos para condições e compostos.</w:t>
+      </w:r>
+    </w:p>
+    <w:p>
+      <w:r>
+        <w:pict>
+          <v:rect style="width:0;height:1.5pt" o:hralign="center" o:hrstd="t" o:hr="t"/>
+        </w:pict>
       </w:r>
     </w:p>
     <w:bookmarkEnd w:id="11"/>
-    <w:bookmarkStart w:id="12" w:name="painel-de-evidência-no-dialog-de-revisão"/>
-    <w:p>
-      <w:pPr>
-        <w:pStyle w:val="Heading3"/>
-      </w:pPr>
-      <w:r>
-        <w:t xml:space="preserve">2.3 Painel de evidência no dialog de revisão</w:t>
+    <w:bookmarkStart w:id="12" w:name="metodologia"/>
+    <w:p>
+      <w:pPr>
+        <w:pStyle w:val="Heading2"/>
+      </w:pPr>
+      <w:r>
+        <w:t xml:space="preserve">3. Metodologia</w:t>
+      </w:r>
+    </w:p>
+    <w:p>
+      <w:pPr>
+        <w:pStyle w:val="FirstParagraph"/>
+      </w:pPr>
+      <w:r>
+        <w:t xml:space="preserve">Esta auditoria combina 4 frentes:</w:t>
       </w:r>
     </w:p>
     <w:p>
@@ -872,7 +1446,17 @@
         </w:numPr>
       </w:pPr>
       <w:r>
-        <w:t xml:space="preserve">Computado em tempo real a partir de</w:t>
+        <w:rPr>
+          <w:b/>
+          <w:bCs/>
+        </w:rPr>
+        <w:t xml:space="preserve">Leitura de código</w:t>
+      </w:r>
+      <w:r>
+        <w:t xml:space="preserve"> </w:t>
+      </w:r>
+      <w:r>
+        <w:t xml:space="preserve">—</w:t>
       </w:r>
       <w:r>
         <w:t xml:space="preserve"> </w:t>
@@ -881,23 +1465,348 @@
         <w:rPr>
           <w:rStyle w:val="VerbatimChar"/>
         </w:rPr>
-        <w:t xml:space="preserve">pet_profiles + pet_conditions + pet_exams</w:t>
-      </w:r>
-      <w:r>
-        <w:t xml:space="preserve"> </w:t>
-      </w:r>
-      <w:r>
-        <w:t xml:space="preserve">(sem chamada de LLM): suporte populacional N/total, estratificação (raça, idade ± dp, severidade), top alterações lab com flags canônicas, provenance (cohort, modelo gerador, JSON do evidence). Avisos automáticos quando N&lt;10 ou suporte&lt;20%.</w:t>
+        <w:t xml:space="preserve">src/</w:t>
+      </w:r>
+      <w:r>
+        <w:t xml:space="preserve">,</w:t>
+      </w:r>
+      <w:r>
+        <w:t xml:space="preserve"> </w:t>
+      </w:r>
+      <w:r>
+        <w:rPr>
+          <w:rStyle w:val="VerbatimChar"/>
+        </w:rPr>
+        <w:t xml:space="preserve">supabase/functions/</w:t>
+      </w:r>
+      <w:r>
+        <w:t xml:space="preserve">,</w:t>
+      </w:r>
+      <w:r>
+        <w:t xml:space="preserve"> </w:t>
+      </w:r>
+      <w:r>
+        <w:rPr>
+          <w:rStyle w:val="VerbatimChar"/>
+        </w:rPr>
+        <w:t xml:space="preserve">supabase/migrations/</w:t>
+      </w:r>
+      <w:r>
+        <w:t xml:space="preserve">,</w:t>
+      </w:r>
+      <w:r>
+        <w:t xml:space="preserve"> </w:t>
+      </w:r>
+      <w:r>
+        <w:rPr>
+          <w:rStyle w:val="VerbatimChar"/>
+        </w:rPr>
+        <w:t xml:space="preserve">src/data/biomedical-taxonomy.ts</w:t>
+      </w:r>
+      <w:r>
+        <w:t xml:space="preserve">,</w:t>
+      </w:r>
+      <w:r>
+        <w:t xml:space="preserve"> </w:t>
+      </w:r>
+      <w:r>
+        <w:rPr>
+          <w:rStyle w:val="VerbatimChar"/>
+        </w:rPr>
+        <w:t xml:space="preserve">src/data/projectOrganograma.ts</w:t>
+      </w:r>
+      <w:r>
+        <w:t xml:space="preserve">.</w:t>
+      </w:r>
+    </w:p>
+    <w:p>
+      <w:pPr>
+        <w:pStyle w:val="Compact"/>
+        <w:numPr>
+          <w:ilvl w:val="0"/>
+          <w:numId w:val="1003"/>
+        </w:numPr>
+      </w:pPr>
+      <w:r>
+        <w:rPr>
+          <w:b/>
+          <w:bCs/>
+        </w:rPr>
+        <w:t xml:space="preserve">Inspeção viva do banco</w:t>
+      </w:r>
+      <w:r>
+        <w:t xml:space="preserve"> </w:t>
+      </w:r>
+      <w:r>
+        <w:t xml:space="preserve">—</w:t>
+      </w:r>
+      <w:r>
+        <w:t xml:space="preserve"> </w:t>
+      </w:r>
+      <w:r>
+        <w:rPr>
+          <w:rStyle w:val="VerbatimChar"/>
+        </w:rPr>
+        <w:t xml:space="preserve">read_query</w:t>
+      </w:r>
+      <w:r>
+        <w:t xml:space="preserve"> </w:t>
+      </w:r>
+      <w:r>
+        <w:t xml:space="preserve">em 18 tabelas (technical_audits, audit_requests, audit_settings, user_roles, triplet_extractions, hierarchical_edges, study_embeddings, processed_studies, health_conditions, breeds, breed_predispositions, dosage_references, lab_ranges, meta_studies, nutraceuticals, drug_substances, vet_ontology_nodes, ai_prompt_versions).</w:t>
+      </w:r>
+    </w:p>
+    <w:p>
+      <w:pPr>
+        <w:pStyle w:val="Compact"/>
+        <w:numPr>
+          <w:ilvl w:val="0"/>
+          <w:numId w:val="1003"/>
+        </w:numPr>
+      </w:pPr>
+      <w:r>
+        <w:rPr>
+          <w:b/>
+          <w:bCs/>
+        </w:rPr>
+        <w:t xml:space="preserve">Benchmark documental 2025–2026</w:t>
+      </w:r>
+      <w:r>
+        <w:t xml:space="preserve"> </w:t>
+      </w:r>
+      <w:r>
+        <w:t xml:space="preserve">— FDA AI/ML SaMD Draft (Jan/2025), EMA Reflection Paper on AI (Set/2024), EU AI Act (Mar/2024), AVMA Position on Veterinary AI (Nov/2025), GMLP 10 Guiding Principles (FDA/Health Canada/MHRA Out/2021, atualização Jun/2025).</w:t>
+      </w:r>
+    </w:p>
+    <w:p>
+      <w:pPr>
+        <w:pStyle w:val="Compact"/>
+        <w:numPr>
+          <w:ilvl w:val="0"/>
+          <w:numId w:val="1003"/>
+        </w:numPr>
+      </w:pPr>
+      <w:r>
+        <w:rPr>
+          <w:b/>
+          <w:bCs/>
+        </w:rPr>
+        <w:t xml:space="preserve">Limitações conhecidas</w:t>
+      </w:r>
+      <w:r>
+        <w:t xml:space="preserve"> </w:t>
+      </w:r>
+      <w:r>
+        <w:t xml:space="preserve">— esta auditoria é gerada por LLM (lovable-agent) com aprovação humana final; código nunca foi auditado por terceiro independente; benchmarks 2026 podem ter atualizações posteriores à data de corte.</w:t>
+      </w:r>
+    </w:p>
+    <w:p>
+      <w:r>
+        <w:pict>
+          <v:rect style="width:0;height:1.5pt" o:hralign="center" o:hrstd="t" o:hr="t"/>
+        </w:pict>
       </w:r>
     </w:p>
     <w:bookmarkEnd w:id="12"/>
-    <w:bookmarkStart w:id="13" w:name="canonicalização-clínica"/>
-    <w:p>
-      <w:pPr>
-        <w:pStyle w:val="Heading3"/>
-      </w:pPr>
-      <w:r>
-        <w:t xml:space="preserve">2.4 Canonicalização clínica</w:t>
+    <w:bookmarkStart w:id="13" w:name="visão-arquitetural-5-camadas"/>
+    <w:p>
+      <w:pPr>
+        <w:pStyle w:val="Heading2"/>
+      </w:pPr>
+      <w:r>
+        <w:t xml:space="preserve">4. Visão arquitetural — 5 camadas</w:t>
+      </w:r>
+    </w:p>
+    <w:p>
+      <w:pPr>
+        <w:pStyle w:val="SourceCode"/>
+      </w:pPr>
+      <w:r>
+        <w:rPr>
+          <w:rStyle w:val="VerbatimChar"/>
+        </w:rPr>
+        <w:t xml:space="preserve">┌─────────────────────────────────────────────────────┐</w:t>
+      </w:r>
+      <w:r>
+        <w:br/>
+      </w:r>
+      <w:r>
+        <w:rPr>
+          <w:rStyle w:val="VerbatimChar"/>
+        </w:rPr>
+        <w:t xml:space="preserve">│ L4 — Outcomes (longevidade, qualidade de vida)      │</w:t>
+      </w:r>
+      <w:r>
+        <w:br/>
+      </w:r>
+      <w:r>
+        <w:rPr>
+          <w:rStyle w:val="VerbatimChar"/>
+        </w:rPr>
+        <w:t xml:space="preserve">├─────────────────────────────────────────────────────┤</w:t>
+      </w:r>
+      <w:r>
+        <w:br/>
+      </w:r>
+      <w:r>
+        <w:rPr>
+          <w:rStyle w:val="VerbatimChar"/>
+        </w:rPr>
+        <w:t xml:space="preserve">│ L3 — Condições (191 condições; metabólicas/degen.)  │</w:t>
+      </w:r>
+      <w:r>
+        <w:br/>
+      </w:r>
+      <w:r>
+        <w:rPr>
+          <w:rStyle w:val="VerbatimChar"/>
+        </w:rPr>
+        <w:t xml:space="preserve">├─────────────────────────────────────────────────────┤</w:t>
+      </w:r>
+      <w:r>
+        <w:br/>
+      </w:r>
+      <w:r>
+        <w:rPr>
+          <w:rStyle w:val="VerbatimChar"/>
+        </w:rPr>
+        <w:t xml:space="preserve">│ L2 — Pathways (mTOR, AMPK, NAD+, autofagia…)        │</w:t>
+      </w:r>
+      <w:r>
+        <w:br/>
+      </w:r>
+      <w:r>
+        <w:rPr>
+          <w:rStyle w:val="VerbatimChar"/>
+        </w:rPr>
+        <w:t xml:space="preserve">├─────────────────────────────────────────────────────┤</w:t>
+      </w:r>
+      <w:r>
+        <w:br/>
+      </w:r>
+      <w:r>
+        <w:rPr>
+          <w:rStyle w:val="VerbatimChar"/>
+        </w:rPr>
+        <w:t xml:space="preserve">│ L1 — Mecanismos (anti-inflamatório, geroprotetor…)  │</w:t>
+      </w:r>
+      <w:r>
+        <w:br/>
+      </w:r>
+      <w:r>
+        <w:rPr>
+          <w:rStyle w:val="VerbatimChar"/>
+        </w:rPr>
+        <w:t xml:space="preserve">├─────────────────────────────────────────────────────┤</w:t>
+      </w:r>
+      <w:r>
+        <w:br/>
+      </w:r>
+      <w:r>
+        <w:rPr>
+          <w:rStyle w:val="VerbatimChar"/>
+        </w:rPr>
+        <w:t xml:space="preserve">│ L0 — Compostos (30 nutracêuticos + 50 fármacos)     │</w:t>
+      </w:r>
+      <w:r>
+        <w:br/>
+      </w:r>
+      <w:r>
+        <w:rPr>
+          <w:rStyle w:val="VerbatimChar"/>
+        </w:rPr>
+        <w:t xml:space="preserve">└─────────────────────────────────────────────────────┘</w:t>
+      </w:r>
+    </w:p>
+    <w:tbl>
+      <w:tblPr>
+        <w:tblStyle w:val="FigureTable"/>
+        <w:tblW w:type="auto" w:w="0"/>
+        <w:jc w:val="center"/>
+        <w:tblLook w:firstRow="0" w:lastRow="0" w:firstColumn="0" w:lastColumn="0"/>
+      </w:tblPr>
+      <w:tblGrid>
+        <w:gridCol w:w="7920"/>
+      </w:tblGrid>
+      <w:tr>
+        <w:tc>
+          <w:tcPr/>
+          <w:p>
+            <w:pPr>
+              <w:pStyle w:val="Compact"/>
+              <w:jc w:val="center"/>
+            </w:pPr>
+            <w:r>
+              <w:t xml:space="preserve">5 camadas do KG</w:t>
+            </w:r>
+          </w:p>
+        </w:tc>
+      </w:tr>
+    </w:tbl>
+    <w:p>
+      <w:pPr>
+        <w:pStyle w:val="ImageCaption"/>
+      </w:pPr>
+      <w:r>
+        <w:t xml:space="preserve">5 camadas do KG</w:t>
+      </w:r>
+    </w:p>
+    <w:p>
+      <w:pPr>
+        <w:pStyle w:val="BodyText"/>
+      </w:pPr>
+      <w:r>
+        <w:t xml:space="preserve">Total de 941 nós na ontologia veterinária + 254 predisposições raciais cobrindo 81 raças com curvas Gompertz individuais.</w:t>
+      </w:r>
+    </w:p>
+    <w:p>
+      <w:r>
+        <w:pict>
+          <v:rect style="width:0;height:1.5pt" o:hralign="center" o:hrstd="t" o:hr="t"/>
+        </w:pict>
+      </w:r>
+    </w:p>
+    <w:bookmarkEnd w:id="13"/>
+    <w:bookmarkStart w:id="14" w:name="pipeline-de-digestão-7-estágios"/>
+    <w:p>
+      <w:pPr>
+        <w:pStyle w:val="Heading2"/>
+      </w:pPr>
+      <w:r>
+        <w:t xml:space="preserve">5. Pipeline de digestão (7 estágios)</w:t>
+      </w:r>
+    </w:p>
+    <w:tbl>
+      <w:tblPr>
+        <w:tblStyle w:val="FigureTable"/>
+        <w:tblW w:type="auto" w:w="0"/>
+        <w:jc w:val="center"/>
+        <w:tblLook w:firstRow="0" w:lastRow="0" w:firstColumn="0" w:lastColumn="0"/>
+      </w:tblPr>
+      <w:tblGrid>
+        <w:gridCol w:w="7920"/>
+      </w:tblGrid>
+      <w:tr>
+        <w:tc>
+          <w:tcPr/>
+          <w:p>
+            <w:pPr>
+              <w:pStyle w:val="Compact"/>
+              <w:jc w:val="center"/>
+            </w:pPr>
+            <w:r>
+              <w:t xml:space="preserve">Pipeline 7 estágios</w:t>
+            </w:r>
+          </w:p>
+        </w:tc>
+      </w:tr>
+    </w:tbl>
+    <w:p>
+      <w:pPr>
+        <w:pStyle w:val="ImageCaption"/>
+      </w:pPr>
+      <w:r>
+        <w:t xml:space="preserve">Pipeline 7 estágios</w:t>
       </w:r>
     </w:p>
     <w:p>
@@ -909,22 +1818,17 @@
         </w:numPr>
       </w:pPr>
       <w:r>
-        <w:t xml:space="preserve">Novo helper</w:t>
-      </w:r>
-      <w:r>
-        <w:t xml:space="preserve"> </w:t>
-      </w:r>
-      <w:r>
-        <w:rPr>
-          <w:rStyle w:val="VerbatimChar"/>
-        </w:rPr>
-        <w:t xml:space="preserve">canonicalConditionKey</w:t>
-      </w:r>
-      <w:r>
-        <w:t xml:space="preserve"> </w:t>
-      </w:r>
-      <w:r>
-        <w:t xml:space="preserve">faz lookup reverso PT→EN antes da contagem (resolve a dupla contagem).</w:t>
+        <w:rPr>
+          <w:b/>
+          <w:bCs/>
+        </w:rPr>
+        <w:t xml:space="preserve">Upload + dedup SHA-256</w:t>
+      </w:r>
+      <w:r>
+        <w:t xml:space="preserve"> </w:t>
+      </w:r>
+      <w:r>
+        <w:t xml:space="preserve">— bloqueia PDFs duplicados; Levenshtein no título evita reupload com nome levemente alterado.</w:t>
       </w:r>
     </w:p>
     <w:p>
@@ -936,22 +1840,17 @@
         </w:numPr>
       </w:pPr>
       <w:r>
-        <w:t xml:space="preserve">Novo</w:t>
-      </w:r>
-      <w:r>
-        <w:t xml:space="preserve"> </w:t>
-      </w:r>
-      <w:r>
-        <w:rPr>
-          <w:rStyle w:val="VerbatimChar"/>
-        </w:rPr>
-        <w:t xml:space="preserve">lab-flag-canonicalizer.ts</w:t>
-      </w:r>
-      <w:r>
-        <w:t xml:space="preserve"> </w:t>
-      </w:r>
-      <w:r>
-        <w:t xml:space="preserve">unifica HCT↔Hematócrito, PLT↔Plt, ALT↔TGP, AST↔TGO, FA↔ALP, Ureia↔BUN, Creatinina↔Creatinine. Top-12 estável.</w:t>
+        <w:rPr>
+          <w:b/>
+          <w:bCs/>
+        </w:rPr>
+        <w:t xml:space="preserve">Chunking</w:t>
+      </w:r>
+      <w:r>
+        <w:t xml:space="preserve"> </w:t>
+      </w:r>
+      <w:r>
+        <w:t xml:space="preserve">— divisão semântica para LLMs com janela limitada.</w:t>
       </w:r>
     </w:p>
     <w:p>
@@ -964,15 +1863,40 @@
       </w:pPr>
       <w:r>
         <w:rPr>
+          <w:b/>
+          <w:bCs/>
+        </w:rPr>
+        <w:t xml:space="preserve">Vetorização (text-embedding-004)</w:t>
+      </w:r>
+      <w:r>
+        <w:t xml:space="preserve"> </w:t>
+      </w:r>
+      <w:r>
+        <w:t xml:space="preserve">— pré-requisito da curadoria (curador precisa do</w:t>
+      </w:r>
+      <w:r>
+        <w:t xml:space="preserve"> </w:t>
+      </w:r>
+      <w:r>
+        <w:t xml:space="preserve">“Trecho de Origem”</w:t>
+      </w:r>
+      <w:r>
+        <w:t xml:space="preserve">). Disparo centralizado em</w:t>
+      </w:r>
+      <w:r>
+        <w:t xml:space="preserve"> </w:t>
+      </w:r>
+      <w:r>
+        <w:rPr>
           <w:rStyle w:val="VerbatimChar"/>
         </w:rPr>
-        <w:t xml:space="preserve">formatLabValue</w:t>
-      </w:r>
-      <w:r>
-        <w:t xml:space="preserve"> </w:t>
-      </w:r>
-      <w:r>
-        <w:t xml:space="preserve">deixou de imprimir</w:t>
+        <w:t xml:space="preserve">extract-study-entities</w:t>
+      </w:r>
+      <w:r>
+        <w:t xml:space="preserve"> </w:t>
+      </w:r>
+      <w:r>
+        <w:t xml:space="preserve">via</w:t>
       </w:r>
       <w:r>
         <w:t xml:space="preserve"> </w:t>
@@ -981,23 +1905,115 @@
         <w:rPr>
           <w:rStyle w:val="VerbatimChar"/>
         </w:rPr>
-        <w:t xml:space="preserve">ref ?–?</w:t>
-      </w:r>
-      <w:r>
-        <w:t xml:space="preserve"> </w:t>
-      </w:r>
-      <w:r>
-        <w:t xml:space="preserve">para exames qualitativos.</w:t>
-      </w:r>
-    </w:p>
-    <w:bookmarkEnd w:id="13"/>
-    <w:bookmarkStart w:id="14" w:name="ia-gateway-robustez"/>
-    <w:p>
-      <w:pPr>
-        <w:pStyle w:val="Heading3"/>
-      </w:pPr>
-      <w:r>
-        <w:t xml:space="preserve">2.5 IA gateway / robustez</w:t>
+        <w:t xml:space="preserve">EdgeRuntime.waitUntil</w:t>
+      </w:r>
+      <w:r>
+        <w:t xml:space="preserve">.</w:t>
+      </w:r>
+    </w:p>
+    <w:p>
+      <w:pPr>
+        <w:pStyle w:val="Compact"/>
+        <w:numPr>
+          <w:ilvl w:val="0"/>
+          <w:numId w:val="1004"/>
+        </w:numPr>
+      </w:pPr>
+      <w:r>
+        <w:rPr>
+          <w:b/>
+          <w:bCs/>
+        </w:rPr>
+        <w:t xml:space="preserve">Stage 1 — extração de entidades</w:t>
+      </w:r>
+      <w:r>
+        <w:t xml:space="preserve"> </w:t>
+      </w:r>
+      <w:r>
+        <w:t xml:space="preserve">(gemini-2.5-pro / gemini-3.1-pro-preview).</w:t>
+      </w:r>
+    </w:p>
+    <w:p>
+      <w:pPr>
+        <w:pStyle w:val="Compact"/>
+        <w:numPr>
+          <w:ilvl w:val="0"/>
+          <w:numId w:val="1004"/>
+        </w:numPr>
+      </w:pPr>
+      <w:r>
+        <w:rPr>
+          <w:b/>
+          <w:bCs/>
+        </w:rPr>
+        <w:t xml:space="preserve">Stage 2 — extração de triplets</w:t>
+      </w:r>
+      <w:r>
+        <w:t xml:space="preserve"> </w:t>
+      </w:r>
+      <w:r>
+        <w:t xml:space="preserve">(modelos high-quality; chunking adaptativo).</w:t>
+      </w:r>
+    </w:p>
+    <w:p>
+      <w:pPr>
+        <w:pStyle w:val="Compact"/>
+        <w:numPr>
+          <w:ilvl w:val="0"/>
+          <w:numId w:val="1004"/>
+        </w:numPr>
+      </w:pPr>
+      <w:r>
+        <w:rPr>
+          <w:b/>
+          <w:bCs/>
+        </w:rPr>
+        <w:t xml:space="preserve">Stage 3 — enriquecimento</w:t>
+      </w:r>
+      <w:r>
+        <w:t xml:space="preserve"> </w:t>
+      </w:r>
+      <w:r>
+        <w:t xml:space="preserve">(intensidade, dosagem, espécies, evidence_level).</w:t>
+      </w:r>
+    </w:p>
+    <w:p>
+      <w:pPr>
+        <w:pStyle w:val="Compact"/>
+        <w:numPr>
+          <w:ilvl w:val="0"/>
+          <w:numId w:val="1004"/>
+        </w:numPr>
+      </w:pPr>
+      <w:r>
+        <w:rPr>
+          <w:b/>
+          <w:bCs/>
+        </w:rPr>
+        <w:t xml:space="preserve">Curadoria HITL</w:t>
+      </w:r>
+      <w:r>
+        <w:t xml:space="preserve"> </w:t>
+      </w:r>
+      <w:r>
+        <w:t xml:space="preserve">— gatekeeper. Triplets ≥50% confiança auto-aprovam; &lt;50% ficam pending. Insights populacionais (cohort_insights) também passam por validação vet-curador desde 27/05.</w:t>
+      </w:r>
+    </w:p>
+    <w:p>
+      <w:r>
+        <w:pict>
+          <v:rect style="width:0;height:1.5pt" o:hralign="center" o:hrstd="t" o:hr="t"/>
+        </w:pict>
+      </w:r>
+    </w:p>
+    <w:bookmarkEnd w:id="14"/>
+    <w:bookmarkStart w:id="15" w:name="vetorização-e-embeddings"/>
+    <w:p>
+      <w:pPr>
+        <w:pStyle w:val="Heading2"/>
+      </w:pPr>
+      <w:r>
+        <w:t xml:space="preserve">6. Vetorização e embeddings</w:t>
       </w:r>
     </w:p>
     <w:p>
@@ -1010,15 +2026,25 @@
       </w:pPr>
       <w:r>
         <w:rPr>
+          <w:b/>
+          <w:bCs/>
+        </w:rPr>
+        <w:t xml:space="preserve">Modelo principal:</w:t>
+      </w:r>
+      <w:r>
+        <w:t xml:space="preserve"> </w:t>
+      </w:r>
+      <w:r>
+        <w:rPr>
           <w:rStyle w:val="VerbatimChar"/>
         </w:rPr>
-        <w:t xml:space="preserve">suggest-cohort-ideas</w:t>
-      </w:r>
-      <w:r>
-        <w:t xml:space="preserve"> </w:t>
-      </w:r>
-      <w:r>
-        <w:t xml:space="preserve">migrado de gemini-3.5-flash (ignorava JSON Schema, perdia</w:t>
+        <w:t xml:space="preserve">text-embedding-004</w:t>
+      </w:r>
+      <w:r>
+        <w:t xml:space="preserve"> </w:t>
+      </w:r>
+      <w:r>
+        <w:t xml:space="preserve">(768 dimensões via</w:t>
       </w:r>
       <w:r>
         <w:t xml:space="preserve"> </w:t>
@@ -1027,25 +2053,10 @@
         <w:rPr>
           <w:rStyle w:val="VerbatimChar"/>
         </w:rPr>
-        <w:t xml:space="preserve">target_model_id</w:t>
-      </w:r>
-      <w:r>
-        <w:t xml:space="preserve"> </w:t>
-      </w:r>
-      <w:r>
-        <w:t xml:space="preserve">e</w:t>
-      </w:r>
-      <w:r>
-        <w:t xml:space="preserve"> </w:t>
-      </w:r>
-      <w:r>
-        <w:rPr>
-          <w:rStyle w:val="VerbatimChar"/>
-        </w:rPr>
-        <w:t xml:space="preserve">record_requirements</w:t>
-      </w:r>
-      <w:r>
-        <w:t xml:space="preserve">) para gemini-3.1-pro-preview.</w:t>
+        <w:t xml:space="preserve">pgvector</w:t>
+      </w:r>
+      <w:r>
+        <w:t xml:space="preserve">).</w:t>
       </w:r>
     </w:p>
     <w:p>
@@ -1057,7 +2068,17 @@
         </w:numPr>
       </w:pPr>
       <w:r>
-        <w:t xml:space="preserve">Validação server-side das 4 regras duras: 6 cohorts, 6 modelos distintos,</w:t>
+        <w:rPr>
+          <w:b/>
+          <w:bCs/>
+        </w:rPr>
+        <w:t xml:space="preserve">Modelos legados em coexistência:</w:t>
+      </w:r>
+      <w:r>
+        <w:t xml:space="preserve"> </w:t>
+      </w:r>
+      <w:r>
+        <w:t xml:space="preserve">44 versões distintas registradas em</w:t>
       </w:r>
       <w:r>
         <w:t xml:space="preserve"> </w:t>
@@ -1066,13 +2087,13 @@
         <w:rPr>
           <w:rStyle w:val="VerbatimChar"/>
         </w:rPr>
-        <w:t xml:space="preserve">record_requirements</w:t>
-      </w:r>
-      <w:r>
-        <w:t xml:space="preserve"> </w:t>
-      </w:r>
-      <w:r>
-        <w:t xml:space="preserve">não-vazio, ≥2 cohorts deceased/mixed.</w:t>
+        <w:t xml:space="preserve">embedding_model_version</w:t>
+      </w:r>
+      <w:r>
+        <w:t xml:space="preserve"> </w:t>
+      </w:r>
+      <w:r>
+        <w:t xml:space="preserve">(gap P1: migração consolidada pendente).</w:t>
       </w:r>
     </w:p>
     <w:p>
@@ -1084,7 +2105,79 @@
         </w:numPr>
       </w:pPr>
       <w:r>
-        <w:t xml:space="preserve">Fallback automático para gpt-5.4 em falha de provedor.</w:t>
+        <w:rPr>
+          <w:b/>
+          <w:bCs/>
+        </w:rPr>
+        <w:t xml:space="preserve">Cobertura atual:</w:t>
+      </w:r>
+      <w:r>
+        <w:t xml:space="preserve"> </w:t>
+      </w:r>
+      <w:r>
+        <w:t xml:space="preserve">13 estudos processados com 1.342 chunks distintos vetorizados.</w:t>
+      </w:r>
+    </w:p>
+    <w:p>
+      <w:pPr>
+        <w:pStyle w:val="Compact"/>
+        <w:numPr>
+          <w:ilvl w:val="0"/>
+          <w:numId w:val="1005"/>
+        </w:numPr>
+      </w:pPr>
+      <w:r>
+        <w:rPr>
+          <w:b/>
+          <w:bCs/>
+        </w:rPr>
+        <w:t xml:space="preserve">Função RPC:</w:t>
+      </w:r>
+      <w:r>
+        <w:t xml:space="preserve"> </w:t>
+      </w:r>
+      <w:r>
+        <w:rPr>
+          <w:rStyle w:val="VerbatimChar"/>
+        </w:rPr>
+        <w:t xml:space="preserve">search_study_chunks(query_embedding, match_study_id, match_threshold=0.7, match_count=5)</w:t>
+      </w:r>
+      <w:r>
+        <w:t xml:space="preserve">.</w:t>
+      </w:r>
+    </w:p>
+    <w:p>
+      <w:pPr>
+        <w:pStyle w:val="Compact"/>
+        <w:numPr>
+          <w:ilvl w:val="0"/>
+          <w:numId w:val="1005"/>
+        </w:numPr>
+      </w:pPr>
+      <w:r>
+        <w:rPr>
+          <w:b/>
+          <w:bCs/>
+        </w:rPr>
+        <w:t xml:space="preserve">Índice:</w:t>
+      </w:r>
+      <w:r>
+        <w:t xml:space="preserve"> </w:t>
+      </w:r>
+      <w:r>
+        <w:t xml:space="preserve">HNSW em</w:t>
+      </w:r>
+      <w:r>
+        <w:t xml:space="preserve"> </w:t>
+      </w:r>
+      <w:r>
+        <w:rPr>
+          <w:rStyle w:val="VerbatimChar"/>
+        </w:rPr>
+        <w:t xml:space="preserve">study_embeddings.embedding</w:t>
+      </w:r>
+      <w:r>
+        <w:t xml:space="preserve">.</w:t>
       </w:r>
     </w:p>
     <w:p>
@@ -1094,15 +2187,432 @@
         </w:pict>
       </w:r>
     </w:p>
-    <w:bookmarkEnd w:id="14"/>
     <w:bookmarkEnd w:id="15"/>
-    <w:bookmarkStart w:id="16" w:name="cobertura-regulatória-delta"/>
+    <w:bookmarkStart w:id="16" w:name="banco-relacional-e-rls"/>
     <w:p>
       <w:pPr>
         <w:pStyle w:val="Heading2"/>
       </w:pPr>
       <w:r>
-        <w:t xml:space="preserve">3. Cobertura regulatória — delta</w:t>
+        <w:t xml:space="preserve">7. Banco relacional e RLS</w:t>
+      </w:r>
+    </w:p>
+    <w:p>
+      <w:pPr>
+        <w:pStyle w:val="FirstParagraph"/>
+      </w:pPr>
+      <w:r>
+        <w:t xml:space="preserve">97 tabelas no schema</w:t>
+      </w:r>
+      <w:r>
+        <w:t xml:space="preserve"> </w:t>
+      </w:r>
+      <w:r>
+        <w:rPr>
+          <w:rStyle w:val="VerbatimChar"/>
+        </w:rPr>
+        <w:t xml:space="preserve">public</w:t>
+      </w:r>
+      <w:r>
+        <w:t xml:space="preserve">. Tabelas críticas com RLS:</w:t>
+      </w:r>
+    </w:p>
+    <w:p>
+      <w:pPr>
+        <w:pStyle w:val="Compact"/>
+        <w:numPr>
+          <w:ilvl w:val="0"/>
+          <w:numId w:val="1006"/>
+        </w:numPr>
+      </w:pPr>
+      <w:r>
+        <w:rPr>
+          <w:rStyle w:val="VerbatimChar"/>
+        </w:rPr>
+        <w:t xml:space="preserve">user_roles</w:t>
+      </w:r>
+      <w:r>
+        <w:t xml:space="preserve"> </w:t>
+      </w:r>
+      <w:r>
+        <w:t xml:space="preserve">—</w:t>
+      </w:r>
+      <w:r>
+        <w:t xml:space="preserve"> </w:t>
+      </w:r>
+      <w:r>
+        <w:rPr>
+          <w:rStyle w:val="VerbatimChar"/>
+        </w:rPr>
+        <w:t xml:space="preserve">app_role enum ('admin','moderator','user')</w:t>
+      </w:r>
+      <w:r>
+        <w:t xml:space="preserve">. Função</w:t>
+      </w:r>
+      <w:r>
+        <w:t xml:space="preserve"> </w:t>
+      </w:r>
+      <w:r>
+        <w:rPr>
+          <w:rStyle w:val="VerbatimChar"/>
+        </w:rPr>
+        <w:t xml:space="preserve">is_admin()</w:t>
+      </w:r>
+      <w:r>
+        <w:t xml:space="preserve"> </w:t>
+      </w:r>
+      <w:r>
+        <w:t xml:space="preserve">/</w:t>
+      </w:r>
+      <w:r>
+        <w:t xml:space="preserve"> </w:t>
+      </w:r>
+      <w:r>
+        <w:rPr>
+          <w:rStyle w:val="VerbatimChar"/>
+        </w:rPr>
+        <w:t xml:space="preserve">has_role()</w:t>
+      </w:r>
+      <w:r>
+        <w:t xml:space="preserve"> </w:t>
+      </w:r>
+      <w:r>
+        <w:t xml:space="preserve">é SECURITY DEFINER, evita recursão.</w:t>
+      </w:r>
+    </w:p>
+    <w:p>
+      <w:pPr>
+        <w:pStyle w:val="Compact"/>
+        <w:numPr>
+          <w:ilvl w:val="0"/>
+          <w:numId w:val="1006"/>
+        </w:numPr>
+      </w:pPr>
+      <w:r>
+        <w:rPr>
+          <w:rStyle w:val="VerbatimChar"/>
+        </w:rPr>
+        <w:t xml:space="preserve">technical_audits</w:t>
+      </w:r>
+      <w:r>
+        <w:t xml:space="preserve">,</w:t>
+      </w:r>
+      <w:r>
+        <w:t xml:space="preserve"> </w:t>
+      </w:r>
+      <w:r>
+        <w:rPr>
+          <w:rStyle w:val="VerbatimChar"/>
+        </w:rPr>
+        <w:t xml:space="preserve">audit_requests</w:t>
+      </w:r>
+      <w:r>
+        <w:t xml:space="preserve">,</w:t>
+      </w:r>
+      <w:r>
+        <w:t xml:space="preserve"> </w:t>
+      </w:r>
+      <w:r>
+        <w:rPr>
+          <w:rStyle w:val="VerbatimChar"/>
+        </w:rPr>
+        <w:t xml:space="preserve">audit_settings</w:t>
+      </w:r>
+      <w:r>
+        <w:t xml:space="preserve"> </w:t>
+      </w:r>
+      <w:r>
+        <w:t xml:space="preserve">— somente admin.</w:t>
+      </w:r>
+    </w:p>
+    <w:p>
+      <w:pPr>
+        <w:pStyle w:val="Compact"/>
+        <w:numPr>
+          <w:ilvl w:val="0"/>
+          <w:numId w:val="1006"/>
+        </w:numPr>
+      </w:pPr>
+      <w:r>
+        <w:rPr>
+          <w:rStyle w:val="VerbatimChar"/>
+        </w:rPr>
+        <w:t xml:space="preserve">pet_profiles</w:t>
+      </w:r>
+      <w:r>
+        <w:t xml:space="preserve">,</w:t>
+      </w:r>
+      <w:r>
+        <w:t xml:space="preserve"> </w:t>
+      </w:r>
+      <w:r>
+        <w:rPr>
+          <w:rStyle w:val="VerbatimChar"/>
+        </w:rPr>
+        <w:t xml:space="preserve">pet_conditions</w:t>
+      </w:r>
+      <w:r>
+        <w:t xml:space="preserve">,</w:t>
+      </w:r>
+      <w:r>
+        <w:t xml:space="preserve"> </w:t>
+      </w:r>
+      <w:r>
+        <w:rPr>
+          <w:rStyle w:val="VerbatimChar"/>
+        </w:rPr>
+        <w:t xml:space="preserve">pet_exams</w:t>
+      </w:r>
+      <w:r>
+        <w:t xml:space="preserve">,</w:t>
+      </w:r>
+      <w:r>
+        <w:t xml:space="preserve"> </w:t>
+      </w:r>
+      <w:r>
+        <w:rPr>
+          <w:rStyle w:val="VerbatimChar"/>
+        </w:rPr>
+        <w:t xml:space="preserve">pet_consultations</w:t>
+      </w:r>
+      <w:r>
+        <w:t xml:space="preserve">,</w:t>
+      </w:r>
+      <w:r>
+        <w:t xml:space="preserve"> </w:t>
+      </w:r>
+      <w:r>
+        <w:rPr>
+          <w:rStyle w:val="VerbatimChar"/>
+        </w:rPr>
+        <w:t xml:space="preserve">pet_medications</w:t>
+      </w:r>
+      <w:r>
+        <w:t xml:space="preserve"> </w:t>
+      </w:r>
+      <w:r>
+        <w:t xml:space="preserve">— vet/admin.</w:t>
+      </w:r>
+    </w:p>
+    <w:p>
+      <w:pPr>
+        <w:pStyle w:val="Compact"/>
+        <w:numPr>
+          <w:ilvl w:val="0"/>
+          <w:numId w:val="1006"/>
+        </w:numPr>
+      </w:pPr>
+      <w:r>
+        <w:rPr>
+          <w:rStyle w:val="VerbatimChar"/>
+        </w:rPr>
+        <w:t xml:space="preserve">triplet_extractions</w:t>
+      </w:r>
+      <w:r>
+        <w:t xml:space="preserve">,</w:t>
+      </w:r>
+      <w:r>
+        <w:t xml:space="preserve"> </w:t>
+      </w:r>
+      <w:r>
+        <w:rPr>
+          <w:rStyle w:val="VerbatimChar"/>
+        </w:rPr>
+        <w:t xml:space="preserve">hierarchical_edges</w:t>
+      </w:r>
+      <w:r>
+        <w:t xml:space="preserve">,</w:t>
+      </w:r>
+      <w:r>
+        <w:t xml:space="preserve"> </w:t>
+      </w:r>
+      <w:r>
+        <w:rPr>
+          <w:rStyle w:val="VerbatimChar"/>
+        </w:rPr>
+        <w:t xml:space="preserve">study_embeddings</w:t>
+      </w:r>
+      <w:r>
+        <w:t xml:space="preserve"> </w:t>
+      </w:r>
+      <w:r>
+        <w:t xml:space="preserve">— leitura ampla autenticada, escrita restrita.</w:t>
+      </w:r>
+    </w:p>
+    <w:p>
+      <w:pPr>
+        <w:pStyle w:val="Compact"/>
+        <w:numPr>
+          <w:ilvl w:val="0"/>
+          <w:numId w:val="1006"/>
+        </w:numPr>
+      </w:pPr>
+      <w:r>
+        <w:rPr>
+          <w:rStyle w:val="VerbatimChar"/>
+        </w:rPr>
+        <w:t xml:space="preserve">cohort_insights</w:t>
+      </w:r>
+      <w:r>
+        <w:t xml:space="preserve"> </w:t>
+      </w:r>
+      <w:r>
+        <w:t xml:space="preserve">— campo</w:t>
+      </w:r>
+      <w:r>
+        <w:t xml:space="preserve"> </w:t>
+      </w:r>
+      <w:r>
+        <w:rPr>
+          <w:rStyle w:val="VerbatimChar"/>
+        </w:rPr>
+        <w:t xml:space="preserve">vet_review_status</w:t>
+      </w:r>
+      <w:r>
+        <w:t xml:space="preserve"> </w:t>
+      </w:r>
+      <w:r>
+        <w:t xml:space="preserve">agora com check constraint + índice (novidade v5.2.0).</w:t>
+      </w:r>
+    </w:p>
+    <w:p>
+      <w:pPr>
+        <w:pStyle w:val="Compact"/>
+        <w:numPr>
+          <w:ilvl w:val="0"/>
+          <w:numId w:val="1006"/>
+        </w:numPr>
+      </w:pPr>
+      <w:r>
+        <w:t xml:space="preserve">Storage buckets:</w:t>
+      </w:r>
+      <w:r>
+        <w:t xml:space="preserve"> </w:t>
+      </w:r>
+      <w:r>
+        <w:rPr>
+          <w:rStyle w:val="VerbatimChar"/>
+        </w:rPr>
+        <w:t xml:space="preserve">study_pdfs</w:t>
+      </w:r>
+      <w:r>
+        <w:t xml:space="preserve">,</w:t>
+      </w:r>
+      <w:r>
+        <w:t xml:space="preserve"> </w:t>
+      </w:r>
+      <w:r>
+        <w:rPr>
+          <w:rStyle w:val="VerbatimChar"/>
+        </w:rPr>
+        <w:t xml:space="preserve">pet_exams_pdfs</w:t>
+      </w:r>
+      <w:r>
+        <w:t xml:space="preserve">,</w:t>
+      </w:r>
+      <w:r>
+        <w:t xml:space="preserve"> </w:t>
+      </w:r>
+      <w:r>
+        <w:rPr>
+          <w:rStyle w:val="VerbatimChar"/>
+        </w:rPr>
+        <w:t xml:space="preserve">meta_studies_pdfs</w:t>
+      </w:r>
+      <w:r>
+        <w:t xml:space="preserve">,</w:t>
+      </w:r>
+      <w:r>
+        <w:t xml:space="preserve"> </w:t>
+      </w:r>
+      <w:r>
+        <w:rPr>
+          <w:rStyle w:val="VerbatimChar"/>
+        </w:rPr>
+        <w:t xml:space="preserve">ontology-indexes</w:t>
+      </w:r>
+      <w:r>
+        <w:t xml:space="preserve"> </w:t>
+      </w:r>
+      <w:r>
+        <w:t xml:space="preserve">(privados);</w:t>
+      </w:r>
+      <w:r>
+        <w:t xml:space="preserve"> </w:t>
+      </w:r>
+      <w:r>
+        <w:rPr>
+          <w:rStyle w:val="VerbatimChar"/>
+        </w:rPr>
+        <w:t xml:space="preserve">pet-photos</w:t>
+      </w:r>
+      <w:r>
+        <w:t xml:space="preserve">,</w:t>
+      </w:r>
+      <w:r>
+        <w:t xml:space="preserve"> </w:t>
+      </w:r>
+      <w:r>
+        <w:rPr>
+          <w:rStyle w:val="VerbatimChar"/>
+        </w:rPr>
+        <w:t xml:space="preserve">meta-study-covers</w:t>
+      </w:r>
+      <w:r>
+        <w:t xml:space="preserve"> </w:t>
+      </w:r>
+      <w:r>
+        <w:t xml:space="preserve">(públicos).</w:t>
+      </w:r>
+    </w:p>
+    <w:tbl>
+      <w:tblPr>
+        <w:tblStyle w:val="FigureTable"/>
+        <w:tblW w:type="auto" w:w="0"/>
+        <w:jc w:val="center"/>
+        <w:tblLook w:firstRow="0" w:lastRow="0" w:firstColumn="0" w:lastColumn="0"/>
+      </w:tblPr>
+      <w:tblGrid>
+        <w:gridCol w:w="7920"/>
+      </w:tblGrid>
+      <w:tr>
+        <w:tc>
+          <w:tcPr/>
+          <w:p>
+            <w:pPr>
+              <w:pStyle w:val="Compact"/>
+              <w:jc w:val="center"/>
+            </w:pPr>
+            <w:r>
+              <w:t xml:space="preserve">Governança RLS</w:t>
+            </w:r>
+          </w:p>
+        </w:tc>
+      </w:tr>
+    </w:tbl>
+    <w:p>
+      <w:pPr>
+        <w:pStyle w:val="ImageCaption"/>
+      </w:pPr>
+      <w:r>
+        <w:t xml:space="preserve">Governança RLS</w:t>
+      </w:r>
+    </w:p>
+    <w:p>
+      <w:r>
+        <w:pict>
+          <v:rect style="width:0;height:1.5pt" o:hralign="center" o:hrstd="t" o:hr="t"/>
+        </w:pict>
+      </w:r>
+    </w:p>
+    <w:bookmarkEnd w:id="16"/>
+    <w:bookmarkStart w:id="17" w:name="X1c07161e0284e3936ba17f6fd5720318323bfb6"/>
+    <w:p>
+      <w:pPr>
+        <w:pStyle w:val="Heading2"/>
+      </w:pPr>
+      <w:r>
+        <w:t xml:space="preserve">8. Uso de LLM por edge function (8 prompts ativos)</w:t>
       </w:r>
     </w:p>
     <w:tbl>
@@ -1129,40 +2639,40 @@
               <w:pStyle w:val="Compact"/>
             </w:pPr>
             <w:r>
-              <w:t xml:space="preserve">Framework</w:t>
-            </w:r>
-          </w:p>
-        </w:tc>
-        <w:tc>
-          <w:tcPr/>
-          <w:p>
-            <w:pPr>
-              <w:pStyle w:val="Compact"/>
-            </w:pPr>
-            <w:r>
-              <w:t xml:space="preserve">Pontos cobertos na v5.1.0</w:t>
-            </w:r>
-          </w:p>
-        </w:tc>
-        <w:tc>
-          <w:tcPr/>
-          <w:p>
-            <w:pPr>
-              <w:pStyle w:val="Compact"/>
-            </w:pPr>
-            <w:r>
-              <w:t xml:space="preserve">Pontos adicionais na v5.2.0</w:t>
-            </w:r>
-          </w:p>
-        </w:tc>
-        <w:tc>
-          <w:tcPr/>
-          <w:p>
-            <w:pPr>
-              <w:pStyle w:val="Compact"/>
-            </w:pPr>
-            <w:r>
-              <w:t xml:space="preserve">Total v5.2.0</w:t>
+              <w:t xml:space="preserve">Função</w:t>
+            </w:r>
+          </w:p>
+        </w:tc>
+        <w:tc>
+          <w:tcPr/>
+          <w:p>
+            <w:pPr>
+              <w:pStyle w:val="Compact"/>
+            </w:pPr>
+            <w:r>
+              <w:t xml:space="preserve">Modelo primário</w:t>
+            </w:r>
+          </w:p>
+        </w:tc>
+        <w:tc>
+          <w:tcPr/>
+          <w:p>
+            <w:pPr>
+              <w:pStyle w:val="Compact"/>
+            </w:pPr>
+            <w:r>
+              <w:t xml:space="preserve">Fallback</w:t>
+            </w:r>
+          </w:p>
+        </w:tc>
+        <w:tc>
+          <w:tcPr/>
+          <w:p>
+            <w:pPr>
+              <w:pStyle w:val="Compact"/>
+            </w:pPr>
+            <w:r>
+              <w:t xml:space="preserve">Tarefa</w:t>
             </w:r>
           </w:p>
         </w:tc>
@@ -1175,44 +2685,40 @@
               <w:pStyle w:val="Compact"/>
             </w:pPr>
             <w:r>
-              <w:t xml:space="preserve">FDA Draft Jan/2025</w:t>
-            </w:r>
-          </w:p>
-        </w:tc>
-        <w:tc>
-          <w:tcPr/>
-          <w:p>
-            <w:pPr>
-              <w:pStyle w:val="Compact"/>
-            </w:pPr>
-            <w:r>
-              <w:t xml:space="preserve">5/7</w:t>
-            </w:r>
-          </w:p>
-        </w:tc>
-        <w:tc>
-          <w:tcPr/>
-          <w:p>
-            <w:pPr>
-              <w:pStyle w:val="Compact"/>
-            </w:pPr>
-            <w:r>
-              <w:t xml:space="preserve">+1 (transparência quantitativa)</w:t>
-            </w:r>
-          </w:p>
-        </w:tc>
-        <w:tc>
-          <w:tcPr/>
-          <w:p>
-            <w:pPr>
-              <w:pStyle w:val="Compact"/>
-            </w:pPr>
-            <w:r>
-              <w:rPr>
-                <w:b/>
-                <w:bCs/>
-              </w:rPr>
-              <w:t xml:space="preserve">6/7</w:t>
+              <w:t xml:space="preserve">extract-study-entities</w:t>
+            </w:r>
+          </w:p>
+        </w:tc>
+        <w:tc>
+          <w:tcPr/>
+          <w:p>
+            <w:pPr>
+              <w:pStyle w:val="Compact"/>
+            </w:pPr>
+            <w:r>
+              <w:t xml:space="preserve">gemini-2.5-pro</w:t>
+            </w:r>
+          </w:p>
+        </w:tc>
+        <w:tc>
+          <w:tcPr/>
+          <w:p>
+            <w:pPr>
+              <w:pStyle w:val="Compact"/>
+            </w:pPr>
+            <w:r>
+              <w:t xml:space="preserve">—</w:t>
+            </w:r>
+          </w:p>
+        </w:tc>
+        <w:tc>
+          <w:tcPr/>
+          <w:p>
+            <w:pPr>
+              <w:pStyle w:val="Compact"/>
+            </w:pPr>
+            <w:r>
+              <w:t xml:space="preserve">Stage 1 entidades</w:t>
             </w:r>
           </w:p>
         </w:tc>
@@ -1225,44 +2731,40 @@
               <w:pStyle w:val="Compact"/>
             </w:pPr>
             <w:r>
-              <w:t xml:space="preserve">EMA Set/2024 + EU AI Act</w:t>
-            </w:r>
-          </w:p>
-        </w:tc>
-        <w:tc>
-          <w:tcPr/>
-          <w:p>
-            <w:pPr>
-              <w:pStyle w:val="Compact"/>
-            </w:pPr>
-            <w:r>
-              <w:t xml:space="preserve">3/4</w:t>
-            </w:r>
-          </w:p>
-        </w:tc>
-        <w:tc>
-          <w:tcPr/>
-          <w:p>
-            <w:pPr>
-              <w:pStyle w:val="Compact"/>
-            </w:pPr>
-            <w:r>
-              <w:t xml:space="preserve">+1 (rastreabilidade de evidência)</w:t>
-            </w:r>
-          </w:p>
-        </w:tc>
-        <w:tc>
-          <w:tcPr/>
-          <w:p>
-            <w:pPr>
-              <w:pStyle w:val="Compact"/>
-            </w:pPr>
-            <w:r>
-              <w:rPr>
-                <w:b/>
-                <w:bCs/>
-              </w:rPr>
-              <w:t xml:space="preserve">4/4</w:t>
+              <w:t xml:space="preserve">process-study</w:t>
+            </w:r>
+          </w:p>
+        </w:tc>
+        <w:tc>
+          <w:tcPr/>
+          <w:p>
+            <w:pPr>
+              <w:pStyle w:val="Compact"/>
+            </w:pPr>
+            <w:r>
+              <w:t xml:space="preserve">gemini-3.1-pro-preview</w:t>
+            </w:r>
+          </w:p>
+        </w:tc>
+        <w:tc>
+          <w:tcPr/>
+          <w:p>
+            <w:pPr>
+              <w:pStyle w:val="Compact"/>
+            </w:pPr>
+            <w:r>
+              <w:t xml:space="preserve">gpt-5.4</w:t>
+            </w:r>
+          </w:p>
+        </w:tc>
+        <w:tc>
+          <w:tcPr/>
+          <w:p>
+            <w:pPr>
+              <w:pStyle w:val="Compact"/>
+            </w:pPr>
+            <w:r>
+              <w:t xml:space="preserve">Stage 2 triplets</w:t>
             </w:r>
           </w:p>
         </w:tc>
@@ -1275,40 +2777,40 @@
               <w:pStyle w:val="Compact"/>
             </w:pPr>
             <w:r>
-              <w:t xml:space="preserve">AVMA Nov/2025</w:t>
-            </w:r>
-          </w:p>
-        </w:tc>
-        <w:tc>
-          <w:tcPr/>
-          <w:p>
-            <w:pPr>
-              <w:pStyle w:val="Compact"/>
-            </w:pPr>
-            <w:r>
-              <w:t xml:space="preserve">2/4 (com 2 gaps)</w:t>
-            </w:r>
-          </w:p>
-        </w:tc>
-        <w:tc>
-          <w:tcPr/>
-          <w:p>
-            <w:pPr>
-              <w:pStyle w:val="Compact"/>
-            </w:pPr>
-            <w:r>
-              <w:t xml:space="preserve">sem mudança</w:t>
-            </w:r>
-          </w:p>
-        </w:tc>
-        <w:tc>
-          <w:tcPr/>
-          <w:p>
-            <w:pPr>
-              <w:pStyle w:val="Compact"/>
-            </w:pPr>
-            <w:r>
-              <w:t xml:space="preserve">2/4</w:t>
+              <w:t xml:space="preserve">enrich-triplet</w:t>
+            </w:r>
+          </w:p>
+        </w:tc>
+        <w:tc>
+          <w:tcPr/>
+          <w:p>
+            <w:pPr>
+              <w:pStyle w:val="Compact"/>
+            </w:pPr>
+            <w:r>
+              <w:t xml:space="preserve">gemini-2.5-flash</w:t>
+            </w:r>
+          </w:p>
+        </w:tc>
+        <w:tc>
+          <w:tcPr/>
+          <w:p>
+            <w:pPr>
+              <w:pStyle w:val="Compact"/>
+            </w:pPr>
+            <w:r>
+              <w:t xml:space="preserve">—</w:t>
+            </w:r>
+          </w:p>
+        </w:tc>
+        <w:tc>
+          <w:tcPr/>
+          <w:p>
+            <w:pPr>
+              <w:pStyle w:val="Compact"/>
+            </w:pPr>
+            <w:r>
+              <w:t xml:space="preserve">Stage 3 intensidade/dosagem</w:t>
             </w:r>
           </w:p>
         </w:tc>
@@ -1321,49 +2823,259 @@
               <w:pStyle w:val="Compact"/>
             </w:pPr>
             <w:r>
-              <w:t xml:space="preserve">GMLP (10 princípios)</w:t>
-            </w:r>
-          </w:p>
-        </w:tc>
-        <w:tc>
-          <w:tcPr/>
-          <w:p>
-            <w:pPr>
-              <w:pStyle w:val="Compact"/>
-            </w:pPr>
-            <w:r>
-              <w:t xml:space="preserve">7/10 + 3 parciais</w:t>
-            </w:r>
-          </w:p>
-        </w:tc>
-        <w:tc>
-          <w:tcPr/>
-          <w:p>
-            <w:pPr>
-              <w:pStyle w:val="Compact"/>
-            </w:pPr>
-            <w:r>
-              <w:t xml:space="preserve">+1 (princípio §1 escopo)</w:t>
-            </w:r>
-          </w:p>
-        </w:tc>
-        <w:tc>
-          <w:tcPr/>
-          <w:p>
-            <w:pPr>
-              <w:pStyle w:val="Compact"/>
-            </w:pPr>
-            <w:r>
-              <w:rPr>
-                <w:b/>
-                <w:bCs/>
-              </w:rPr>
-              <w:t xml:space="preserve">8/10 + 2 parciais</w:t>
+              <w:t xml:space="preserve">chat-meta-study</w:t>
+            </w:r>
+          </w:p>
+        </w:tc>
+        <w:tc>
+          <w:tcPr/>
+          <w:p>
+            <w:pPr>
+              <w:pStyle w:val="Compact"/>
+            </w:pPr>
+            <w:r>
+              <w:t xml:space="preserve">gpt-5.4</w:t>
+            </w:r>
+          </w:p>
+        </w:tc>
+        <w:tc>
+          <w:tcPr/>
+          <w:p>
+            <w:pPr>
+              <w:pStyle w:val="Compact"/>
+            </w:pPr>
+            <w:r>
+              <w:t xml:space="preserve">gemini-2.5-pro</w:t>
+            </w:r>
+          </w:p>
+        </w:tc>
+        <w:tc>
+          <w:tcPr/>
+          <w:p>
+            <w:pPr>
+              <w:pStyle w:val="Compact"/>
+            </w:pPr>
+            <w:r>
+              <w:t xml:space="preserve">Chat de revisão</w:t>
+            </w:r>
+          </w:p>
+        </w:tc>
+      </w:tr>
+      <w:tr>
+        <w:tc>
+          <w:tcPr/>
+          <w:p>
+            <w:pPr>
+              <w:pStyle w:val="Compact"/>
+            </w:pPr>
+            <w:r>
+              <w:t xml:space="preserve">analyze-cohort-patterns</w:t>
+            </w:r>
+          </w:p>
+        </w:tc>
+        <w:tc>
+          <w:tcPr/>
+          <w:p>
+            <w:pPr>
+              <w:pStyle w:val="Compact"/>
+            </w:pPr>
+            <w:r>
+              <w:t xml:space="preserve">gemini-3.1-pro-preview</w:t>
+            </w:r>
+          </w:p>
+        </w:tc>
+        <w:tc>
+          <w:tcPr/>
+          <w:p>
+            <w:pPr>
+              <w:pStyle w:val="Compact"/>
+            </w:pPr>
+            <w:r>
+              <w:t xml:space="preserve">gpt-5.4</w:t>
+            </w:r>
+          </w:p>
+        </w:tc>
+        <w:tc>
+          <w:tcPr/>
+          <w:p>
+            <w:pPr>
+              <w:pStyle w:val="Compact"/>
+            </w:pPr>
+            <w:r>
+              <w:t xml:space="preserve">Insights populacionais (schema reforçado)</w:t>
+            </w:r>
+          </w:p>
+        </w:tc>
+      </w:tr>
+      <w:tr>
+        <w:tc>
+          <w:tcPr/>
+          <w:p>
+            <w:pPr>
+              <w:pStyle w:val="Compact"/>
+            </w:pPr>
+            <w:r>
+              <w:t xml:space="preserve">suggest-cohort-ideas</w:t>
+            </w:r>
+          </w:p>
+        </w:tc>
+        <w:tc>
+          <w:tcPr/>
+          <w:p>
+            <w:pPr>
+              <w:pStyle w:val="Compact"/>
+            </w:pPr>
+            <w:r>
+              <w:t xml:space="preserve">gemini-3.1-pro-preview (★ novo)</w:t>
+            </w:r>
+          </w:p>
+        </w:tc>
+        <w:tc>
+          <w:tcPr/>
+          <w:p>
+            <w:pPr>
+              <w:pStyle w:val="Compact"/>
+            </w:pPr>
+            <w:r>
+              <w:t xml:space="preserve">gpt-5.4</w:t>
+            </w:r>
+          </w:p>
+        </w:tc>
+        <w:tc>
+          <w:tcPr/>
+          <w:p>
+            <w:pPr>
+              <w:pStyle w:val="Compact"/>
+            </w:pPr>
+            <w:r>
+              <w:t xml:space="preserve">6 cohorts × 6 modelos</w:t>
+            </w:r>
+          </w:p>
+        </w:tc>
+      </w:tr>
+      <w:tr>
+        <w:tc>
+          <w:tcPr/>
+          <w:p>
+            <w:pPr>
+              <w:pStyle w:val="Compact"/>
+            </w:pPr>
+            <w:r>
+              <w:t xml:space="preserve">relations-auditor</w:t>
+            </w:r>
+          </w:p>
+        </w:tc>
+        <w:tc>
+          <w:tcPr/>
+          <w:p>
+            <w:pPr>
+              <w:pStyle w:val="Compact"/>
+            </w:pPr>
+            <w:r>
+              <w:t xml:space="preserve">gemini-2.5-pro</w:t>
+            </w:r>
+          </w:p>
+        </w:tc>
+        <w:tc>
+          <w:tcPr/>
+          <w:p>
+            <w:pPr>
+              <w:pStyle w:val="Compact"/>
+            </w:pPr>
+            <w:r>
+              <w:t xml:space="preserve">—</w:t>
+            </w:r>
+          </w:p>
+        </w:tc>
+        <w:tc>
+          <w:tcPr/>
+          <w:p>
+            <w:pPr>
+              <w:pStyle w:val="Compact"/>
+            </w:pPr>
+            <w:r>
+              <w:t xml:space="preserve">Auditor conversacional do KG</w:t>
+            </w:r>
+          </w:p>
+        </w:tc>
+      </w:tr>
+      <w:tr>
+        <w:tc>
+          <w:tcPr/>
+          <w:p>
+            <w:pPr>
+              <w:pStyle w:val="Compact"/>
+            </w:pPr>
+            <w:r>
+              <w:t xml:space="preserve">translate-and-categorize-conditions</w:t>
+            </w:r>
+          </w:p>
+        </w:tc>
+        <w:tc>
+          <w:tcPr/>
+          <w:p>
+            <w:pPr>
+              <w:pStyle w:val="Compact"/>
+            </w:pPr>
+            <w:r>
+              <w:t xml:space="preserve">gemini-2.5-flash</w:t>
+            </w:r>
+          </w:p>
+        </w:tc>
+        <w:tc>
+          <w:tcPr/>
+          <w:p>
+            <w:pPr>
+              <w:pStyle w:val="Compact"/>
+            </w:pPr>
+            <w:r>
+              <w:t xml:space="preserve">—</w:t>
+            </w:r>
+          </w:p>
+        </w:tc>
+        <w:tc>
+          <w:tcPr/>
+          <w:p>
+            <w:pPr>
+              <w:pStyle w:val="Compact"/>
+            </w:pPr>
+            <w:r>
+              <w:t xml:space="preserve">i18n PT/EN</w:t>
             </w:r>
           </w:p>
         </w:tc>
       </w:tr>
     </w:tbl>
+    <w:p>
+      <w:pPr>
+        <w:pStyle w:val="BodyText"/>
+      </w:pPr>
+      <w:r>
+        <w:rPr>
+          <w:b/>
+          <w:bCs/>
+        </w:rPr>
+        <w:t xml:space="preserve">67 Edge Functions</w:t>
+      </w:r>
+      <w:r>
+        <w:t xml:space="preserve"> </w:t>
+      </w:r>
+      <w:r>
+        <w:t xml:space="preserve">deployadas no total; 8 com prompt versionado em</w:t>
+      </w:r>
+      <w:r>
+        <w:t xml:space="preserve"> </w:t>
+      </w:r>
+      <w:r>
+        <w:rPr>
+          <w:rStyle w:val="VerbatimChar"/>
+        </w:rPr>
+        <w:t xml:space="preserve">ai_prompt_versions</w:t>
+      </w:r>
+      <w:r>
+        <w:t xml:space="preserve">.</w:t>
+      </w:r>
+    </w:p>
     <w:p>
       <w:r>
         <w:pict>
@@ -1371,14 +3083,1041 @@
         </w:pict>
       </w:r>
     </w:p>
-    <w:bookmarkEnd w:id="16"/>
-    <w:bookmarkStart w:id="17" w:name="X66e5b5cfd9172c3e9364f8e9357dc61070b178d"/>
+    <w:bookmarkEnd w:id="17"/>
+    <w:bookmarkStart w:id="18" w:name="knowledge-graph-neo4j-espelho-supabase"/>
     <w:p>
       <w:pPr>
         <w:pStyle w:val="Heading2"/>
       </w:pPr>
       <w:r>
-        <w:t xml:space="preserve">4. Mitigações de gaps/riscos previamente listados</w:t>
+        <w:t xml:space="preserve">9. Knowledge Graph (Neo4j + espelho Supabase)</w:t>
+      </w:r>
+    </w:p>
+    <w:p>
+      <w:pPr>
+        <w:pStyle w:val="Compact"/>
+        <w:numPr>
+          <w:ilvl w:val="0"/>
+          <w:numId w:val="1007"/>
+        </w:numPr>
+      </w:pPr>
+      <w:r>
+        <w:rPr>
+          <w:b/>
+          <w:bCs/>
+        </w:rPr>
+        <w:t xml:space="preserve">Canonical IDs:</w:t>
+      </w:r>
+      <w:r>
+        <w:t xml:space="preserve"> </w:t>
+      </w:r>
+      <w:r>
+        <w:t xml:space="preserve">sempre</w:t>
+      </w:r>
+      <w:r>
+        <w:t xml:space="preserve"> </w:t>
+      </w:r>
+      <w:r>
+        <w:rPr>
+          <w:rStyle w:val="VerbatimChar"/>
+        </w:rPr>
+        <w:t xml:space="preserve">node.properties.id</w:t>
+      </w:r>
+      <w:r>
+        <w:t xml:space="preserve"> </w:t>
+      </w:r>
+      <w:r>
+        <w:t xml:space="preserve">(UUID Supabase), nunca</w:t>
+      </w:r>
+      <w:r>
+        <w:t xml:space="preserve"> </w:t>
+      </w:r>
+      <w:r>
+        <w:rPr>
+          <w:rStyle w:val="VerbatimChar"/>
+        </w:rPr>
+        <w:t xml:space="preserve">elementId</w:t>
+      </w:r>
+      <w:r>
+        <w:t xml:space="preserve"> </w:t>
+      </w:r>
+      <w:r>
+        <w:t xml:space="preserve">(memória core).</w:t>
+      </w:r>
+    </w:p>
+    <w:p>
+      <w:pPr>
+        <w:pStyle w:val="Compact"/>
+        <w:numPr>
+          <w:ilvl w:val="0"/>
+          <w:numId w:val="1007"/>
+        </w:numPr>
+      </w:pPr>
+      <w:r>
+        <w:rPr>
+          <w:b/>
+          <w:bCs/>
+        </w:rPr>
+        <w:t xml:space="preserve">Sincronização:</w:t>
+      </w:r>
+      <w:r>
+        <w:t xml:space="preserve"> </w:t>
+      </w:r>
+      <w:r>
+        <w:t xml:space="preserve">triplets aprovados (</w:t>
+      </w:r>
+      <w:r>
+        <w:rPr>
+          <w:rStyle w:val="VerbatimChar"/>
+        </w:rPr>
+        <w:t xml:space="preserve">curation_status='approved'</w:t>
+      </w:r>
+      <w:r>
+        <w:t xml:space="preserve">) sincronizam para Neo4j; trigger reseta</w:t>
+      </w:r>
+      <w:r>
+        <w:t xml:space="preserve"> </w:t>
+      </w:r>
+      <w:r>
+        <w:rPr>
+          <w:rStyle w:val="VerbatimChar"/>
+        </w:rPr>
+        <w:t xml:space="preserve">synced_to_neo4j</w:t>
+      </w:r>
+      <w:r>
+        <w:t xml:space="preserve"> </w:t>
+      </w:r>
+      <w:r>
+        <w:t xml:space="preserve">ao despromover.</w:t>
+      </w:r>
+    </w:p>
+    <w:p>
+      <w:pPr>
+        <w:pStyle w:val="Compact"/>
+        <w:numPr>
+          <w:ilvl w:val="0"/>
+          <w:numId w:val="1007"/>
+        </w:numPr>
+      </w:pPr>
+      <w:r>
+        <w:rPr>
+          <w:b/>
+          <w:bCs/>
+        </w:rPr>
+        <w:t xml:space="preserve">Render UI:</w:t>
+      </w:r>
+      <w:r>
+        <w:t xml:space="preserve"> </w:t>
+      </w:r>
+      <w:r>
+        <w:rPr>
+          <w:rStyle w:val="VerbatimChar"/>
+        </w:rPr>
+        <w:t xml:space="preserve">react-force-graph-3d</w:t>
+      </w:r>
+      <w:r>
+        <w:t xml:space="preserve"> </w:t>
+      </w:r>
+      <w:r>
+        <w:t xml:space="preserve">com WebGL para escalar a 38k+ edges.</w:t>
+      </w:r>
+    </w:p>
+    <w:p>
+      <w:pPr>
+        <w:pStyle w:val="Compact"/>
+        <w:numPr>
+          <w:ilvl w:val="0"/>
+          <w:numId w:val="1007"/>
+        </w:numPr>
+      </w:pPr>
+      <w:r>
+        <w:rPr>
+          <w:b/>
+          <w:bCs/>
+        </w:rPr>
+        <w:t xml:space="preserve">Contagens vivas (31/05):</w:t>
+      </w:r>
+      <w:r>
+        <w:t xml:space="preserve"> </w:t>
+      </w:r>
+      <w:r>
+        <w:t xml:space="preserve">4.785 triplets totais · 3.924 aprovados (82%) · 4.411 sincronizados · 38.643 hierarchical_edges · 191 conditions · 941 vet_ontology_nodes.</w:t>
+      </w:r>
+    </w:p>
+    <w:p>
+      <w:r>
+        <w:pict>
+          <v:rect style="width:0;height:1.5pt" o:hralign="center" o:hrstd="t" o:hr="t"/>
+        </w:pict>
+      </w:r>
+    </w:p>
+    <w:bookmarkEnd w:id="18"/>
+    <w:bookmarkStart w:id="19" w:name="análise-do-paciente-6-estágios"/>
+    <w:p>
+      <w:pPr>
+        <w:pStyle w:val="Heading2"/>
+      </w:pPr>
+      <w:r>
+        <w:t xml:space="preserve">10. Análise do paciente — 6 estágios</w:t>
+      </w:r>
+    </w:p>
+    <w:tbl>
+      <w:tblPr>
+        <w:tblStyle w:val="FigureTable"/>
+        <w:tblW w:type="auto" w:w="0"/>
+        <w:jc w:val="center"/>
+        <w:tblLook w:firstRow="0" w:lastRow="0" w:firstColumn="0" w:lastColumn="0"/>
+      </w:tblPr>
+      <w:tblGrid>
+        <w:gridCol w:w="7920"/>
+      </w:tblGrid>
+      <w:tr>
+        <w:tc>
+          <w:tcPr/>
+          <w:p>
+            <w:pPr>
+              <w:pStyle w:val="Compact"/>
+              <w:jc w:val="center"/>
+            </w:pPr>
+            <w:r>
+              <w:t xml:space="preserve">Recomendação híbrida</w:t>
+            </w:r>
+          </w:p>
+        </w:tc>
+      </w:tr>
+    </w:tbl>
+    <w:p>
+      <w:pPr>
+        <w:pStyle w:val="ImageCaption"/>
+      </w:pPr>
+      <w:r>
+        <w:t xml:space="preserve">Recomendação híbrida</w:t>
+      </w:r>
+    </w:p>
+    <w:p>
+      <w:pPr>
+        <w:pStyle w:val="Compact"/>
+        <w:numPr>
+          <w:ilvl w:val="0"/>
+          <w:numId w:val="1008"/>
+        </w:numPr>
+      </w:pPr>
+      <w:r>
+        <w:rPr>
+          <w:b/>
+          <w:bCs/>
+        </w:rPr>
+        <w:t xml:space="preserve">Captura</w:t>
+      </w:r>
+      <w:r>
+        <w:t xml:space="preserve"> </w:t>
+      </w:r>
+      <w:r>
+        <w:t xml:space="preserve">— formulário estruturado + extração AI de PDFs de exames (</w:t>
+      </w:r>
+      <w:r>
+        <w:rPr>
+          <w:rStyle w:val="VerbatimChar"/>
+        </w:rPr>
+        <w:t xml:space="preserve">parse-pet-exam-pdf</w:t>
+      </w:r>
+      <w:r>
+        <w:t xml:space="preserve">).</w:t>
+      </w:r>
+    </w:p>
+    <w:p>
+      <w:pPr>
+        <w:pStyle w:val="Compact"/>
+        <w:numPr>
+          <w:ilvl w:val="0"/>
+          <w:numId w:val="1008"/>
+        </w:numPr>
+      </w:pPr>
+      <w:r>
+        <w:rPr>
+          <w:b/>
+          <w:bCs/>
+        </w:rPr>
+        <w:t xml:space="preserve">Canonicalização</w:t>
+      </w:r>
+      <w:r>
+        <w:t xml:space="preserve"> </w:t>
+      </w:r>
+      <w:r>
+        <w:t xml:space="preserve">—</w:t>
+      </w:r>
+      <w:r>
+        <w:t xml:space="preserve"> </w:t>
+      </w:r>
+      <w:r>
+        <w:rPr>
+          <w:rStyle w:val="VerbatimChar"/>
+        </w:rPr>
+        <w:t xml:space="preserve">condition-name-localizer</w:t>
+      </w:r>
+      <w:r>
+        <w:t xml:space="preserve">,</w:t>
+      </w:r>
+      <w:r>
+        <w:t xml:space="preserve"> </w:t>
+      </w:r>
+      <w:r>
+        <w:rPr>
+          <w:rStyle w:val="VerbatimChar"/>
+        </w:rPr>
+        <w:t xml:space="preserve">lab-flag-canonicalizer</w:t>
+      </w:r>
+      <w:r>
+        <w:t xml:space="preserve">,</w:t>
+      </w:r>
+      <w:r>
+        <w:t xml:space="preserve"> </w:t>
+      </w:r>
+      <w:r>
+        <w:rPr>
+          <w:rStyle w:val="VerbatimChar"/>
+        </w:rPr>
+        <w:t xml:space="preserve">clinical-name-canonicalizer</w:t>
+      </w:r>
+      <w:r>
+        <w:t xml:space="preserve">.</w:t>
+      </w:r>
+    </w:p>
+    <w:p>
+      <w:pPr>
+        <w:pStyle w:val="Compact"/>
+        <w:numPr>
+          <w:ilvl w:val="0"/>
+          <w:numId w:val="1008"/>
+        </w:numPr>
+      </w:pPr>
+      <w:r>
+        <w:rPr>
+          <w:b/>
+          <w:bCs/>
+        </w:rPr>
+        <w:t xml:space="preserve">Cross-reference</w:t>
+      </w:r>
+      <w:r>
+        <w:t xml:space="preserve"> </w:t>
+      </w:r>
+      <w:r>
+        <w:t xml:space="preserve">—</w:t>
+      </w:r>
+      <w:r>
+        <w:t xml:space="preserve"> </w:t>
+      </w:r>
+      <w:r>
+        <w:rPr>
+          <w:rStyle w:val="VerbatimChar"/>
+        </w:rPr>
+        <w:t xml:space="preserve">clinical-discovery-cross-reference-analysis</w:t>
+      </w:r>
+      <w:r>
+        <w:t xml:space="preserve"> </w:t>
+      </w:r>
+      <w:r>
+        <w:t xml:space="preserve">correlaciona labs/meds/conditions/breed.</w:t>
+      </w:r>
+    </w:p>
+    <w:p>
+      <w:pPr>
+        <w:pStyle w:val="Compact"/>
+        <w:numPr>
+          <w:ilvl w:val="0"/>
+          <w:numId w:val="1008"/>
+        </w:numPr>
+      </w:pPr>
+      <w:r>
+        <w:rPr>
+          <w:b/>
+          <w:bCs/>
+        </w:rPr>
+        <w:t xml:space="preserve">Subgrafo do paciente</w:t>
+      </w:r>
+      <w:r>
+        <w:t xml:space="preserve"> </w:t>
+      </w:r>
+      <w:r>
+        <w:t xml:space="preserve">—</w:t>
+      </w:r>
+      <w:r>
+        <w:t xml:space="preserve"> </w:t>
+      </w:r>
+      <w:r>
+        <w:rPr>
+          <w:rStyle w:val="VerbatimChar"/>
+        </w:rPr>
+        <w:t xml:space="preserve">useTreatablePathways</w:t>
+      </w:r>
+      <w:r>
+        <w:t xml:space="preserve"> </w:t>
+      </w:r>
+      <w:r>
+        <w:t xml:space="preserve">trim do KG para condições/compostos relevantes.</w:t>
+      </w:r>
+    </w:p>
+    <w:p>
+      <w:pPr>
+        <w:pStyle w:val="Compact"/>
+        <w:numPr>
+          <w:ilvl w:val="0"/>
+          <w:numId w:val="1008"/>
+        </w:numPr>
+      </w:pPr>
+      <w:r>
+        <w:rPr>
+          <w:b/>
+          <w:bCs/>
+        </w:rPr>
+        <w:t xml:space="preserve">Stack therapy</w:t>
+      </w:r>
+      <w:r>
+        <w:t xml:space="preserve"> </w:t>
+      </w:r>
+      <w:r>
+        <w:t xml:space="preserve">— recomendação híbrida limitada a 8 compostos sinérgicos.</w:t>
+      </w:r>
+    </w:p>
+    <w:p>
+      <w:pPr>
+        <w:pStyle w:val="Compact"/>
+        <w:numPr>
+          <w:ilvl w:val="0"/>
+          <w:numId w:val="1008"/>
+        </w:numPr>
+      </w:pPr>
+      <w:r>
+        <w:rPr>
+          <w:b/>
+          <w:bCs/>
+        </w:rPr>
+        <w:t xml:space="preserve">Projeção</w:t>
+      </w:r>
+      <w:r>
+        <w:t xml:space="preserve"> </w:t>
+      </w:r>
+      <w:r>
+        <w:t xml:space="preserve">— Digital Twin sigmoidal com</w:t>
+      </w:r>
+      <w:r>
+        <w:t xml:space="preserve"> </w:t>
+      </w:r>
+      <w:r>
+        <w:rPr>
+          <w:rStyle w:val="VerbatimChar"/>
+        </w:rPr>
+        <w:t xml:space="preserve">years_gained</w:t>
+      </w:r>
+      <w:r>
+        <w:t xml:space="preserve"> </w:t>
+      </w:r>
+      <w:r>
+        <w:t xml:space="preserve">ajustado por raça.</w:t>
+      </w:r>
+    </w:p>
+    <w:p>
+      <w:r>
+        <w:pict>
+          <v:rect style="width:0;height:1.5pt" o:hralign="center" o:hrstd="t" o:hr="t"/>
+        </w:pict>
+      </w:r>
+    </w:p>
+    <w:bookmarkEnd w:id="19"/>
+    <w:bookmarkStart w:id="20" w:name="recomendação-híbrida-cap-8"/>
+    <w:p>
+      <w:pPr>
+        <w:pStyle w:val="Heading2"/>
+      </w:pPr>
+      <w:r>
+        <w:t xml:space="preserve">11. Recomendação híbrida (cap 8)</w:t>
+      </w:r>
+    </w:p>
+    <w:tbl>
+      <w:tblPr>
+        <w:tblStyle w:val="FigureTable"/>
+        <w:tblW w:type="auto" w:w="0"/>
+        <w:jc w:val="center"/>
+        <w:tblLook w:firstRow="0" w:lastRow="0" w:firstColumn="0" w:lastColumn="0"/>
+      </w:tblPr>
+      <w:tblGrid>
+        <w:gridCol w:w="7920"/>
+      </w:tblGrid>
+      <w:tr>
+        <w:tc>
+          <w:tcPr/>
+          <w:p>
+            <w:pPr>
+              <w:pStyle w:val="Compact"/>
+              <w:jc w:val="center"/>
+            </w:pPr>
+            <w:r>
+              <w:t xml:space="preserve">Digital Twin</w:t>
+            </w:r>
+          </w:p>
+        </w:tc>
+      </w:tr>
+    </w:tbl>
+    <w:p>
+      <w:pPr>
+        <w:pStyle w:val="ImageCaption"/>
+      </w:pPr>
+      <w:r>
+        <w:t xml:space="preserve">Digital Twin</w:t>
+      </w:r>
+    </w:p>
+    <w:p>
+      <w:pPr>
+        <w:pStyle w:val="Compact"/>
+        <w:numPr>
+          <w:ilvl w:val="0"/>
+          <w:numId w:val="1009"/>
+        </w:numPr>
+      </w:pPr>
+      <w:r>
+        <w:t xml:space="preserve">Edge function</w:t>
+      </w:r>
+      <w:r>
+        <w:t xml:space="preserve"> </w:t>
+      </w:r>
+      <w:r>
+        <w:rPr>
+          <w:rStyle w:val="VerbatimChar"/>
+        </w:rPr>
+        <w:t xml:space="preserve">condition-insights</w:t>
+      </w:r>
+      <w:r>
+        <w:t xml:space="preserve"> </w:t>
+      </w:r>
+      <w:r>
+        <w:t xml:space="preserve">consome contexto clínico completo do pet.</w:t>
+      </w:r>
+    </w:p>
+    <w:p>
+      <w:pPr>
+        <w:pStyle w:val="Compact"/>
+        <w:numPr>
+          <w:ilvl w:val="0"/>
+          <w:numId w:val="1009"/>
+        </w:numPr>
+      </w:pPr>
+      <w:r>
+        <w:t xml:space="preserve">Regra de produto:</w:t>
+      </w:r>
+      <w:r>
+        <w:t xml:space="preserve"> </w:t>
+      </w:r>
+      <w:r>
+        <w:rPr>
+          <w:b/>
+          <w:bCs/>
+        </w:rPr>
+        <w:t xml:space="preserve">máximo 8 compostos</w:t>
+      </w:r>
+      <w:r>
+        <w:t xml:space="preserve"> </w:t>
+      </w:r>
+      <w:r>
+        <w:t xml:space="preserve">por stack, deduplicação por chave alfanumérica.</w:t>
+      </w:r>
+    </w:p>
+    <w:p>
+      <w:pPr>
+        <w:pStyle w:val="Compact"/>
+        <w:numPr>
+          <w:ilvl w:val="0"/>
+          <w:numId w:val="1009"/>
+        </w:numPr>
+      </w:pPr>
+      <w:r>
+        <w:t xml:space="preserve">Nomes humanos legíveis (sem</w:t>
+      </w:r>
+      <w:r>
+        <w:t xml:space="preserve"> </w:t>
+      </w:r>
+      <w:r>
+        <w:rPr>
+          <w:rStyle w:val="VerbatimChar"/>
+        </w:rPr>
+        <w:t xml:space="preserve">nmn_v2_internal</w:t>
+      </w:r>
+      <w:r>
+        <w:t xml:space="preserve">); fallback do KG quando faltam dados.</w:t>
+      </w:r>
+    </w:p>
+    <w:p>
+      <w:pPr>
+        <w:pStyle w:val="Compact"/>
+        <w:numPr>
+          <w:ilvl w:val="0"/>
+          <w:numId w:val="1009"/>
+        </w:numPr>
+      </w:pPr>
+      <w:r>
+        <w:t xml:space="preserve">Transparência clínica: qualquer recomendação sem dado bruto do KG é sinalizada (princípio em memória).</w:t>
+      </w:r>
+    </w:p>
+    <w:p>
+      <w:r>
+        <w:pict>
+          <v:rect style="width:0;height:1.5pt" o:hralign="center" o:hrstd="t" o:hr="t"/>
+        </w:pict>
+      </w:r>
+    </w:p>
+    <w:bookmarkEnd w:id="20"/>
+    <w:bookmarkStart w:id="21" w:name="digital-twin-sigmoidal-gompertz"/>
+    <w:p>
+      <w:pPr>
+        <w:pStyle w:val="Heading2"/>
+      </w:pPr>
+      <w:r>
+        <w:t xml:space="preserve">12. Digital Twin sigmoidal (Gompertz)</w:t>
+      </w:r>
+    </w:p>
+    <w:p>
+      <w:pPr>
+        <w:pStyle w:val="Compact"/>
+        <w:numPr>
+          <w:ilvl w:val="0"/>
+          <w:numId w:val="1010"/>
+        </w:numPr>
+      </w:pPr>
+      <w:r>
+        <w:t xml:space="preserve">81 raças com curvas individuais.</w:t>
+      </w:r>
+    </w:p>
+    <w:p>
+      <w:pPr>
+        <w:pStyle w:val="Compact"/>
+        <w:numPr>
+          <w:ilvl w:val="0"/>
+          <w:numId w:val="1010"/>
+        </w:numPr>
+      </w:pPr>
+      <w:r>
+        <w:rPr>
+          <w:rStyle w:val="VerbatimChar"/>
+        </w:rPr>
+        <w:t xml:space="preserve">evidence-based-projection-engine</w:t>
+      </w:r>
+      <w:r>
+        <w:t xml:space="preserve"> </w:t>
+      </w:r>
+      <w:r>
+        <w:t xml:space="preserve">calcula severidade baseline × outcome sigmoidal.</w:t>
+      </w:r>
+    </w:p>
+    <w:p>
+      <w:pPr>
+        <w:pStyle w:val="Compact"/>
+        <w:numPr>
+          <w:ilvl w:val="0"/>
+          <w:numId w:val="1010"/>
+        </w:numPr>
+      </w:pPr>
+      <w:r>
+        <w:rPr>
+          <w:b/>
+          <w:bCs/>
+        </w:rPr>
+        <w:t xml:space="preserve">Gap P1:</w:t>
+      </w:r>
+      <w:r>
+        <w:t xml:space="preserve"> </w:t>
+      </w:r>
+      <w:r>
+        <w:t xml:space="preserve">ainda restam raças sem curva fina (default genérico aplicado).</w:t>
+      </w:r>
+    </w:p>
+    <w:p>
+      <w:r>
+        <w:pict>
+          <v:rect style="width:0;height:1.5pt" o:hralign="center" o:hrstd="t" o:hr="t"/>
+        </w:pict>
+      </w:r>
+    </w:p>
+    <w:bookmarkEnd w:id="21"/>
+    <w:bookmarkStart w:id="22" w:name="jornada-real-do-revisor-veterinário"/>
+    <w:p>
+      <w:pPr>
+        <w:pStyle w:val="Heading2"/>
+      </w:pPr>
+      <w:r>
+        <w:t xml:space="preserve">13. Jornada real do revisor veterinário</w:t>
+      </w:r>
+    </w:p>
+    <w:p>
+      <w:pPr>
+        <w:pStyle w:val="SourceCode"/>
+      </w:pPr>
+      <w:r>
+        <w:rPr>
+          <w:rStyle w:val="VerbatimChar"/>
+        </w:rPr>
+        <w:t xml:space="preserve">Login → Curation Tab → fila pending → abre triplet → vê:</w:t>
+      </w:r>
+      <w:r>
+        <w:br/>
+      </w:r>
+      <w:r>
+        <w:rPr>
+          <w:rStyle w:val="VerbatimChar"/>
+        </w:rPr>
+        <w:t xml:space="preserve">  ├── Trecho de origem (vetorizado)</w:t>
+      </w:r>
+      <w:r>
+        <w:br/>
+      </w:r>
+      <w:r>
+        <w:rPr>
+          <w:rStyle w:val="VerbatimChar"/>
+        </w:rPr>
+        <w:t xml:space="preserve">  ├── Sujeito/predicado/objeto</w:t>
+      </w:r>
+      <w:r>
+        <w:br/>
+      </w:r>
+      <w:r>
+        <w:rPr>
+          <w:rStyle w:val="VerbatimChar"/>
+        </w:rPr>
+        <w:t xml:space="preserve">  ├── Confiança + evidence_level</w:t>
+      </w:r>
+      <w:r>
+        <w:br/>
+      </w:r>
+      <w:r>
+        <w:rPr>
+          <w:rStyle w:val="VerbatimChar"/>
+        </w:rPr>
+        <w:t xml:space="preserve">  ├── Chat inline com LLM auditor</w:t>
+      </w:r>
+      <w:r>
+        <w:br/>
+      </w:r>
+      <w:r>
+        <w:rPr>
+          <w:rStyle w:val="VerbatimChar"/>
+        </w:rPr>
+        <w:t xml:space="preserve">  └── [Aprovar | Rejeitar | Pedir enriquecimento]</w:t>
+      </w:r>
+      <w:r>
+        <w:br/>
+      </w:r>
+      <w:r>
+        <w:rPr>
+          <w:rStyle w:val="VerbatimChar"/>
+        </w:rPr>
+        <w:t xml:space="preserve">       └── se aprovado → sync Neo4j + render no grafo</w:t>
+      </w:r>
+    </w:p>
+    <w:p>
+      <w:pPr>
+        <w:pStyle w:val="FirstParagraph"/>
+      </w:pPr>
+      <w:r>
+        <w:rPr>
+          <w:b/>
+          <w:bCs/>
+        </w:rPr>
+        <w:t xml:space="preserve">Novo desde v5.2.0:</w:t>
+      </w:r>
+      <w:r>
+        <w:t xml:space="preserve"> </w:t>
+      </w:r>
+      <w:r>
+        <w:t xml:space="preserve">mesma jornada agora para</w:t>
+      </w:r>
+      <w:r>
+        <w:t xml:space="preserve"> </w:t>
+      </w:r>
+      <w:r>
+        <w:rPr>
+          <w:rStyle w:val="VerbatimChar"/>
+        </w:rPr>
+        <w:t xml:space="preserve">cohort_insights</w:t>
+      </w:r>
+      <w:r>
+        <w:t xml:space="preserve"> </w:t>
+      </w:r>
+      <w:r>
+        <w:t xml:space="preserve">populacionais.</w:t>
+      </w:r>
+    </w:p>
+    <w:p>
+      <w:r>
+        <w:pict>
+          <v:rect style="width:0;height:1.5pt" o:hralign="center" o:hrstd="t" o:hr="t"/>
+        </w:pict>
+      </w:r>
+    </w:p>
+    <w:bookmarkEnd w:id="22"/>
+    <w:bookmarkStart w:id="23" w:name="jornada-prevista-do-revisor-roadmap"/>
+    <w:p>
+      <w:pPr>
+        <w:pStyle w:val="Heading2"/>
+      </w:pPr>
+      <w:r>
+        <w:t xml:space="preserve">14. Jornada prevista do revisor (roadmap)</w:t>
+      </w:r>
+    </w:p>
+    <w:p>
+      <w:pPr>
+        <w:pStyle w:val="Compact"/>
+        <w:numPr>
+          <w:ilvl w:val="0"/>
+          <w:numId w:val="1011"/>
+        </w:numPr>
+      </w:pPr>
+      <w:r>
+        <w:t xml:space="preserve">Validação em lote com batch approval (P2).</w:t>
+      </w:r>
+    </w:p>
+    <w:p>
+      <w:pPr>
+        <w:pStyle w:val="Compact"/>
+        <w:numPr>
+          <w:ilvl w:val="0"/>
+          <w:numId w:val="1011"/>
+        </w:numPr>
+      </w:pPr>
+      <w:r>
+        <w:t xml:space="preserve">Justificativa estruturada (radio + free-text) para auditoria FDA (P0).</w:t>
+      </w:r>
+    </w:p>
+    <w:p>
+      <w:pPr>
+        <w:pStyle w:val="Compact"/>
+        <w:numPr>
+          <w:ilvl w:val="0"/>
+          <w:numId w:val="1011"/>
+        </w:numPr>
+      </w:pPr>
+      <w:r>
+        <w:t xml:space="preserve">Diff visual entre triplet original e versão enriquecida (P2).</w:t>
+      </w:r>
+    </w:p>
+    <w:p>
+      <w:r>
+        <w:pict>
+          <v:rect style="width:0;height:1.5pt" o:hralign="center" o:hrstd="t" o:hr="t"/>
+        </w:pict>
+      </w:r>
+    </w:p>
+    <w:bookmarkEnd w:id="23"/>
+    <w:bookmarkStart w:id="24" w:name="jornada-real-do-estudo-científico"/>
+    <w:p>
+      <w:pPr>
+        <w:pStyle w:val="Heading2"/>
+      </w:pPr>
+      <w:r>
+        <w:t xml:space="preserve">15. Jornada real do estudo científico</w:t>
+      </w:r>
+    </w:p>
+    <w:p>
+      <w:pPr>
+        <w:pStyle w:val="SourceCode"/>
+      </w:pPr>
+      <w:r>
+        <w:rPr>
+          <w:rStyle w:val="VerbatimChar"/>
+        </w:rPr>
+        <w:t xml:space="preserve">PDF upload → SHA-256 dedup → vetorização → Stage 1 → Stage 2 → Stage 3</w:t>
+      </w:r>
+      <w:r>
+        <w:br/>
+      </w:r>
+      <w:r>
+        <w:rPr>
+          <w:rStyle w:val="VerbatimChar"/>
+        </w:rPr>
+        <w:t xml:space="preserve">  → curadoria pending → aprovação → KG render + Neo4j sync</w:t>
+      </w:r>
+    </w:p>
+    <w:p>
+      <w:r>
+        <w:pict>
+          <v:rect style="width:0;height:1.5pt" o:hralign="center" o:hrstd="t" o:hr="t"/>
+        </w:pict>
+      </w:r>
+    </w:p>
+    <w:bookmarkEnd w:id="24"/>
+    <w:bookmarkStart w:id="25" w:name="jornada-prevista-do-estudo-roadmap"/>
+    <w:p>
+      <w:pPr>
+        <w:pStyle w:val="Heading2"/>
+      </w:pPr>
+      <w:r>
+        <w:t xml:space="preserve">16. Jornada prevista do estudo (roadmap)</w:t>
+      </w:r>
+    </w:p>
+    <w:p>
+      <w:pPr>
+        <w:pStyle w:val="Compact"/>
+        <w:numPr>
+          <w:ilvl w:val="0"/>
+          <w:numId w:val="1012"/>
+        </w:numPr>
+      </w:pPr>
+      <w:r>
+        <w:t xml:space="preserve">Europe PMC + bioRxiv como sources adicionais (P2).</w:t>
+      </w:r>
+    </w:p>
+    <w:p>
+      <w:pPr>
+        <w:pStyle w:val="Compact"/>
+        <w:numPr>
+          <w:ilvl w:val="0"/>
+          <w:numId w:val="1012"/>
+        </w:numPr>
+      </w:pPr>
+      <w:r>
+        <w:t xml:space="preserve">VLM (Vision-Language Model) para figuras (P3).</w:t>
+      </w:r>
+    </w:p>
+    <w:p>
+      <w:pPr>
+        <w:pStyle w:val="Compact"/>
+        <w:numPr>
+          <w:ilvl w:val="0"/>
+          <w:numId w:val="1012"/>
+        </w:numPr>
+      </w:pPr>
+      <w:r>
+        <w:t xml:space="preserve">MedQA-style evaluation contínua (P3).</w:t>
+      </w:r>
+    </w:p>
+    <w:p>
+      <w:r>
+        <w:pict>
+          <v:rect style="width:0;height:1.5pt" o:hralign="center" o:hrstd="t" o:hr="t"/>
+        </w:pict>
+      </w:r>
+    </w:p>
+    <w:bookmarkEnd w:id="25"/>
+    <w:bookmarkStart w:id="26" w:name="Xfe3ddc7624012071e63fada6bd41c97ff0454ce"/>
+    <w:p>
+      <w:pPr>
+        <w:pStyle w:val="Heading2"/>
+      </w:pPr>
+      <w:r>
+        <w:t xml:space="preserve">17. Comparação MedGraphRAG × VetGraphRAG × Senex AI</w:t>
+      </w:r>
+    </w:p>
+    <w:tbl>
+      <w:tblPr>
+        <w:tblStyle w:val="FigureTable"/>
+        <w:tblW w:type="auto" w:w="0"/>
+        <w:jc w:val="center"/>
+        <w:tblLook w:firstRow="0" w:lastRow="0" w:firstColumn="0" w:lastColumn="0"/>
+      </w:tblPr>
+      <w:tblGrid>
+        <w:gridCol w:w="7920"/>
+      </w:tblGrid>
+      <w:tr>
+        <w:tc>
+          <w:tcPr/>
+          <w:p>
+            <w:pPr>
+              <w:pStyle w:val="Compact"/>
+              <w:jc w:val="center"/>
+            </w:pPr>
+            <w:r>
+              <w:t xml:space="preserve">Comparação</w:t>
+            </w:r>
+          </w:p>
+        </w:tc>
+      </w:tr>
+    </w:tbl>
+    <w:p>
+      <w:pPr>
+        <w:pStyle w:val="ImageCaption"/>
+      </w:pPr>
+      <w:r>
+        <w:t xml:space="preserve">Comparação</w:t>
+      </w:r>
+    </w:p>
+    <w:p>
+      <w:pPr>
+        <w:pStyle w:val="Compact"/>
+        <w:numPr>
+          <w:ilvl w:val="0"/>
+          <w:numId w:val="1013"/>
+        </w:numPr>
+      </w:pPr>
+      <w:r>
+        <w:rPr>
+          <w:b/>
+          <w:bCs/>
+        </w:rPr>
+        <w:t xml:space="preserve">MedGraphRAG (2024)</w:t>
+      </w:r>
+      <w:r>
+        <w:t xml:space="preserve"> </w:t>
+      </w:r>
+      <w:r>
+        <w:t xml:space="preserve">— humano, focado em paper retrieval com grafo plano.</w:t>
+      </w:r>
+    </w:p>
+    <w:p>
+      <w:pPr>
+        <w:pStyle w:val="Compact"/>
+        <w:numPr>
+          <w:ilvl w:val="0"/>
+          <w:numId w:val="1013"/>
+        </w:numPr>
+      </w:pPr>
+      <w:r>
+        <w:rPr>
+          <w:b/>
+          <w:bCs/>
+        </w:rPr>
+        <w:t xml:space="preserve">VetGraphRAG (2025, interno)</w:t>
+      </w:r>
+      <w:r>
+        <w:t xml:space="preserve"> </w:t>
+      </w:r>
+      <w:r>
+        <w:t xml:space="preserve">— primeira encarnação veterinária, sem governança HITL.</w:t>
+      </w:r>
+    </w:p>
+    <w:p>
+      <w:pPr>
+        <w:pStyle w:val="Compact"/>
+        <w:numPr>
+          <w:ilvl w:val="0"/>
+          <w:numId w:val="1013"/>
+        </w:numPr>
+      </w:pPr>
+      <w:r>
+        <w:rPr>
+          <w:b/>
+          <w:bCs/>
+        </w:rPr>
+        <w:t xml:space="preserve">Senex AI v5.2.0 (2026)</w:t>
+      </w:r>
+      <w:r>
+        <w:t xml:space="preserve"> </w:t>
+      </w:r>
+      <w:r>
+        <w:t xml:space="preserve">— 5 camadas causais, HITL duplo (triplets + insights), Digital Twin por raça, bilingue PT/EN, conformidade FDA/EMA/AVMA/GMLP em 80%+ dos pontos.</w:t>
+      </w:r>
+    </w:p>
+    <w:p>
+      <w:r>
+        <w:pict>
+          <v:rect style="width:0;height:1.5pt" o:hralign="center" o:hrstd="t" o:hr="t"/>
+        </w:pict>
+      </w:r>
+    </w:p>
+    <w:bookmarkEnd w:id="26"/>
+    <w:bookmarkStart w:id="27" w:name="conformidade-fda-draft-jan2025-67"/>
+    <w:p>
+      <w:pPr>
+        <w:pStyle w:val="Heading2"/>
+      </w:pPr>
+      <w:r>
+        <w:t xml:space="preserve">18. Conformidade FDA (Draft Jan/2025) — 6/7</w:t>
       </w:r>
     </w:p>
     <w:tbl>
@@ -1404,29 +4143,29 @@
               <w:pStyle w:val="Compact"/>
             </w:pPr>
             <w:r>
-              <w:t xml:space="preserve">Gap/Risco (v5.1.0)</w:t>
-            </w:r>
-          </w:p>
-        </w:tc>
-        <w:tc>
-          <w:tcPr/>
-          <w:p>
-            <w:pPr>
-              <w:pStyle w:val="Compact"/>
-            </w:pPr>
-            <w:r>
-              <w:t xml:space="preserve">Severidade</w:t>
-            </w:r>
-          </w:p>
-        </w:tc>
-        <w:tc>
-          <w:tcPr/>
-          <w:p>
-            <w:pPr>
-              <w:pStyle w:val="Compact"/>
-            </w:pPr>
-            <w:r>
-              <w:t xml:space="preserve">Status em v5.2.0</w:t>
+              <w:t xml:space="preserve">Ponto</w:t>
+            </w:r>
+          </w:p>
+        </w:tc>
+        <w:tc>
+          <w:tcPr/>
+          <w:p>
+            <w:pPr>
+              <w:pStyle w:val="Compact"/>
+            </w:pPr>
+            <w:r>
+              <w:t xml:space="preserve">Status v5.2.0</w:t>
+            </w:r>
+          </w:p>
+        </w:tc>
+        <w:tc>
+          <w:tcPr/>
+          <w:p>
+            <w:pPr>
+              <w:pStyle w:val="Compact"/>
+            </w:pPr>
+            <w:r>
+              <w:t xml:space="preserve">Evidência</w:t>
             </w:r>
           </w:p>
         </w:tc>
@@ -1439,18 +4178,7 @@
               <w:pStyle w:val="Compact"/>
             </w:pPr>
             <w:r>
-              <w:t xml:space="preserve">PCCP formal</w:t>
-            </w:r>
-          </w:p>
-        </w:tc>
-        <w:tc>
-          <w:tcPr/>
-          <w:p>
-            <w:pPr>
-              <w:pStyle w:val="Compact"/>
-            </w:pPr>
-            <w:r>
-              <w:t xml:space="preserve">P0</w:t>
+              <w:t xml:space="preserve">§III.A Predetermined Change Control Plan</w:t>
             </w:r>
           </w:p>
         </w:tc>
@@ -1465,13 +4193,18 @@
                 <w:b/>
                 <w:bCs/>
               </w:rPr>
-              <w:t xml:space="preserve">Em mitigação</w:t>
-            </w:r>
-            <w:r>
-              <w:t xml:space="preserve"> </w:t>
-            </w:r>
-            <w:r>
-              <w:t xml:space="preserve">— HITL populacional implementado</w:t>
+              <w:t xml:space="preserve">parcial</w:t>
+            </w:r>
+          </w:p>
+        </w:tc>
+        <w:tc>
+          <w:tcPr/>
+          <w:p>
+            <w:pPr>
+              <w:pStyle w:val="Compact"/>
+            </w:pPr>
+            <w:r>
+              <w:t xml:space="preserve">PCCP descrito em prosa; falta documento formal versionado.</w:t>
             </w:r>
           </w:p>
         </w:tc>
@@ -1484,18 +4217,7 @@
               <w:pStyle w:val="Compact"/>
             </w:pPr>
             <w:r>
-              <w:t xml:space="preserve">Triplet errado auto-aprovado</w:t>
-            </w:r>
-          </w:p>
-        </w:tc>
-        <w:tc>
-          <w:tcPr/>
-          <w:p>
-            <w:pPr>
-              <w:pStyle w:val="Compact"/>
-            </w:pPr>
-            <w:r>
-              <w:t xml:space="preserve">high</w:t>
+              <w:t xml:space="preserve">§III.B Transparency</w:t>
             </w:r>
           </w:p>
         </w:tc>
@@ -1510,13 +4232,24 @@
                 <w:b/>
                 <w:bCs/>
               </w:rPr>
-              <w:t xml:space="preserve">Reduzido</w:t>
+              <w:t xml:space="preserve">coberto</w:t>
             </w:r>
             <w:r>
               <w:t xml:space="preserve"> </w:t>
             </w:r>
             <w:r>
-              <w:t xml:space="preserve">— validação vet-curador agora cobre insights populacionais</w:t>
+              <w:t xml:space="preserve">★</w:t>
+            </w:r>
+          </w:p>
+        </w:tc>
+        <w:tc>
+          <w:tcPr/>
+          <w:p>
+            <w:pPr>
+              <w:pStyle w:val="Compact"/>
+            </w:pPr>
+            <w:r>
+              <w:t xml:space="preserve">Evidência quantitativa obrigatória (n_supporting, prevalence…).</w:t>
             </w:r>
           </w:p>
         </w:tc>
@@ -1529,18 +4262,7 @@
               <w:pStyle w:val="Compact"/>
             </w:pPr>
             <w:r>
-              <w:t xml:space="preserve">Drift LLM</w:t>
-            </w:r>
-          </w:p>
-        </w:tc>
-        <w:tc>
-          <w:tcPr/>
-          <w:p>
-            <w:pPr>
-              <w:pStyle w:val="Compact"/>
-            </w:pPr>
-            <w:r>
-              <w:t xml:space="preserve">medium</w:t>
+              <w:t xml:space="preserve">§III.C Risk management</w:t>
             </w:r>
           </w:p>
         </w:tc>
@@ -1555,13 +4277,18 @@
                 <w:b/>
                 <w:bCs/>
               </w:rPr>
-              <w:t xml:space="preserve">Reduzido</w:t>
-            </w:r>
-            <w:r>
-              <w:t xml:space="preserve"> </w:t>
-            </w:r>
-            <w:r>
-              <w:t xml:space="preserve">— validação server-side + fallback de provedor</w:t>
+              <w:t xml:space="preserve">coberto</w:t>
+            </w:r>
+          </w:p>
+        </w:tc>
+        <w:tc>
+          <w:tcPr/>
+          <w:p>
+            <w:pPr>
+              <w:pStyle w:val="Compact"/>
+            </w:pPr>
+            <w:r>
+              <w:t xml:space="preserve">Gaps + riscos auditados a cada release.</w:t>
             </w:r>
           </w:p>
         </w:tc>
@@ -1574,29 +4301,33 @@
               <w:pStyle w:val="Compact"/>
             </w:pPr>
             <w:r>
-              <w:t xml:space="preserve">Bias audit</w:t>
-            </w:r>
-          </w:p>
-        </w:tc>
-        <w:tc>
-          <w:tcPr/>
-          <w:p>
-            <w:pPr>
-              <w:pStyle w:val="Compact"/>
-            </w:pPr>
-            <w:r>
-              <w:t xml:space="preserve">P1</w:t>
-            </w:r>
-          </w:p>
-        </w:tc>
-        <w:tc>
-          <w:tcPr/>
-          <w:p>
-            <w:pPr>
-              <w:pStyle w:val="Compact"/>
-            </w:pPr>
-            <w:r>
-              <w:t xml:space="preserve">sem mudança</w:t>
+              <w:t xml:space="preserve">§III.D Data quality</w:t>
+            </w:r>
+          </w:p>
+        </w:tc>
+        <w:tc>
+          <w:tcPr/>
+          <w:p>
+            <w:pPr>
+              <w:pStyle w:val="Compact"/>
+            </w:pPr>
+            <w:r>
+              <w:rPr>
+                <w:b/>
+                <w:bCs/>
+              </w:rPr>
+              <w:t xml:space="preserve">coberto</w:t>
+            </w:r>
+          </w:p>
+        </w:tc>
+        <w:tc>
+          <w:tcPr/>
+          <w:p>
+            <w:pPr>
+              <w:pStyle w:val="Compact"/>
+            </w:pPr>
+            <w:r>
+              <w:t xml:space="preserve">SHA-256 dedup, vetorização pré-curadoria.</w:t>
             </w:r>
           </w:p>
         </w:tc>
@@ -1609,29 +4340,48 @@
               <w:pStyle w:val="Compact"/>
             </w:pPr>
             <w:r>
-              <w:t xml:space="preserve">RWPM longitudinal</w:t>
-            </w:r>
-          </w:p>
-        </w:tc>
-        <w:tc>
-          <w:tcPr/>
-          <w:p>
-            <w:pPr>
-              <w:pStyle w:val="Compact"/>
-            </w:pPr>
-            <w:r>
-              <w:t xml:space="preserve">P0</w:t>
-            </w:r>
-          </w:p>
-        </w:tc>
-        <w:tc>
-          <w:tcPr/>
-          <w:p>
-            <w:pPr>
-              <w:pStyle w:val="Compact"/>
-            </w:pPr>
-            <w:r>
-              <w:t xml:space="preserve">sem mudança</w:t>
+              <w:t xml:space="preserve">§III.E Performance monitoring</w:t>
+            </w:r>
+          </w:p>
+        </w:tc>
+        <w:tc>
+          <w:tcPr/>
+          <w:p>
+            <w:pPr>
+              <w:pStyle w:val="Compact"/>
+            </w:pPr>
+            <w:r>
+              <w:rPr>
+                <w:b/>
+                <w:bCs/>
+              </w:rPr>
+              <w:t xml:space="preserve">coberto</w:t>
+            </w:r>
+          </w:p>
+        </w:tc>
+        <w:tc>
+          <w:tcPr/>
+          <w:p>
+            <w:pPr>
+              <w:pStyle w:val="Compact"/>
+            </w:pPr>
+            <w:r>
+              <w:t xml:space="preserve">Métricas vivas em</w:t>
+            </w:r>
+            <w:r>
+              <w:t xml:space="preserve"> </w:t>
+            </w:r>
+            <w:r>
+              <w:rPr>
+                <w:rStyle w:val="VerbatimChar"/>
+              </w:rPr>
+              <w:t xml:space="preserve">summary</w:t>
+            </w:r>
+            <w:r>
+              <w:t xml:space="preserve"> </w:t>
+            </w:r>
+            <w:r>
+              <w:t xml:space="preserve">de cada auditoria.</w:t>
             </w:r>
           </w:p>
         </w:tc>
@@ -1644,29 +4394,33 @@
               <w:pStyle w:val="Compact"/>
             </w:pPr>
             <w:r>
-              <w:t xml:space="preserve">Embeddings legados</w:t>
-            </w:r>
-          </w:p>
-        </w:tc>
-        <w:tc>
-          <w:tcPr/>
-          <w:p>
-            <w:pPr>
-              <w:pStyle w:val="Compact"/>
-            </w:pPr>
-            <w:r>
-              <w:t xml:space="preserve">P1</w:t>
-            </w:r>
-          </w:p>
-        </w:tc>
-        <w:tc>
-          <w:tcPr/>
-          <w:p>
-            <w:pPr>
-              <w:pStyle w:val="Compact"/>
-            </w:pPr>
-            <w:r>
-              <w:t xml:space="preserve">sem mudança</w:t>
+              <w:t xml:space="preserve">§III.F Cybersecurity</w:t>
+            </w:r>
+          </w:p>
+        </w:tc>
+        <w:tc>
+          <w:tcPr/>
+          <w:p>
+            <w:pPr>
+              <w:pStyle w:val="Compact"/>
+            </w:pPr>
+            <w:r>
+              <w:rPr>
+                <w:b/>
+                <w:bCs/>
+              </w:rPr>
+              <w:t xml:space="preserve">coberto</w:t>
+            </w:r>
+          </w:p>
+        </w:tc>
+        <w:tc>
+          <w:tcPr/>
+          <w:p>
+            <w:pPr>
+              <w:pStyle w:val="Compact"/>
+            </w:pPr>
+            <w:r>
+              <w:t xml:space="preserve">RLS + has_role + signed URLs + storage buckets privados.</w:t>
             </w:r>
           </w:p>
         </w:tc>
@@ -1679,68 +4433,38 @@
               <w:pStyle w:val="Compact"/>
             </w:pPr>
             <w:r>
-              <w:t xml:space="preserve">Gompertz 81 raças</w:t>
-            </w:r>
-          </w:p>
-        </w:tc>
-        <w:tc>
-          <w:tcPr/>
-          <w:p>
-            <w:pPr>
-              <w:pStyle w:val="Compact"/>
-            </w:pPr>
-            <w:r>
-              <w:t xml:space="preserve">P1</w:t>
-            </w:r>
-          </w:p>
-        </w:tc>
-        <w:tc>
-          <w:tcPr/>
-          <w:p>
-            <w:pPr>
-              <w:pStyle w:val="Compact"/>
-            </w:pPr>
-            <w:r>
-              <w:t xml:space="preserve">sem mudança</w:t>
+              <w:t xml:space="preserve">§III.G Real-World Performance Monitoring</w:t>
+            </w:r>
+          </w:p>
+        </w:tc>
+        <w:tc>
+          <w:tcPr/>
+          <w:p>
+            <w:pPr>
+              <w:pStyle w:val="Compact"/>
+            </w:pPr>
+            <w:r>
+              <w:rPr>
+                <w:b/>
+                <w:bCs/>
+              </w:rPr>
+              <w:t xml:space="preserve">gap</w:t>
+            </w:r>
+          </w:p>
+        </w:tc>
+        <w:tc>
+          <w:tcPr/>
+          <w:p>
+            <w:pPr>
+              <w:pStyle w:val="Compact"/>
+            </w:pPr>
+            <w:r>
+              <w:t xml:space="preserve">RWPM longitudinal ainda em P0.</w:t>
             </w:r>
           </w:p>
         </w:tc>
       </w:tr>
     </w:tbl>
-    <w:p>
-      <w:pPr>
-        <w:pStyle w:val="BodyText"/>
-      </w:pPr>
-      <w:r>
-        <w:rPr>
-          <w:b/>
-          <w:bCs/>
-        </w:rPr>
-        <w:t xml:space="preserve">Gaps remanescentes:</w:t>
-      </w:r>
-      <w:r>
-        <w:t xml:space="preserve"> </w:t>
-      </w:r>
-      <w:r>
-        <w:t xml:space="preserve">9 (12 → 9).</w:t>
-      </w:r>
-      <w:r>
-        <w:t xml:space="preserve"> </w:t>
-      </w:r>
-      <w:r>
-        <w:rPr>
-          <w:b/>
-          <w:bCs/>
-        </w:rPr>
-        <w:t xml:space="preserve">Riscos remanescentes:</w:t>
-      </w:r>
-      <w:r>
-        <w:t xml:space="preserve"> </w:t>
-      </w:r>
-      <w:r>
-        <w:t xml:space="preserve">4 (5 → 4).</w:t>
-      </w:r>
-    </w:p>
     <w:p>
       <w:r>
         <w:pict>
@@ -1748,22 +4472,772 @@
         </w:pict>
       </w:r>
     </w:p>
-    <w:bookmarkEnd w:id="17"/>
-    <w:bookmarkStart w:id="18" w:name="métricas-operacionais-snapshot-31052026"/>
+    <w:bookmarkEnd w:id="27"/>
+    <w:bookmarkStart w:id="28" w:name="conformidade-ema-set2024-eu-ai-act-44"/>
     <w:p>
       <w:pPr>
         <w:pStyle w:val="Heading2"/>
       </w:pPr>
       <w:r>
-        <w:t xml:space="preserve">5. Métricas operacionais (snapshot 31/05/2026)</w:t>
-      </w:r>
-    </w:p>
-    <w:p>
-      <w:pPr>
-        <w:pStyle w:val="FirstParagraph"/>
-      </w:pPr>
-      <w:r>
-        <w:t xml:space="preserve">Reaproveita os dados da v5.1.0 + adições do período:</w:t>
+        <w:t xml:space="preserve">19. Conformidade EMA (Set/2024) + EU AI Act — 4/4</w:t>
+      </w:r>
+    </w:p>
+    <w:tbl>
+      <w:tblPr>
+        <w:tblStyle w:val="Table"/>
+        <w:tblW w:type="auto" w:w="0"/>
+        <w:tblLook w:firstRow="1" w:lastRow="0" w:firstColumn="0" w:lastColumn="0" w:noHBand="0" w:noVBand="0" w:val="0020"/>
+      </w:tblPr>
+      <w:tblGrid>
+        <w:gridCol w:w="3960"/>
+        <w:gridCol w:w="3960"/>
+      </w:tblGrid>
+      <w:tr>
+        <w:trPr>
+          <w:tblHeader w:val="on"/>
+        </w:trPr>
+        <w:tc>
+          <w:tcPr/>
+          <w:p>
+            <w:pPr>
+              <w:pStyle w:val="Compact"/>
+            </w:pPr>
+            <w:r>
+              <w:t xml:space="preserve">Ponto</w:t>
+            </w:r>
+          </w:p>
+        </w:tc>
+        <w:tc>
+          <w:tcPr/>
+          <w:p>
+            <w:pPr>
+              <w:pStyle w:val="Compact"/>
+            </w:pPr>
+            <w:r>
+              <w:t xml:space="preserve">Status</w:t>
+            </w:r>
+          </w:p>
+        </w:tc>
+      </w:tr>
+      <w:tr>
+        <w:tc>
+          <w:tcPr/>
+          <w:p>
+            <w:pPr>
+              <w:pStyle w:val="Compact"/>
+            </w:pPr>
+            <w:r>
+              <w:t xml:space="preserve">§4.1 Risk classification (high-risk medical AI)</w:t>
+            </w:r>
+          </w:p>
+        </w:tc>
+        <w:tc>
+          <w:tcPr/>
+          <w:p>
+            <w:pPr>
+              <w:pStyle w:val="Compact"/>
+            </w:pPr>
+            <w:r>
+              <w:t xml:space="preserve">coberto</w:t>
+            </w:r>
+          </w:p>
+        </w:tc>
+      </w:tr>
+      <w:tr>
+        <w:tc>
+          <w:tcPr/>
+          <w:p>
+            <w:pPr>
+              <w:pStyle w:val="Compact"/>
+            </w:pPr>
+            <w:r>
+              <w:t xml:space="preserve">§4.2 Traceability of evidence</w:t>
+            </w:r>
+          </w:p>
+        </w:tc>
+        <w:tc>
+          <w:tcPr/>
+          <w:p>
+            <w:pPr>
+              <w:pStyle w:val="Compact"/>
+            </w:pPr>
+            <w:r>
+              <w:rPr>
+                <w:b/>
+                <w:bCs/>
+              </w:rPr>
+              <w:t xml:space="preserve">coberto</w:t>
+            </w:r>
+            <w:r>
+              <w:t xml:space="preserve"> </w:t>
+            </w:r>
+            <w:r>
+              <w:t xml:space="preserve">★</w:t>
+            </w:r>
+          </w:p>
+        </w:tc>
+      </w:tr>
+      <w:tr>
+        <w:tc>
+          <w:tcPr/>
+          <w:p>
+            <w:pPr>
+              <w:pStyle w:val="Compact"/>
+            </w:pPr>
+            <w:r>
+              <w:t xml:space="preserve">§4.3 Human oversight</w:t>
+            </w:r>
+          </w:p>
+        </w:tc>
+        <w:tc>
+          <w:tcPr/>
+          <w:p>
+            <w:pPr>
+              <w:pStyle w:val="Compact"/>
+            </w:pPr>
+            <w:r>
+              <w:t xml:space="preserve">coberto (HITL duplo)</w:t>
+            </w:r>
+          </w:p>
+        </w:tc>
+      </w:tr>
+      <w:tr>
+        <w:tc>
+          <w:tcPr/>
+          <w:p>
+            <w:pPr>
+              <w:pStyle w:val="Compact"/>
+            </w:pPr>
+            <w:r>
+              <w:t xml:space="preserve">§4.4 Data governance</w:t>
+            </w:r>
+          </w:p>
+        </w:tc>
+        <w:tc>
+          <w:tcPr/>
+          <w:p>
+            <w:pPr>
+              <w:pStyle w:val="Compact"/>
+            </w:pPr>
+            <w:r>
+              <w:t xml:space="preserve">coberto</w:t>
+            </w:r>
+          </w:p>
+        </w:tc>
+      </w:tr>
+    </w:tbl>
+    <w:p>
+      <w:r>
+        <w:pict>
+          <v:rect style="width:0;height:1.5pt" o:hralign="center" o:hrstd="t" o:hr="t"/>
+        </w:pict>
+      </w:r>
+    </w:p>
+    <w:bookmarkEnd w:id="28"/>
+    <w:bookmarkStart w:id="29" w:name="conformidade-avma-nov2025-24"/>
+    <w:p>
+      <w:pPr>
+        <w:pStyle w:val="Heading2"/>
+      </w:pPr>
+      <w:r>
+        <w:t xml:space="preserve">20. Conformidade AVMA (Nov/2025) — 2/4</w:t>
+      </w:r>
+    </w:p>
+    <w:tbl>
+      <w:tblPr>
+        <w:tblStyle w:val="Table"/>
+        <w:tblW w:type="auto" w:w="0"/>
+        <w:tblLook w:firstRow="1" w:lastRow="0" w:firstColumn="0" w:lastColumn="0" w:noHBand="0" w:noVBand="0" w:val="0020"/>
+      </w:tblPr>
+      <w:tblGrid>
+        <w:gridCol w:w="3960"/>
+        <w:gridCol w:w="3960"/>
+      </w:tblGrid>
+      <w:tr>
+        <w:trPr>
+          <w:tblHeader w:val="on"/>
+        </w:trPr>
+        <w:tc>
+          <w:tcPr/>
+          <w:p>
+            <w:pPr>
+              <w:pStyle w:val="Compact"/>
+            </w:pPr>
+            <w:r>
+              <w:t xml:space="preserve">Ponto</w:t>
+            </w:r>
+          </w:p>
+        </w:tc>
+        <w:tc>
+          <w:tcPr/>
+          <w:p>
+            <w:pPr>
+              <w:pStyle w:val="Compact"/>
+            </w:pPr>
+            <w:r>
+              <w:t xml:space="preserve">Status</w:t>
+            </w:r>
+          </w:p>
+        </w:tc>
+      </w:tr>
+      <w:tr>
+        <w:tc>
+          <w:tcPr/>
+          <w:p>
+            <w:pPr>
+              <w:pStyle w:val="Compact"/>
+            </w:pPr>
+            <w:r>
+              <w:t xml:space="preserve">Veterinarian-in-the-loop</w:t>
+            </w:r>
+          </w:p>
+        </w:tc>
+        <w:tc>
+          <w:tcPr/>
+          <w:p>
+            <w:pPr>
+              <w:pStyle w:val="Compact"/>
+            </w:pPr>
+            <w:r>
+              <w:t xml:space="preserve">coberto</w:t>
+            </w:r>
+          </w:p>
+        </w:tc>
+      </w:tr>
+      <w:tr>
+        <w:tc>
+          <w:tcPr/>
+          <w:p>
+            <w:pPr>
+              <w:pStyle w:val="Compact"/>
+            </w:pPr>
+            <w:r>
+              <w:t xml:space="preserve">Scope transparency to client</w:t>
+            </w:r>
+          </w:p>
+        </w:tc>
+        <w:tc>
+          <w:tcPr/>
+          <w:p>
+            <w:pPr>
+              <w:pStyle w:val="Compact"/>
+            </w:pPr>
+            <w:r>
+              <w:t xml:space="preserve">coberto</w:t>
+            </w:r>
+          </w:p>
+        </w:tc>
+      </w:tr>
+      <w:tr>
+        <w:tc>
+          <w:tcPr/>
+          <w:p>
+            <w:pPr>
+              <w:pStyle w:val="Compact"/>
+            </w:pPr>
+            <w:r>
+              <w:t xml:space="preserve">Continuing education for vets using AI</w:t>
+            </w:r>
+          </w:p>
+        </w:tc>
+        <w:tc>
+          <w:tcPr/>
+          <w:p>
+            <w:pPr>
+              <w:pStyle w:val="Compact"/>
+            </w:pPr>
+            <w:r>
+              <w:rPr>
+                <w:b/>
+                <w:bCs/>
+              </w:rPr>
+              <w:t xml:space="preserve">gap</w:t>
+            </w:r>
+          </w:p>
+        </w:tc>
+      </w:tr>
+      <w:tr>
+        <w:tc>
+          <w:tcPr/>
+          <w:p>
+            <w:pPr>
+              <w:pStyle w:val="Compact"/>
+            </w:pPr>
+            <w:r>
+              <w:t xml:space="preserve">Liability disclosure</w:t>
+            </w:r>
+          </w:p>
+        </w:tc>
+        <w:tc>
+          <w:tcPr/>
+          <w:p>
+            <w:pPr>
+              <w:pStyle w:val="Compact"/>
+            </w:pPr>
+            <w:r>
+              <w:rPr>
+                <w:b/>
+                <w:bCs/>
+              </w:rPr>
+              <w:t xml:space="preserve">gap</w:t>
+            </w:r>
+          </w:p>
+        </w:tc>
+      </w:tr>
+    </w:tbl>
+    <w:p>
+      <w:r>
+        <w:pict>
+          <v:rect style="width:0;height:1.5pt" o:hralign="center" o:hrstd="t" o:hr="t"/>
+        </w:pict>
+      </w:r>
+    </w:p>
+    <w:bookmarkEnd w:id="29"/>
+    <w:bookmarkStart w:id="30" w:name="gmlp-10-princípios-8-cobertos-2-parciais"/>
+    <w:p>
+      <w:pPr>
+        <w:pStyle w:val="Heading2"/>
+      </w:pPr>
+      <w:r>
+        <w:t xml:space="preserve">21. GMLP — 10 princípios (8 cobertos + 2 parciais)</w:t>
+      </w:r>
+    </w:p>
+    <w:tbl>
+      <w:tblPr>
+        <w:tblStyle w:val="Table"/>
+        <w:tblW w:type="pct" w:w="5000"/>
+        <w:tblLayout w:type="fixed"/>
+        <w:tblLook w:firstRow="1" w:lastRow="0" w:firstColumn="0" w:lastColumn="0" w:noHBand="0" w:noVBand="0" w:val="0020"/>
+      </w:tblPr>
+      <w:tblGrid>
+        <w:gridCol w:w="2640"/>
+        <w:gridCol w:w="2640"/>
+        <w:gridCol w:w="2640"/>
+      </w:tblGrid>
+      <w:tr>
+        <w:trPr>
+          <w:tblHeader w:val="on"/>
+        </w:trPr>
+        <w:tc>
+          <w:tcPr/>
+          <w:p>
+            <w:pPr>
+              <w:pStyle w:val="Compact"/>
+            </w:pPr>
+            <w:r>
+              <w:t xml:space="preserve">#</w:t>
+            </w:r>
+          </w:p>
+        </w:tc>
+        <w:tc>
+          <w:tcPr/>
+          <w:p>
+            <w:pPr>
+              <w:pStyle w:val="Compact"/>
+            </w:pPr>
+            <w:r>
+              <w:t xml:space="preserve">Princípio</w:t>
+            </w:r>
+          </w:p>
+        </w:tc>
+        <w:tc>
+          <w:tcPr/>
+          <w:p>
+            <w:pPr>
+              <w:pStyle w:val="Compact"/>
+            </w:pPr>
+            <w:r>
+              <w:t xml:space="preserve">Status</w:t>
+            </w:r>
+          </w:p>
+        </w:tc>
+      </w:tr>
+      <w:tr>
+        <w:tc>
+          <w:tcPr/>
+          <w:p>
+            <w:pPr>
+              <w:pStyle w:val="Compact"/>
+            </w:pPr>
+            <w:r>
+              <w:t xml:space="preserve">1</w:t>
+            </w:r>
+          </w:p>
+        </w:tc>
+        <w:tc>
+          <w:tcPr/>
+          <w:p>
+            <w:pPr>
+              <w:pStyle w:val="Compact"/>
+            </w:pPr>
+            <w:r>
+              <w:t xml:space="preserve">Multi-disciplinary expertise</w:t>
+            </w:r>
+          </w:p>
+        </w:tc>
+        <w:tc>
+          <w:tcPr/>
+          <w:p>
+            <w:pPr>
+              <w:pStyle w:val="Compact"/>
+            </w:pPr>
+            <w:r>
+              <w:t xml:space="preserve">coberto</w:t>
+            </w:r>
+          </w:p>
+        </w:tc>
+      </w:tr>
+      <w:tr>
+        <w:tc>
+          <w:tcPr/>
+          <w:p>
+            <w:pPr>
+              <w:pStyle w:val="Compact"/>
+            </w:pPr>
+            <w:r>
+              <w:t xml:space="preserve">2</w:t>
+            </w:r>
+          </w:p>
+        </w:tc>
+        <w:tc>
+          <w:tcPr/>
+          <w:p>
+            <w:pPr>
+              <w:pStyle w:val="Compact"/>
+            </w:pPr>
+            <w:r>
+              <w:t xml:space="preserve">Good software engineering</w:t>
+            </w:r>
+          </w:p>
+        </w:tc>
+        <w:tc>
+          <w:tcPr/>
+          <w:p>
+            <w:pPr>
+              <w:pStyle w:val="Compact"/>
+            </w:pPr>
+            <w:r>
+              <w:t xml:space="preserve">coberto</w:t>
+            </w:r>
+          </w:p>
+        </w:tc>
+      </w:tr>
+      <w:tr>
+        <w:tc>
+          <w:tcPr/>
+          <w:p>
+            <w:pPr>
+              <w:pStyle w:val="Compact"/>
+            </w:pPr>
+            <w:r>
+              <w:t xml:space="preserve">3</w:t>
+            </w:r>
+          </w:p>
+        </w:tc>
+        <w:tc>
+          <w:tcPr/>
+          <w:p>
+            <w:pPr>
+              <w:pStyle w:val="Compact"/>
+            </w:pPr>
+            <w:r>
+              <w:t xml:space="preserve">Clinical study participants representative</w:t>
+            </w:r>
+          </w:p>
+        </w:tc>
+        <w:tc>
+          <w:tcPr/>
+          <w:p>
+            <w:pPr>
+              <w:pStyle w:val="Compact"/>
+            </w:pPr>
+            <w:r>
+              <w:rPr>
+                <w:b/>
+                <w:bCs/>
+              </w:rPr>
+              <w:t xml:space="preserve">parcial</w:t>
+            </w:r>
+            <w:r>
+              <w:t xml:space="preserve"> </w:t>
+            </w:r>
+            <w:r>
+              <w:t xml:space="preserve">(cohorts demo + pets reais limitados)</w:t>
+            </w:r>
+          </w:p>
+        </w:tc>
+      </w:tr>
+      <w:tr>
+        <w:tc>
+          <w:tcPr/>
+          <w:p>
+            <w:pPr>
+              <w:pStyle w:val="Compact"/>
+            </w:pPr>
+            <w:r>
+              <w:t xml:space="preserve">4</w:t>
+            </w:r>
+          </w:p>
+        </w:tc>
+        <w:tc>
+          <w:tcPr/>
+          <w:p>
+            <w:pPr>
+              <w:pStyle w:val="Compact"/>
+            </w:pPr>
+            <w:r>
+              <w:t xml:space="preserve">Training/test independence</w:t>
+            </w:r>
+          </w:p>
+        </w:tc>
+        <w:tc>
+          <w:tcPr/>
+          <w:p>
+            <w:pPr>
+              <w:pStyle w:val="Compact"/>
+            </w:pPr>
+            <w:r>
+              <w:t xml:space="preserve">coberto</w:t>
+            </w:r>
+          </w:p>
+        </w:tc>
+      </w:tr>
+      <w:tr>
+        <w:tc>
+          <w:tcPr/>
+          <w:p>
+            <w:pPr>
+              <w:pStyle w:val="Compact"/>
+            </w:pPr>
+            <w:r>
+              <w:t xml:space="preserve">5</w:t>
+            </w:r>
+          </w:p>
+        </w:tc>
+        <w:tc>
+          <w:tcPr/>
+          <w:p>
+            <w:pPr>
+              <w:pStyle w:val="Compact"/>
+            </w:pPr>
+            <w:r>
+              <w:t xml:space="preserve">Reference standard well characterized</w:t>
+            </w:r>
+          </w:p>
+        </w:tc>
+        <w:tc>
+          <w:tcPr/>
+          <w:p>
+            <w:pPr>
+              <w:pStyle w:val="Compact"/>
+            </w:pPr>
+            <w:r>
+              <w:t xml:space="preserve">coberto (SNOMED + UMLS)</w:t>
+            </w:r>
+          </w:p>
+        </w:tc>
+      </w:tr>
+      <w:tr>
+        <w:tc>
+          <w:tcPr/>
+          <w:p>
+            <w:pPr>
+              <w:pStyle w:val="Compact"/>
+            </w:pPr>
+            <w:r>
+              <w:t xml:space="preserve">6</w:t>
+            </w:r>
+          </w:p>
+        </w:tc>
+        <w:tc>
+          <w:tcPr/>
+          <w:p>
+            <w:pPr>
+              <w:pStyle w:val="Compact"/>
+            </w:pPr>
+            <w:r>
+              <w:t xml:space="preserve">Model design tailored</w:t>
+            </w:r>
+          </w:p>
+        </w:tc>
+        <w:tc>
+          <w:tcPr/>
+          <w:p>
+            <w:pPr>
+              <w:pStyle w:val="Compact"/>
+            </w:pPr>
+            <w:r>
+              <w:t xml:space="preserve">coberto</w:t>
+            </w:r>
+          </w:p>
+        </w:tc>
+      </w:tr>
+      <w:tr>
+        <w:tc>
+          <w:tcPr/>
+          <w:p>
+            <w:pPr>
+              <w:pStyle w:val="Compact"/>
+            </w:pPr>
+            <w:r>
+              <w:t xml:space="preserve">7</w:t>
+            </w:r>
+          </w:p>
+        </w:tc>
+        <w:tc>
+          <w:tcPr/>
+          <w:p>
+            <w:pPr>
+              <w:pStyle w:val="Compact"/>
+            </w:pPr>
+            <w:r>
+              <w:t xml:space="preserve">Human-AI team performance</w:t>
+            </w:r>
+          </w:p>
+        </w:tc>
+        <w:tc>
+          <w:tcPr/>
+          <w:p>
+            <w:pPr>
+              <w:pStyle w:val="Compact"/>
+            </w:pPr>
+            <w:r>
+              <w:rPr>
+                <w:b/>
+                <w:bCs/>
+              </w:rPr>
+              <w:t xml:space="preserve">parcial</w:t>
+            </w:r>
+            <w:r>
+              <w:t xml:space="preserve"> </w:t>
+            </w:r>
+            <w:r>
+              <w:t xml:space="preserve">(HITL implementado, métrica humano vs IA pendente)</w:t>
+            </w:r>
+          </w:p>
+        </w:tc>
+      </w:tr>
+      <w:tr>
+        <w:tc>
+          <w:tcPr/>
+          <w:p>
+            <w:pPr>
+              <w:pStyle w:val="Compact"/>
+            </w:pPr>
+            <w:r>
+              <w:t xml:space="preserve">8</w:t>
+            </w:r>
+          </w:p>
+        </w:tc>
+        <w:tc>
+          <w:tcPr/>
+          <w:p>
+            <w:pPr>
+              <w:pStyle w:val="Compact"/>
+            </w:pPr>
+            <w:r>
+              <w:t xml:space="preserve">Testing demonstrates performance</w:t>
+            </w:r>
+          </w:p>
+        </w:tc>
+        <w:tc>
+          <w:tcPr/>
+          <w:p>
+            <w:pPr>
+              <w:pStyle w:val="Compact"/>
+            </w:pPr>
+            <w:r>
+              <w:t xml:space="preserve">coberto</w:t>
+            </w:r>
+          </w:p>
+        </w:tc>
+      </w:tr>
+      <w:tr>
+        <w:tc>
+          <w:tcPr/>
+          <w:p>
+            <w:pPr>
+              <w:pStyle w:val="Compact"/>
+            </w:pPr>
+            <w:r>
+              <w:t xml:space="preserve">9</w:t>
+            </w:r>
+          </w:p>
+        </w:tc>
+        <w:tc>
+          <w:tcPr/>
+          <w:p>
+            <w:pPr>
+              <w:pStyle w:val="Compact"/>
+            </w:pPr>
+            <w:r>
+              <w:t xml:space="preserve">Users provided clear info</w:t>
+            </w:r>
+          </w:p>
+        </w:tc>
+        <w:tc>
+          <w:tcPr/>
+          <w:p>
+            <w:pPr>
+              <w:pStyle w:val="Compact"/>
+            </w:pPr>
+            <w:r>
+              <w:t xml:space="preserve">coberto</w:t>
+            </w:r>
+          </w:p>
+        </w:tc>
+      </w:tr>
+      <w:tr>
+        <w:tc>
+          <w:tcPr/>
+          <w:p>
+            <w:pPr>
+              <w:pStyle w:val="Compact"/>
+            </w:pPr>
+            <w:r>
+              <w:t xml:space="preserve">10</w:t>
+            </w:r>
+          </w:p>
+        </w:tc>
+        <w:tc>
+          <w:tcPr/>
+          <w:p>
+            <w:pPr>
+              <w:pStyle w:val="Compact"/>
+            </w:pPr>
+            <w:r>
+              <w:t xml:space="preserve">Deployed models monitored</w:t>
+            </w:r>
+          </w:p>
+        </w:tc>
+        <w:tc>
+          <w:tcPr/>
+          <w:p>
+            <w:pPr>
+              <w:pStyle w:val="Compact"/>
+            </w:pPr>
+            <w:r>
+              <w:t xml:space="preserve">coberto</w:t>
+            </w:r>
+          </w:p>
+        </w:tc>
+      </w:tr>
+    </w:tbl>
+    <w:p>
+      <w:r>
+        <w:pict>
+          <v:rect style="width:0;height:1.5pt" o:hralign="center" o:hrstd="t" o:hr="t"/>
+        </w:pict>
+      </w:r>
+    </w:p>
+    <w:bookmarkEnd w:id="30"/>
+    <w:bookmarkStart w:id="31" w:name="forças-18"/>
+    <w:p>
+      <w:pPr>
+        <w:pStyle w:val="Heading2"/>
+      </w:pPr>
+      <w:r>
+        <w:t xml:space="preserve">22. Forças (18)</w:t>
       </w:r>
     </w:p>
     <w:p>
@@ -1771,21 +5245,11 @@
         <w:pStyle w:val="Compact"/>
         <w:numPr>
           <w:ilvl w:val="0"/>
-          <w:numId w:val="1006"/>
+          <w:numId w:val="1014"/>
         </w:numPr>
       </w:pPr>
       <w:r>
-        <w:rPr>
-          <w:b/>
-          <w:bCs/>
-        </w:rPr>
-        <w:t xml:space="preserve">Edge Functions:</w:t>
-      </w:r>
-      <w:r>
-        <w:t xml:space="preserve"> </w:t>
-      </w:r>
-      <w:r>
-        <w:t xml:space="preserve">67 (sem alteração estrutural; 1 endurecida).</w:t>
+        <w:t xml:space="preserve">No-mock policy estrita (core rule).</w:t>
       </w:r>
     </w:p>
     <w:p>
@@ -1793,51 +5257,11 @@
         <w:pStyle w:val="Compact"/>
         <w:numPr>
           <w:ilvl w:val="0"/>
-          <w:numId w:val="1006"/>
+          <w:numId w:val="1014"/>
         </w:numPr>
       </w:pPr>
       <w:r>
-        <w:rPr>
-          <w:b/>
-          <w:bCs/>
-        </w:rPr>
-        <w:t xml:space="preserve">Prompts ativos (</w:t>
-      </w:r>
-      <w:r>
-        <w:rPr>
-          <w:rStyle w:val="VerbatimChar"/>
-          <w:b/>
-          <w:bCs/>
-        </w:rPr>
-        <w:t xml:space="preserve">ai_prompt_versions</w:t>
-      </w:r>
-      <w:r>
-        <w:rPr>
-          <w:b/>
-          <w:bCs/>
-        </w:rPr>
-        <w:t xml:space="preserve">):</w:t>
-      </w:r>
-      <w:r>
-        <w:t xml:space="preserve"> </w:t>
-      </w:r>
-      <w:r>
-        <w:t xml:space="preserve">8 (mesma contagem; 1 prompt do</w:t>
-      </w:r>
-      <w:r>
-        <w:t xml:space="preserve"> </w:t>
-      </w:r>
-      <w:r>
-        <w:rPr>
-          <w:rStyle w:val="VerbatimChar"/>
-        </w:rPr>
-        <w:t xml:space="preserve">analyze-cohort-patterns</w:t>
-      </w:r>
-      <w:r>
-        <w:t xml:space="preserve"> </w:t>
-      </w:r>
-      <w:r>
-        <w:t xml:space="preserve">versão maior).</w:t>
+        <w:t xml:space="preserve">Bilinguismo PT/EN com I18N_VERSION cache-bust.</w:t>
       </w:r>
     </w:p>
     <w:p>
@@ -1845,21 +5269,26 @@
         <w:pStyle w:val="Compact"/>
         <w:numPr>
           <w:ilvl w:val="0"/>
-          <w:numId w:val="1006"/>
+          <w:numId w:val="1014"/>
         </w:numPr>
       </w:pPr>
       <w:r>
-        <w:rPr>
-          <w:b/>
-          <w:bCs/>
-        </w:rPr>
-        <w:t xml:space="preserve">i18n_version:</w:t>
-      </w:r>
-      <w:r>
-        <w:t xml:space="preserve"> </w:t>
-      </w:r>
-      <w:r>
-        <w:t xml:space="preserve">1.115.6 (de 1.86.7).</w:t>
+        <w:t xml:space="preserve">RLS +</w:t>
+      </w:r>
+      <w:r>
+        <w:t xml:space="preserve"> </w:t>
+      </w:r>
+      <w:r>
+        <w:rPr>
+          <w:rStyle w:val="VerbatimChar"/>
+        </w:rPr>
+        <w:t xml:space="preserve">has_role</w:t>
+      </w:r>
+      <w:r>
+        <w:t xml:space="preserve"> </w:t>
+      </w:r>
+      <w:r>
+        <w:t xml:space="preserve">SECURITY DEFINER sem recursão.</w:t>
       </w:r>
     </w:p>
     <w:p>
@@ -1867,21 +5296,11 @@
         <w:pStyle w:val="Compact"/>
         <w:numPr>
           <w:ilvl w:val="0"/>
-          <w:numId w:val="1006"/>
+          <w:numId w:val="1014"/>
         </w:numPr>
       </w:pPr>
       <w:r>
-        <w:rPr>
-          <w:b/>
-          <w:bCs/>
-        </w:rPr>
-        <w:t xml:space="preserve">Triplets aprovados:</w:t>
-      </w:r>
-      <w:r>
-        <w:t xml:space="preserve"> </w:t>
-      </w:r>
-      <w:r>
-        <w:t xml:space="preserve">3924; sincronizados Neo4j: 4411; totais: 4785 (sem mudança material no período).</w:t>
+        <w:t xml:space="preserve">Curadoria gatekeeper para triplets E insights populacionais.</w:t>
       </w:r>
     </w:p>
     <w:p>
@@ -1889,55 +5308,188 @@
         <w:pStyle w:val="Compact"/>
         <w:numPr>
           <w:ilvl w:val="0"/>
-          <w:numId w:val="1006"/>
+          <w:numId w:val="1014"/>
         </w:numPr>
       </w:pPr>
       <w:r>
-        <w:rPr>
-          <w:b/>
-          <w:bCs/>
-        </w:rPr>
-        <w:t xml:space="preserve">Cohort insights com</w:t>
-      </w:r>
-      <w:r>
-        <w:rPr>
-          <w:b/>
-          <w:bCs/>
-        </w:rPr>
-        <w:t xml:space="preserve"> </w:t>
+        <w:t xml:space="preserve">SNOMED-CT VetSCT + UMLS como vocabulários canônicos.</w:t>
+      </w:r>
+    </w:p>
+    <w:p>
+      <w:pPr>
+        <w:pStyle w:val="Compact"/>
+        <w:numPr>
+          <w:ilvl w:val="0"/>
+          <w:numId w:val="1014"/>
+        </w:numPr>
+      </w:pPr>
+      <w:r>
+        <w:t xml:space="preserve">Vetorização pré-curadoria (curador vê origem).</w:t>
+      </w:r>
+    </w:p>
+    <w:p>
+      <w:pPr>
+        <w:pStyle w:val="Compact"/>
+        <w:numPr>
+          <w:ilvl w:val="0"/>
+          <w:numId w:val="1014"/>
+        </w:numPr>
+      </w:pPr>
+      <w:r>
+        <w:t xml:space="preserve">Canonical IDs (UUID, nunca elementId).</w:t>
+      </w:r>
+    </w:p>
+    <w:p>
+      <w:pPr>
+        <w:pStyle w:val="Compact"/>
+        <w:numPr>
+          <w:ilvl w:val="0"/>
+          <w:numId w:val="1014"/>
+        </w:numPr>
+      </w:pPr>
+      <w:r>
+        <w:t xml:space="preserve">Therapeutic cap de 8 compostos.</w:t>
+      </w:r>
+    </w:p>
+    <w:p>
+      <w:pPr>
+        <w:pStyle w:val="Compact"/>
+        <w:numPr>
+          <w:ilvl w:val="0"/>
+          <w:numId w:val="1014"/>
+        </w:numPr>
+      </w:pPr>
+      <w:r>
+        <w:t xml:space="preserve">Dedup SHA-256 + Levenshtein título.</w:t>
+      </w:r>
+    </w:p>
+    <w:p>
+      <w:pPr>
+        <w:pStyle w:val="Compact"/>
+        <w:numPr>
+          <w:ilvl w:val="0"/>
+          <w:numId w:val="1014"/>
+        </w:numPr>
+      </w:pPr>
+      <w:r>
+        <w:t xml:space="preserve">Digital Twin sigmoidal por raça.</w:t>
+      </w:r>
+    </w:p>
+    <w:p>
+      <w:pPr>
+        <w:pStyle w:val="Compact"/>
+        <w:numPr>
+          <w:ilvl w:val="0"/>
+          <w:numId w:val="1014"/>
+        </w:numPr>
+      </w:pPr>
+      <w:r>
+        <w:t xml:space="preserve">Edge functions com fallback de provedor (gpt-5.4 backup).</w:t>
+      </w:r>
+    </w:p>
+    <w:p>
+      <w:pPr>
+        <w:pStyle w:val="Compact"/>
+        <w:numPr>
+          <w:ilvl w:val="0"/>
+          <w:numId w:val="1014"/>
+        </w:numPr>
+      </w:pPr>
+      <w:r>
+        <w:t xml:space="preserve">Audit trail imutável (technical_audits + audit_requests).</w:t>
+      </w:r>
+    </w:p>
+    <w:p>
+      <w:pPr>
+        <w:pStyle w:val="Compact"/>
+        <w:numPr>
+          <w:ilvl w:val="0"/>
+          <w:numId w:val="1014"/>
+        </w:numPr>
+      </w:pPr>
+      <w:r>
+        <w:t xml:space="preserve">Trigger anti-mentira (auto-fulfill de audit_requests).</w:t>
+      </w:r>
+    </w:p>
+    <w:p>
+      <w:pPr>
+        <w:pStyle w:val="Compact"/>
+        <w:numPr>
+          <w:ilvl w:val="0"/>
+          <w:numId w:val="1014"/>
+        </w:numPr>
+      </w:pPr>
+      <w:r>
+        <w:t xml:space="preserve">Soft delete para estudos +</w:t>
+      </w:r>
+      <w:r>
+        <w:t xml:space="preserve"> </w:t>
+      </w:r>
+      <w:r>
+        <w:t xml:space="preserve">‘DELETE’</w:t>
+      </w:r>
+      <w:r>
+        <w:t xml:space="preserve"> </w:t>
+      </w:r>
+      <w:r>
+        <w:t xml:space="preserve">typing para bulk.</w:t>
+      </w:r>
+    </w:p>
+    <w:p>
+      <w:pPr>
+        <w:pStyle w:val="Compact"/>
+        <w:numPr>
+          <w:ilvl w:val="0"/>
+          <w:numId w:val="1014"/>
+        </w:numPr>
+      </w:pPr>
+      <w:r>
+        <w:t xml:space="preserve">Mermaid + ASCII diagrams em PR docs.</w:t>
+      </w:r>
+    </w:p>
+    <w:p>
+      <w:pPr>
+        <w:pStyle w:val="Compact"/>
+        <w:numPr>
+          <w:ilvl w:val="0"/>
+          <w:numId w:val="1014"/>
+        </w:numPr>
+      </w:pPr>
+      <w:r>
+        <w:t xml:space="preserve">Changelog estruturado parseável (</w:t>
       </w:r>
       <w:r>
         <w:rPr>
           <w:rStyle w:val="VerbatimChar"/>
-          <w:b/>
-          <w:bCs/>
-        </w:rPr>
-        <w:t xml:space="preserve">vet_review_status</w:t>
-      </w:r>
-      <w:r>
-        <w:rPr>
-          <w:b/>
-          <w:bCs/>
-        </w:rPr>
-        <w:t xml:space="preserve">:</w:t>
-      </w:r>
-      <w:r>
-        <w:t xml:space="preserve"> </w:t>
-      </w:r>
-      <w:r>
-        <w:t xml:space="preserve">novo campo; backfill default</w:t>
-      </w:r>
-      <w:r>
-        <w:t xml:space="preserve"> </w:t>
-      </w:r>
-      <w:r>
-        <w:rPr>
-          <w:rStyle w:val="VerbatimChar"/>
-        </w:rPr>
-        <w:t xml:space="preserve">pending</w:t>
-      </w:r>
-      <w:r>
-        <w:t xml:space="preserve">.</w:t>
+        </w:rPr>
+        <w:t xml:space="preserve">&lt;!-- area · status · i18n --&gt;</w:t>
+      </w:r>
+      <w:r>
+        <w:t xml:space="preserve">).</w:t>
+      </w:r>
+    </w:p>
+    <w:p>
+      <w:pPr>
+        <w:pStyle w:val="Compact"/>
+        <w:numPr>
+          <w:ilvl w:val="0"/>
+          <w:numId w:val="1014"/>
+        </w:numPr>
+      </w:pPr>
+      <w:r>
+        <w:t xml:space="preserve">Organograma manual (não auto-derivado da sidebar).</w:t>
+      </w:r>
+    </w:p>
+    <w:p>
+      <w:pPr>
+        <w:pStyle w:val="Compact"/>
+        <w:numPr>
+          <w:ilvl w:val="0"/>
+          <w:numId w:val="1014"/>
+        </w:numPr>
+      </w:pPr>
+      <w:r>
+        <w:t xml:space="preserve">Validação quantitativa obrigatória de evidência (★ v5.2.0).</w:t>
       </w:r>
     </w:p>
     <w:p>
@@ -1947,14 +5499,775 @@
         </w:pict>
       </w:r>
     </w:p>
-    <w:bookmarkEnd w:id="18"/>
-    <w:bookmarkStart w:id="19" w:name="Xb0a1ce6e408b3f738c27248d84c97834ca3a1e2"/>
+    <w:bookmarkEnd w:id="31"/>
+    <w:bookmarkStart w:id="34" w:name="gaps-e-riscos-9-4"/>
     <w:p>
       <w:pPr>
         <w:pStyle w:val="Heading2"/>
       </w:pPr>
       <w:r>
-        <w:t xml:space="preserve">6. Pendências carregadas para a próxima auditoria (v5.3.0)</w:t>
+        <w:t xml:space="preserve">23. Gaps e riscos (9 + 4)</w:t>
+      </w:r>
+    </w:p>
+    <w:bookmarkStart w:id="32" w:name="gaps"/>
+    <w:p>
+      <w:pPr>
+        <w:pStyle w:val="Heading3"/>
+      </w:pPr>
+      <w:r>
+        <w:t xml:space="preserve">Gaps</w:t>
+      </w:r>
+    </w:p>
+    <w:tbl>
+      <w:tblPr>
+        <w:tblStyle w:val="Table"/>
+        <w:tblW w:type="pct" w:w="5000"/>
+        <w:tblLayout w:type="fixed"/>
+        <w:tblLook w:firstRow="1" w:lastRow="0" w:firstColumn="0" w:lastColumn="0" w:noHBand="0" w:noVBand="0" w:val="0020"/>
+      </w:tblPr>
+      <w:tblGrid>
+        <w:gridCol w:w="1980"/>
+        <w:gridCol w:w="1980"/>
+        <w:gridCol w:w="1980"/>
+        <w:gridCol w:w="1980"/>
+      </w:tblGrid>
+      <w:tr>
+        <w:trPr>
+          <w:tblHeader w:val="on"/>
+        </w:trPr>
+        <w:tc>
+          <w:tcPr/>
+          <w:p>
+            <w:pPr>
+              <w:pStyle w:val="Compact"/>
+            </w:pPr>
+            <w:r>
+              <w:t xml:space="preserve">ID</w:t>
+            </w:r>
+          </w:p>
+        </w:tc>
+        <w:tc>
+          <w:tcPr/>
+          <w:p>
+            <w:pPr>
+              <w:pStyle w:val="Compact"/>
+            </w:pPr>
+            <w:r>
+              <w:t xml:space="preserve">Severidade</w:t>
+            </w:r>
+          </w:p>
+        </w:tc>
+        <w:tc>
+          <w:tcPr/>
+          <w:p>
+            <w:pPr>
+              <w:pStyle w:val="Compact"/>
+            </w:pPr>
+            <w:r>
+              <w:t xml:space="preserve">Descrição</w:t>
+            </w:r>
+          </w:p>
+        </w:tc>
+        <w:tc>
+          <w:tcPr/>
+          <w:p>
+            <w:pPr>
+              <w:pStyle w:val="Compact"/>
+            </w:pPr>
+            <w:r>
+              <w:t xml:space="preserve">Mitigação prevista</w:t>
+            </w:r>
+          </w:p>
+        </w:tc>
+      </w:tr>
+      <w:tr>
+        <w:tc>
+          <w:tcPr/>
+          <w:p>
+            <w:pPr>
+              <w:pStyle w:val="Compact"/>
+            </w:pPr>
+            <w:r>
+              <w:t xml:space="preserve">G1</w:t>
+            </w:r>
+          </w:p>
+        </w:tc>
+        <w:tc>
+          <w:tcPr/>
+          <w:p>
+            <w:pPr>
+              <w:pStyle w:val="Compact"/>
+            </w:pPr>
+            <w:r>
+              <w:t xml:space="preserve">P0</w:t>
+            </w:r>
+          </w:p>
+        </w:tc>
+        <w:tc>
+          <w:tcPr/>
+          <w:p>
+            <w:pPr>
+              <w:pStyle w:val="Compact"/>
+            </w:pPr>
+            <w:r>
+              <w:t xml:space="preserve">RWPM longitudinal ausente</w:t>
+            </w:r>
+          </w:p>
+        </w:tc>
+        <w:tc>
+          <w:tcPr/>
+          <w:p>
+            <w:pPr>
+              <w:pStyle w:val="Compact"/>
+            </w:pPr>
+            <w:r>
+              <w:t xml:space="preserve">Próximo trimestre</w:t>
+            </w:r>
+          </w:p>
+        </w:tc>
+      </w:tr>
+      <w:tr>
+        <w:tc>
+          <w:tcPr/>
+          <w:p>
+            <w:pPr>
+              <w:pStyle w:val="Compact"/>
+            </w:pPr>
+            <w:r>
+              <w:t xml:space="preserve">G2</w:t>
+            </w:r>
+          </w:p>
+        </w:tc>
+        <w:tc>
+          <w:tcPr/>
+          <w:p>
+            <w:pPr>
+              <w:pStyle w:val="Compact"/>
+            </w:pPr>
+            <w:r>
+              <w:t xml:space="preserve">P0</w:t>
+            </w:r>
+          </w:p>
+        </w:tc>
+        <w:tc>
+          <w:tcPr/>
+          <w:p>
+            <w:pPr>
+              <w:pStyle w:val="Compact"/>
+            </w:pPr>
+            <w:r>
+              <w:t xml:space="preserve">Base L1-L3 ainda manual em grande parte</w:t>
+            </w:r>
+          </w:p>
+        </w:tc>
+        <w:tc>
+          <w:tcPr/>
+          <w:p>
+            <w:pPr>
+              <w:pStyle w:val="Compact"/>
+            </w:pPr>
+            <w:r>
+              <w:t xml:space="preserve">Pipeline assistido</w:t>
+            </w:r>
+          </w:p>
+        </w:tc>
+      </w:tr>
+      <w:tr>
+        <w:tc>
+          <w:tcPr/>
+          <w:p>
+            <w:pPr>
+              <w:pStyle w:val="Compact"/>
+            </w:pPr>
+            <w:r>
+              <w:t xml:space="preserve">G3</w:t>
+            </w:r>
+          </w:p>
+        </w:tc>
+        <w:tc>
+          <w:tcPr/>
+          <w:p>
+            <w:pPr>
+              <w:pStyle w:val="Compact"/>
+            </w:pPr>
+            <w:r>
+              <w:t xml:space="preserve">P0</w:t>
+            </w:r>
+          </w:p>
+        </w:tc>
+        <w:tc>
+          <w:tcPr/>
+          <w:p>
+            <w:pPr>
+              <w:pStyle w:val="Compact"/>
+            </w:pPr>
+            <w:r>
+              <w:t xml:space="preserve">species_constraint não enforçado em todos os triplets</w:t>
+            </w:r>
+          </w:p>
+        </w:tc>
+        <w:tc>
+          <w:tcPr/>
+          <w:p>
+            <w:pPr>
+              <w:pStyle w:val="Compact"/>
+            </w:pPr>
+            <w:r>
+              <w:t xml:space="preserve">Validador server-side</w:t>
+            </w:r>
+          </w:p>
+        </w:tc>
+      </w:tr>
+      <w:tr>
+        <w:tc>
+          <w:tcPr/>
+          <w:p>
+            <w:pPr>
+              <w:pStyle w:val="Compact"/>
+            </w:pPr>
+            <w:r>
+              <w:t xml:space="preserve">G4</w:t>
+            </w:r>
+          </w:p>
+        </w:tc>
+        <w:tc>
+          <w:tcPr/>
+          <w:p>
+            <w:pPr>
+              <w:pStyle w:val="Compact"/>
+            </w:pPr>
+            <w:r>
+              <w:t xml:space="preserve">P1</w:t>
+            </w:r>
+          </w:p>
+        </w:tc>
+        <w:tc>
+          <w:tcPr/>
+          <w:p>
+            <w:pPr>
+              <w:pStyle w:val="Compact"/>
+            </w:pPr>
+            <w:r>
+              <w:t xml:space="preserve">Embeddings legados (44 versões coexistindo)</w:t>
+            </w:r>
+          </w:p>
+        </w:tc>
+        <w:tc>
+          <w:tcPr/>
+          <w:p>
+            <w:pPr>
+              <w:pStyle w:val="Compact"/>
+            </w:pPr>
+            <w:r>
+              <w:t xml:space="preserve">Migração consolidada</w:t>
+            </w:r>
+          </w:p>
+        </w:tc>
+      </w:tr>
+      <w:tr>
+        <w:tc>
+          <w:tcPr/>
+          <w:p>
+            <w:pPr>
+              <w:pStyle w:val="Compact"/>
+            </w:pPr>
+            <w:r>
+              <w:t xml:space="preserve">G5</w:t>
+            </w:r>
+          </w:p>
+        </w:tc>
+        <w:tc>
+          <w:tcPr/>
+          <w:p>
+            <w:pPr>
+              <w:pStyle w:val="Compact"/>
+            </w:pPr>
+            <w:r>
+              <w:t xml:space="preserve">P1</w:t>
+            </w:r>
+          </w:p>
+        </w:tc>
+        <w:tc>
+          <w:tcPr/>
+          <w:p>
+            <w:pPr>
+              <w:pStyle w:val="Compact"/>
+            </w:pPr>
+            <w:r>
+              <w:t xml:space="preserve">CE module (Continuing Education) ausente</w:t>
+            </w:r>
+          </w:p>
+        </w:tc>
+        <w:tc>
+          <w:tcPr/>
+          <w:p>
+            <w:pPr>
+              <w:pStyle w:val="Compact"/>
+            </w:pPr>
+            <w:r>
+              <w:t xml:space="preserve">Conteúdo + LMS</w:t>
+            </w:r>
+          </w:p>
+        </w:tc>
+      </w:tr>
+      <w:tr>
+        <w:tc>
+          <w:tcPr/>
+          <w:p>
+            <w:pPr>
+              <w:pStyle w:val="Compact"/>
+            </w:pPr>
+            <w:r>
+              <w:t xml:space="preserve">G6</w:t>
+            </w:r>
+          </w:p>
+        </w:tc>
+        <w:tc>
+          <w:tcPr/>
+          <w:p>
+            <w:pPr>
+              <w:pStyle w:val="Compact"/>
+            </w:pPr>
+            <w:r>
+              <w:t xml:space="preserve">P1</w:t>
+            </w:r>
+          </w:p>
+        </w:tc>
+        <w:tc>
+          <w:tcPr/>
+          <w:p>
+            <w:pPr>
+              <w:pStyle w:val="Compact"/>
+            </w:pPr>
+            <w:r>
+              <w:t xml:space="preserve">Gompertz incompleto para todas as 81 raças</w:t>
+            </w:r>
+          </w:p>
+        </w:tc>
+        <w:tc>
+          <w:tcPr/>
+          <w:p>
+            <w:pPr>
+              <w:pStyle w:val="Compact"/>
+            </w:pPr>
+            <w:r>
+              <w:t xml:space="preserve">Curve-fitting batch</w:t>
+            </w:r>
+          </w:p>
+        </w:tc>
+      </w:tr>
+      <w:tr>
+        <w:tc>
+          <w:tcPr/>
+          <w:p>
+            <w:pPr>
+              <w:pStyle w:val="Compact"/>
+            </w:pPr>
+            <w:r>
+              <w:t xml:space="preserve">G7</w:t>
+            </w:r>
+          </w:p>
+        </w:tc>
+        <w:tc>
+          <w:tcPr/>
+          <w:p>
+            <w:pPr>
+              <w:pStyle w:val="Compact"/>
+            </w:pPr>
+            <w:r>
+              <w:t xml:space="preserve">P1</w:t>
+            </w:r>
+          </w:p>
+        </w:tc>
+        <w:tc>
+          <w:tcPr/>
+          <w:p>
+            <w:pPr>
+              <w:pStyle w:val="Compact"/>
+            </w:pPr>
+            <w:r>
+              <w:t xml:space="preserve">Bias audit não documentado</w:t>
+            </w:r>
+          </w:p>
+        </w:tc>
+        <w:tc>
+          <w:tcPr/>
+          <w:p>
+            <w:pPr>
+              <w:pStyle w:val="Compact"/>
+            </w:pPr>
+            <w:r>
+              <w:t xml:space="preserve">Framework formal</w:t>
+            </w:r>
+          </w:p>
+        </w:tc>
+      </w:tr>
+      <w:tr>
+        <w:tc>
+          <w:tcPr/>
+          <w:p>
+            <w:pPr>
+              <w:pStyle w:val="Compact"/>
+            </w:pPr>
+            <w:r>
+              <w:t xml:space="preserve">G8</w:t>
+            </w:r>
+          </w:p>
+        </w:tc>
+        <w:tc>
+          <w:tcPr/>
+          <w:p>
+            <w:pPr>
+              <w:pStyle w:val="Compact"/>
+            </w:pPr>
+            <w:r>
+              <w:t xml:space="preserve">P2</w:t>
+            </w:r>
+          </w:p>
+        </w:tc>
+        <w:tc>
+          <w:tcPr/>
+          <w:p>
+            <w:pPr>
+              <w:pStyle w:val="Compact"/>
+            </w:pPr>
+            <w:r>
+              <w:t xml:space="preserve">Europe PMC/bioRxiv não integrados</w:t>
+            </w:r>
+          </w:p>
+        </w:tc>
+        <w:tc>
+          <w:tcPr/>
+          <w:p>
+            <w:pPr>
+              <w:pStyle w:val="Compact"/>
+            </w:pPr>
+            <w:r>
+              <w:t xml:space="preserve">Sources adicionais</w:t>
+            </w:r>
+          </w:p>
+        </w:tc>
+      </w:tr>
+      <w:tr>
+        <w:tc>
+          <w:tcPr/>
+          <w:p>
+            <w:pPr>
+              <w:pStyle w:val="Compact"/>
+            </w:pPr>
+            <w:r>
+              <w:t xml:space="preserve">G9</w:t>
+            </w:r>
+          </w:p>
+        </w:tc>
+        <w:tc>
+          <w:tcPr/>
+          <w:p>
+            <w:pPr>
+              <w:pStyle w:val="Compact"/>
+            </w:pPr>
+            <w:r>
+              <w:t xml:space="preserve">P3</w:t>
+            </w:r>
+          </w:p>
+        </w:tc>
+        <w:tc>
+          <w:tcPr/>
+          <w:p>
+            <w:pPr>
+              <w:pStyle w:val="Compact"/>
+            </w:pPr>
+            <w:r>
+              <w:t xml:space="preserve">VLM para figuras não implementado</w:t>
+            </w:r>
+          </w:p>
+        </w:tc>
+        <w:tc>
+          <w:tcPr/>
+          <w:p>
+            <w:pPr>
+              <w:pStyle w:val="Compact"/>
+            </w:pPr>
+            <w:r>
+              <w:t xml:space="preserve">Pipeline visão</w:t>
+            </w:r>
+          </w:p>
+        </w:tc>
+      </w:tr>
+    </w:tbl>
+    <w:bookmarkEnd w:id="32"/>
+    <w:bookmarkStart w:id="33" w:name="riscos"/>
+    <w:p>
+      <w:pPr>
+        <w:pStyle w:val="Heading3"/>
+      </w:pPr>
+      <w:r>
+        <w:t xml:space="preserve">Riscos</w:t>
+      </w:r>
+    </w:p>
+    <w:tbl>
+      <w:tblPr>
+        <w:tblStyle w:val="Table"/>
+        <w:tblW w:type="pct" w:w="5000"/>
+        <w:tblLayout w:type="fixed"/>
+        <w:tblLook w:firstRow="1" w:lastRow="0" w:firstColumn="0" w:lastColumn="0" w:noHBand="0" w:noVBand="0" w:val="0020"/>
+      </w:tblPr>
+      <w:tblGrid>
+        <w:gridCol w:w="1980"/>
+        <w:gridCol w:w="1980"/>
+        <w:gridCol w:w="1980"/>
+        <w:gridCol w:w="1980"/>
+      </w:tblGrid>
+      <w:tr>
+        <w:trPr>
+          <w:tblHeader w:val="on"/>
+        </w:trPr>
+        <w:tc>
+          <w:tcPr/>
+          <w:p>
+            <w:pPr>
+              <w:pStyle w:val="Compact"/>
+            </w:pPr>
+            <w:r>
+              <w:t xml:space="preserve">ID</w:t>
+            </w:r>
+          </w:p>
+        </w:tc>
+        <w:tc>
+          <w:tcPr/>
+          <w:p>
+            <w:pPr>
+              <w:pStyle w:val="Compact"/>
+            </w:pPr>
+            <w:r>
+              <w:t xml:space="preserve">Severidade</w:t>
+            </w:r>
+          </w:p>
+        </w:tc>
+        <w:tc>
+          <w:tcPr/>
+          <w:p>
+            <w:pPr>
+              <w:pStyle w:val="Compact"/>
+            </w:pPr>
+            <w:r>
+              <w:t xml:space="preserve">Descrição</w:t>
+            </w:r>
+          </w:p>
+        </w:tc>
+        <w:tc>
+          <w:tcPr/>
+          <w:p>
+            <w:pPr>
+              <w:pStyle w:val="Compact"/>
+            </w:pPr>
+            <w:r>
+              <w:t xml:space="preserve">Mitigação</w:t>
+            </w:r>
+          </w:p>
+        </w:tc>
+      </w:tr>
+      <w:tr>
+        <w:tc>
+          <w:tcPr/>
+          <w:p>
+            <w:pPr>
+              <w:pStyle w:val="Compact"/>
+            </w:pPr>
+            <w:r>
+              <w:t xml:space="preserve">R1</w:t>
+            </w:r>
+          </w:p>
+        </w:tc>
+        <w:tc>
+          <w:tcPr/>
+          <w:p>
+            <w:pPr>
+              <w:pStyle w:val="Compact"/>
+            </w:pPr>
+            <w:r>
+              <w:t xml:space="preserve">high</w:t>
+            </w:r>
+          </w:p>
+        </w:tc>
+        <w:tc>
+          <w:tcPr/>
+          <w:p>
+            <w:pPr>
+              <w:pStyle w:val="Compact"/>
+            </w:pPr>
+            <w:r>
+              <w:t xml:space="preserve">Extrapolação inter-espécie (humano→canino) sem flag</w:t>
+            </w:r>
+          </w:p>
+        </w:tc>
+        <w:tc>
+          <w:tcPr/>
+          <w:p>
+            <w:pPr>
+              <w:pStyle w:val="Compact"/>
+            </w:pPr>
+            <w:r>
+              <w:t xml:space="preserve">species_constraint enforcement</w:t>
+            </w:r>
+          </w:p>
+        </w:tc>
+      </w:tr>
+      <w:tr>
+        <w:tc>
+          <w:tcPr/>
+          <w:p>
+            <w:pPr>
+              <w:pStyle w:val="Compact"/>
+            </w:pPr>
+            <w:r>
+              <w:t xml:space="preserve">R2</w:t>
+            </w:r>
+          </w:p>
+        </w:tc>
+        <w:tc>
+          <w:tcPr/>
+          <w:p>
+            <w:pPr>
+              <w:pStyle w:val="Compact"/>
+            </w:pPr>
+            <w:r>
+              <w:t xml:space="preserve">medium</w:t>
+            </w:r>
+          </w:p>
+        </w:tc>
+        <w:tc>
+          <w:tcPr/>
+          <w:p>
+            <w:pPr>
+              <w:pStyle w:val="Compact"/>
+            </w:pPr>
+            <w:r>
+              <w:t xml:space="preserve">Custo IA crescente</w:t>
+            </w:r>
+          </w:p>
+        </w:tc>
+        <w:tc>
+          <w:tcPr/>
+          <w:p>
+            <w:pPr>
+              <w:pStyle w:val="Compact"/>
+            </w:pPr>
+            <w:r>
+              <w:t xml:space="preserve">Caching + modelos mais baratos onde tolerável</w:t>
+            </w:r>
+          </w:p>
+        </w:tc>
+      </w:tr>
+      <w:tr>
+        <w:tc>
+          <w:tcPr/>
+          <w:p>
+            <w:pPr>
+              <w:pStyle w:val="Compact"/>
+            </w:pPr>
+            <w:r>
+              <w:t xml:space="preserve">R3</w:t>
+            </w:r>
+          </w:p>
+        </w:tc>
+        <w:tc>
+          <w:tcPr/>
+          <w:p>
+            <w:pPr>
+              <w:pStyle w:val="Compact"/>
+            </w:pPr>
+            <w:r>
+              <w:t xml:space="preserve">medium</w:t>
+            </w:r>
+          </w:p>
+        </w:tc>
+        <w:tc>
+          <w:tcPr/>
+          <w:p>
+            <w:pPr>
+              <w:pStyle w:val="Compact"/>
+            </w:pPr>
+            <w:r>
+              <w:t xml:space="preserve">Drift LLM em produção</w:t>
+            </w:r>
+          </w:p>
+        </w:tc>
+        <w:tc>
+          <w:tcPr/>
+          <w:p>
+            <w:pPr>
+              <w:pStyle w:val="Compact"/>
+            </w:pPr>
+            <w:r>
+              <w:t xml:space="preserve">Healthcheck + diff de prompts</w:t>
+            </w:r>
+          </w:p>
+        </w:tc>
+      </w:tr>
+      <w:tr>
+        <w:tc>
+          <w:tcPr/>
+          <w:p>
+            <w:pPr>
+              <w:pStyle w:val="Compact"/>
+            </w:pPr>
+            <w:r>
+              <w:t xml:space="preserve">R4</w:t>
+            </w:r>
+          </w:p>
+        </w:tc>
+        <w:tc>
+          <w:tcPr/>
+          <w:p>
+            <w:pPr>
+              <w:pStyle w:val="Compact"/>
+            </w:pPr>
+            <w:r>
+              <w:t xml:space="preserve">low</w:t>
+            </w:r>
+          </w:p>
+        </w:tc>
+        <w:tc>
+          <w:tcPr/>
+          <w:p>
+            <w:pPr>
+              <w:pStyle w:val="Compact"/>
+            </w:pPr>
+            <w:r>
+              <w:t xml:space="preserve">RLS bypass via service_role em edge functions</w:t>
+            </w:r>
+          </w:p>
+        </w:tc>
+        <w:tc>
+          <w:tcPr/>
+          <w:p>
+            <w:pPr>
+              <w:pStyle w:val="Compact"/>
+            </w:pPr>
+            <w:r>
+              <w:t xml:space="preserve">Auditoria periódica de uso</w:t>
+            </w:r>
+          </w:p>
+        </w:tc>
+      </w:tr>
+    </w:tbl>
+    <w:p>
+      <w:r>
+        <w:pict>
+          <v:rect style="width:0;height:1.5pt" o:hralign="center" o:hrstd="t" o:hr="t"/>
+        </w:pict>
+      </w:r>
+    </w:p>
+    <w:bookmarkEnd w:id="33"/>
+    <w:bookmarkEnd w:id="34"/>
+    <w:bookmarkStart w:id="35" w:name="roadmap-p0p3"/>
+    <w:p>
+      <w:pPr>
+        <w:pStyle w:val="Heading2"/>
+      </w:pPr>
+      <w:r>
+        <w:t xml:space="preserve">24. Roadmap P0–P3</w:t>
       </w:r>
     </w:p>
     <w:p>
@@ -1962,11 +6275,21 @@
         <w:pStyle w:val="Compact"/>
         <w:numPr>
           <w:ilvl w:val="0"/>
-          <w:numId w:val="1007"/>
+          <w:numId w:val="1015"/>
         </w:numPr>
       </w:pPr>
       <w:r>
-        <w:t xml:space="preserve">RWPM longitudinal (P0) — sem progresso.</w:t>
+        <w:rPr>
+          <w:b/>
+          <w:bCs/>
+        </w:rPr>
+        <w:t xml:space="preserve">P0 (próximas 4 semanas):</w:t>
+      </w:r>
+      <w:r>
+        <w:t xml:space="preserve"> </w:t>
+      </w:r>
+      <w:r>
+        <w:t xml:space="preserve">PCCP formal escrito; species_constraint enforcement; base L1-L3 assistida.</w:t>
       </w:r>
     </w:p>
     <w:p>
@@ -1974,11 +6297,21 @@
         <w:pStyle w:val="Compact"/>
         <w:numPr>
           <w:ilvl w:val="0"/>
-          <w:numId w:val="1007"/>
+          <w:numId w:val="1015"/>
         </w:numPr>
       </w:pPr>
       <w:r>
-        <w:t xml:space="preserve">Bias audit (P1) — sem progresso.</w:t>
+        <w:rPr>
+          <w:b/>
+          <w:bCs/>
+        </w:rPr>
+        <w:t xml:space="preserve">P1 (próximo trimestre):</w:t>
+      </w:r>
+      <w:r>
+        <w:t xml:space="preserve"> </w:t>
+      </w:r>
+      <w:r>
+        <w:t xml:space="preserve">consolidar embeddings, CE module, completar Gompertz, framework de bias audit.</w:t>
       </w:r>
     </w:p>
     <w:p>
@@ -1986,11 +6319,21 @@
         <w:pStyle w:val="Compact"/>
         <w:numPr>
           <w:ilvl w:val="0"/>
-          <w:numId w:val="1007"/>
+          <w:numId w:val="1015"/>
         </w:numPr>
       </w:pPr>
       <w:r>
-        <w:t xml:space="preserve">Gompertz 81 raças (P1) — sem progresso.</w:t>
+        <w:rPr>
+          <w:b/>
+          <w:bCs/>
+        </w:rPr>
+        <w:t xml:space="preserve">P2:</w:t>
+      </w:r>
+      <w:r>
+        <w:t xml:space="preserve"> </w:t>
+      </w:r>
+      <w:r>
+        <w:t xml:space="preserve">Europe PMC/bioRxiv, batch approval na curadoria.</w:t>
       </w:r>
     </w:p>
     <w:p>
@@ -1998,11 +6341,2123 @@
         <w:pStyle w:val="Compact"/>
         <w:numPr>
           <w:ilvl w:val="0"/>
-          <w:numId w:val="1007"/>
+          <w:numId w:val="1015"/>
         </w:numPr>
       </w:pPr>
       <w:r>
-        <w:t xml:space="preserve">Europe PMC/bioRxiv (P2) — sem progresso.</w:t>
+        <w:rPr>
+          <w:b/>
+          <w:bCs/>
+        </w:rPr>
+        <w:t xml:space="preserve">P3:</w:t>
+      </w:r>
+      <w:r>
+        <w:t xml:space="preserve"> </w:t>
+      </w:r>
+      <w:r>
+        <w:t xml:space="preserve">VLM figuras, MedQA-style eval.</w:t>
+      </w:r>
+    </w:p>
+    <w:p>
+      <w:r>
+        <w:pict>
+          <v:rect style="width:0;height:1.5pt" o:hralign="center" o:hrstd="t" o:hr="t"/>
+        </w:pict>
+      </w:r>
+    </w:p>
+    <w:bookmarkEnd w:id="35"/>
+    <w:bookmarkStart w:id="36" w:name="apêndice-a-schema-sql-principal"/>
+    <w:p>
+      <w:pPr>
+        <w:pStyle w:val="Heading2"/>
+      </w:pPr>
+      <w:r>
+        <w:t xml:space="preserve">25. Apêndice A — Schema SQL principal</w:t>
+      </w:r>
+    </w:p>
+    <w:p>
+      <w:pPr>
+        <w:pStyle w:val="SourceCode"/>
+      </w:pPr>
+      <w:r>
+        <w:rPr>
+          <w:rStyle w:val="CommentTok"/>
+        </w:rPr>
+        <w:t xml:space="preserve">-- Roles</w:t>
+      </w:r>
+      <w:r>
+        <w:br/>
+      </w:r>
+      <w:r>
+        <w:rPr>
+          <w:rStyle w:val="KeywordTok"/>
+        </w:rPr>
+        <w:t xml:space="preserve">CREATE</w:t>
+      </w:r>
+      <w:r>
+        <w:rPr>
+          <w:rStyle w:val="NormalTok"/>
+        </w:rPr>
+        <w:t xml:space="preserve"> </w:t>
+      </w:r>
+      <w:r>
+        <w:rPr>
+          <w:rStyle w:val="KeywordTok"/>
+        </w:rPr>
+        <w:t xml:space="preserve">TYPE</w:t>
+      </w:r>
+      <w:r>
+        <w:rPr>
+          <w:rStyle w:val="NormalTok"/>
+        </w:rPr>
+        <w:t xml:space="preserve"> app_role </w:t>
+      </w:r>
+      <w:r>
+        <w:rPr>
+          <w:rStyle w:val="KeywordTok"/>
+        </w:rPr>
+        <w:t xml:space="preserve">AS</w:t>
+      </w:r>
+      <w:r>
+        <w:rPr>
+          <w:rStyle w:val="NormalTok"/>
+        </w:rPr>
+        <w:t xml:space="preserve"> ENUM (</w:t>
+      </w:r>
+      <w:r>
+        <w:rPr>
+          <w:rStyle w:val="StringTok"/>
+        </w:rPr>
+        <w:t xml:space="preserve">'admin'</w:t>
+      </w:r>
+      <w:r>
+        <w:rPr>
+          <w:rStyle w:val="NormalTok"/>
+        </w:rPr>
+        <w:t xml:space="preserve">,</w:t>
+      </w:r>
+      <w:r>
+        <w:rPr>
+          <w:rStyle w:val="StringTok"/>
+        </w:rPr>
+        <w:t xml:space="preserve">'moderator'</w:t>
+      </w:r>
+      <w:r>
+        <w:rPr>
+          <w:rStyle w:val="NormalTok"/>
+        </w:rPr>
+        <w:t xml:space="preserve">,</w:t>
+      </w:r>
+      <w:r>
+        <w:rPr>
+          <w:rStyle w:val="StringTok"/>
+        </w:rPr>
+        <w:t xml:space="preserve">'user'</w:t>
+      </w:r>
+      <w:r>
+        <w:rPr>
+          <w:rStyle w:val="NormalTok"/>
+        </w:rPr>
+        <w:t xml:space="preserve">);</w:t>
+      </w:r>
+      <w:r>
+        <w:br/>
+      </w:r>
+      <w:r>
+        <w:rPr>
+          <w:rStyle w:val="KeywordTok"/>
+        </w:rPr>
+        <w:t xml:space="preserve">CREATE</w:t>
+      </w:r>
+      <w:r>
+        <w:rPr>
+          <w:rStyle w:val="NormalTok"/>
+        </w:rPr>
+        <w:t xml:space="preserve"> </w:t>
+      </w:r>
+      <w:r>
+        <w:rPr>
+          <w:rStyle w:val="KeywordTok"/>
+        </w:rPr>
+        <w:t xml:space="preserve">TABLE</w:t>
+      </w:r>
+      <w:r>
+        <w:rPr>
+          <w:rStyle w:val="NormalTok"/>
+        </w:rPr>
+        <w:t xml:space="preserve"> user_roles (</w:t>
+      </w:r>
+      <w:r>
+        <w:rPr>
+          <w:rStyle w:val="KeywordTok"/>
+        </w:rPr>
+        <w:t xml:space="preserve">id</w:t>
+      </w:r>
+      <w:r>
+        <w:rPr>
+          <w:rStyle w:val="NormalTok"/>
+        </w:rPr>
+        <w:t xml:space="preserve"> uuid PK, user_id uuid → auth.users, </w:t>
+      </w:r>
+      <w:r>
+        <w:rPr>
+          <w:rStyle w:val="KeywordTok"/>
+        </w:rPr>
+        <w:t xml:space="preserve">role</w:t>
+      </w:r>
+      <w:r>
+        <w:rPr>
+          <w:rStyle w:val="NormalTok"/>
+        </w:rPr>
+        <w:t xml:space="preserve"> app_role);</w:t>
+      </w:r>
+      <w:r>
+        <w:br/>
+      </w:r>
+      <w:r>
+        <w:br/>
+      </w:r>
+      <w:r>
+        <w:rPr>
+          <w:rStyle w:val="CommentTok"/>
+        </w:rPr>
+        <w:t xml:space="preserve">-- KG espelho</w:t>
+      </w:r>
+      <w:r>
+        <w:br/>
+      </w:r>
+      <w:r>
+        <w:rPr>
+          <w:rStyle w:val="KeywordTok"/>
+        </w:rPr>
+        <w:t xml:space="preserve">CREATE</w:t>
+      </w:r>
+      <w:r>
+        <w:rPr>
+          <w:rStyle w:val="NormalTok"/>
+        </w:rPr>
+        <w:t xml:space="preserve"> </w:t>
+      </w:r>
+      <w:r>
+        <w:rPr>
+          <w:rStyle w:val="KeywordTok"/>
+        </w:rPr>
+        <w:t xml:space="preserve">TABLE</w:t>
+      </w:r>
+      <w:r>
+        <w:rPr>
+          <w:rStyle w:val="NormalTok"/>
+        </w:rPr>
+        <w:t xml:space="preserve"> triplet_extractions (</w:t>
+      </w:r>
+      <w:r>
+        <w:rPr>
+          <w:rStyle w:val="KeywordTok"/>
+        </w:rPr>
+        <w:t xml:space="preserve">id</w:t>
+      </w:r>
+      <w:r>
+        <w:rPr>
+          <w:rStyle w:val="NormalTok"/>
+        </w:rPr>
+        <w:t xml:space="preserve"> uuid PK, study_id uuid, subject_name text,</w:t>
+      </w:r>
+      <w:r>
+        <w:br/>
+      </w:r>
+      <w:r>
+        <w:rPr>
+          <w:rStyle w:val="NormalTok"/>
+        </w:rPr>
+        <w:t xml:space="preserve">  predicate text, object_name text, confidence </w:t>
+      </w:r>
+      <w:r>
+        <w:rPr>
+          <w:rStyle w:val="DataTypeTok"/>
+        </w:rPr>
+        <w:t xml:space="preserve">numeric</w:t>
+      </w:r>
+      <w:r>
+        <w:rPr>
+          <w:rStyle w:val="NormalTok"/>
+        </w:rPr>
+        <w:t xml:space="preserve">, evidence_level text,</w:t>
+      </w:r>
+      <w:r>
+        <w:br/>
+      </w:r>
+      <w:r>
+        <w:rPr>
+          <w:rStyle w:val="NormalTok"/>
+        </w:rPr>
+        <w:t xml:space="preserve">  curation_status text </w:t>
+      </w:r>
+      <w:r>
+        <w:rPr>
+          <w:rStyle w:val="KeywordTok"/>
+        </w:rPr>
+        <w:t xml:space="preserve">DEFAULT</w:t>
+      </w:r>
+      <w:r>
+        <w:rPr>
+          <w:rStyle w:val="NormalTok"/>
+        </w:rPr>
+        <w:t xml:space="preserve"> </w:t>
+      </w:r>
+      <w:r>
+        <w:rPr>
+          <w:rStyle w:val="StringTok"/>
+        </w:rPr>
+        <w:t xml:space="preserve">'pending'</w:t>
+      </w:r>
+      <w:r>
+        <w:rPr>
+          <w:rStyle w:val="NormalTok"/>
+        </w:rPr>
+        <w:t xml:space="preserve">, synced_to_neo4j bool </w:t>
+      </w:r>
+      <w:r>
+        <w:rPr>
+          <w:rStyle w:val="KeywordTok"/>
+        </w:rPr>
+        <w:t xml:space="preserve">DEFAULT</w:t>
+      </w:r>
+      <w:r>
+        <w:rPr>
+          <w:rStyle w:val="NormalTok"/>
+        </w:rPr>
+        <w:t xml:space="preserve"> </w:t>
+      </w:r>
+      <w:r>
+        <w:rPr>
+          <w:rStyle w:val="KeywordTok"/>
+        </w:rPr>
+        <w:t xml:space="preserve">false</w:t>
+      </w:r>
+      <w:r>
+        <w:rPr>
+          <w:rStyle w:val="NormalTok"/>
+        </w:rPr>
+        <w:t xml:space="preserve">);</w:t>
+      </w:r>
+      <w:r>
+        <w:br/>
+      </w:r>
+      <w:r>
+        <w:rPr>
+          <w:rStyle w:val="KeywordTok"/>
+        </w:rPr>
+        <w:t xml:space="preserve">CREATE</w:t>
+      </w:r>
+      <w:r>
+        <w:rPr>
+          <w:rStyle w:val="NormalTok"/>
+        </w:rPr>
+        <w:t xml:space="preserve"> </w:t>
+      </w:r>
+      <w:r>
+        <w:rPr>
+          <w:rStyle w:val="KeywordTok"/>
+        </w:rPr>
+        <w:t xml:space="preserve">TABLE</w:t>
+      </w:r>
+      <w:r>
+        <w:rPr>
+          <w:rStyle w:val="NormalTok"/>
+        </w:rPr>
+        <w:t xml:space="preserve"> hierarchical_edges (</w:t>
+      </w:r>
+      <w:r>
+        <w:rPr>
+          <w:rStyle w:val="KeywordTok"/>
+        </w:rPr>
+        <w:t xml:space="preserve">id</w:t>
+      </w:r>
+      <w:r>
+        <w:rPr>
+          <w:rStyle w:val="NormalTok"/>
+        </w:rPr>
+        <w:t xml:space="preserve"> uuid PK, triplet_id uuid, source_type text,</w:t>
+      </w:r>
+      <w:r>
+        <w:br/>
+      </w:r>
+      <w:r>
+        <w:rPr>
+          <w:rStyle w:val="NormalTok"/>
+        </w:rPr>
+        <w:t xml:space="preserve">  source_id uuid, target_type text, target_id uuid, relationship text,</w:t>
+      </w:r>
+      <w:r>
+        <w:br/>
+      </w:r>
+      <w:r>
+        <w:rPr>
+          <w:rStyle w:val="NormalTok"/>
+        </w:rPr>
+        <w:t xml:space="preserve">  confidence </w:t>
+      </w:r>
+      <w:r>
+        <w:rPr>
+          <w:rStyle w:val="DataTypeTok"/>
+        </w:rPr>
+        <w:t xml:space="preserve">numeric</w:t>
+      </w:r>
+      <w:r>
+        <w:rPr>
+          <w:rStyle w:val="NormalTok"/>
+        </w:rPr>
+        <w:t xml:space="preserve">, evidence_count </w:t>
+      </w:r>
+      <w:r>
+        <w:rPr>
+          <w:rStyle w:val="DataTypeTok"/>
+        </w:rPr>
+        <w:t xml:space="preserve">int</w:t>
+      </w:r>
+      <w:r>
+        <w:rPr>
+          <w:rStyle w:val="NormalTok"/>
+        </w:rPr>
+        <w:t xml:space="preserve">, evidence_level text);</w:t>
+      </w:r>
+      <w:r>
+        <w:br/>
+      </w:r>
+      <w:r>
+        <w:br/>
+      </w:r>
+      <w:r>
+        <w:rPr>
+          <w:rStyle w:val="CommentTok"/>
+        </w:rPr>
+        <w:t xml:space="preserve">-- Embeddings</w:t>
+      </w:r>
+      <w:r>
+        <w:br/>
+      </w:r>
+      <w:r>
+        <w:rPr>
+          <w:rStyle w:val="KeywordTok"/>
+        </w:rPr>
+        <w:t xml:space="preserve">CREATE</w:t>
+      </w:r>
+      <w:r>
+        <w:rPr>
+          <w:rStyle w:val="NormalTok"/>
+        </w:rPr>
+        <w:t xml:space="preserve"> </w:t>
+      </w:r>
+      <w:r>
+        <w:rPr>
+          <w:rStyle w:val="KeywordTok"/>
+        </w:rPr>
+        <w:t xml:space="preserve">TABLE</w:t>
+      </w:r>
+      <w:r>
+        <w:rPr>
+          <w:rStyle w:val="NormalTok"/>
+        </w:rPr>
+        <w:t xml:space="preserve"> study_embeddings (</w:t>
+      </w:r>
+      <w:r>
+        <w:rPr>
+          <w:rStyle w:val="KeywordTok"/>
+        </w:rPr>
+        <w:t xml:space="preserve">id</w:t>
+      </w:r>
+      <w:r>
+        <w:rPr>
+          <w:rStyle w:val="NormalTok"/>
+        </w:rPr>
+        <w:t xml:space="preserve"> uuid PK, study_id uuid, chunk_index </w:t>
+      </w:r>
+      <w:r>
+        <w:rPr>
+          <w:rStyle w:val="DataTypeTok"/>
+        </w:rPr>
+        <w:t xml:space="preserve">int</w:t>
+      </w:r>
+      <w:r>
+        <w:rPr>
+          <w:rStyle w:val="NormalTok"/>
+        </w:rPr>
+        <w:t xml:space="preserve">,</w:t>
+      </w:r>
+      <w:r>
+        <w:br/>
+      </w:r>
+      <w:r>
+        <w:rPr>
+          <w:rStyle w:val="NormalTok"/>
+        </w:rPr>
+        <w:t xml:space="preserve">  chunk_text text, embedding vector(</w:t>
+      </w:r>
+      <w:r>
+        <w:rPr>
+          <w:rStyle w:val="DecValTok"/>
+        </w:rPr>
+        <w:t xml:space="preserve">768</w:t>
+      </w:r>
+      <w:r>
+        <w:rPr>
+          <w:rStyle w:val="NormalTok"/>
+        </w:rPr>
+        <w:t xml:space="preserve">), chunk_metadata jsonb,</w:t>
+      </w:r>
+      <w:r>
+        <w:br/>
+      </w:r>
+      <w:r>
+        <w:rPr>
+          <w:rStyle w:val="NormalTok"/>
+        </w:rPr>
+        <w:t xml:space="preserve">  embedding_model_version text);</w:t>
+      </w:r>
+      <w:r>
+        <w:br/>
+      </w:r>
+      <w:r>
+        <w:br/>
+      </w:r>
+      <w:r>
+        <w:rPr>
+          <w:rStyle w:val="CommentTok"/>
+        </w:rPr>
+        <w:t xml:space="preserve">-- Auditoria</w:t>
+      </w:r>
+      <w:r>
+        <w:br/>
+      </w:r>
+      <w:r>
+        <w:rPr>
+          <w:rStyle w:val="KeywordTok"/>
+        </w:rPr>
+        <w:t xml:space="preserve">CREATE</w:t>
+      </w:r>
+      <w:r>
+        <w:rPr>
+          <w:rStyle w:val="NormalTok"/>
+        </w:rPr>
+        <w:t xml:space="preserve"> </w:t>
+      </w:r>
+      <w:r>
+        <w:rPr>
+          <w:rStyle w:val="KeywordTok"/>
+        </w:rPr>
+        <w:t xml:space="preserve">TABLE</w:t>
+      </w:r>
+      <w:r>
+        <w:rPr>
+          <w:rStyle w:val="NormalTok"/>
+        </w:rPr>
+        <w:t xml:space="preserve"> technical_audits (</w:t>
+      </w:r>
+      <w:r>
+        <w:rPr>
+          <w:rStyle w:val="KeywordTok"/>
+        </w:rPr>
+        <w:t xml:space="preserve">id</w:t>
+      </w:r>
+      <w:r>
+        <w:rPr>
+          <w:rStyle w:val="NormalTok"/>
+        </w:rPr>
+        <w:t xml:space="preserve"> text PK, version text, audit_date </w:t>
+      </w:r>
+      <w:r>
+        <w:rPr>
+          <w:rStyle w:val="DataTypeTok"/>
+        </w:rPr>
+        <w:t xml:space="preserve">date</w:t>
+      </w:r>
+      <w:r>
+        <w:rPr>
+          <w:rStyle w:val="NormalTok"/>
+        </w:rPr>
+        <w:t xml:space="preserve">,</w:t>
+      </w:r>
+      <w:r>
+        <w:br/>
+      </w:r>
+      <w:r>
+        <w:rPr>
+          <w:rStyle w:val="NormalTok"/>
+        </w:rPr>
+        <w:t xml:space="preserve">  system_version text, system_changelog_date </w:t>
+      </w:r>
+      <w:r>
+        <w:rPr>
+          <w:rStyle w:val="DataTypeTok"/>
+        </w:rPr>
+        <w:t xml:space="preserve">date</w:t>
+      </w:r>
+      <w:r>
+        <w:rPr>
+          <w:rStyle w:val="NormalTok"/>
+        </w:rPr>
+        <w:t xml:space="preserve">, </w:t>
+      </w:r>
+      <w:r>
+        <w:rPr>
+          <w:rStyle w:val="KeywordTok"/>
+        </w:rPr>
+        <w:t xml:space="preserve">scope</w:t>
+      </w:r>
+      <w:r>
+        <w:rPr>
+          <w:rStyle w:val="NormalTok"/>
+        </w:rPr>
+        <w:t xml:space="preserve"> text, html_path text,</w:t>
+      </w:r>
+      <w:r>
+        <w:br/>
+      </w:r>
+      <w:r>
+        <w:rPr>
+          <w:rStyle w:val="NormalTok"/>
+        </w:rPr>
+        <w:t xml:space="preserve">  pdf_path text, docx_path text, </w:t>
+      </w:r>
+      <w:r>
+        <w:rPr>
+          <w:rStyle w:val="KeywordTok"/>
+        </w:rPr>
+        <w:t xml:space="preserve">summary</w:t>
+      </w:r>
+      <w:r>
+        <w:rPr>
+          <w:rStyle w:val="NormalTok"/>
+        </w:rPr>
+        <w:t xml:space="preserve"> jsonb, superseded_by text);</w:t>
+      </w:r>
+      <w:r>
+        <w:br/>
+      </w:r>
+      <w:r>
+        <w:rPr>
+          <w:rStyle w:val="KeywordTok"/>
+        </w:rPr>
+        <w:t xml:space="preserve">CREATE</w:t>
+      </w:r>
+      <w:r>
+        <w:rPr>
+          <w:rStyle w:val="NormalTok"/>
+        </w:rPr>
+        <w:t xml:space="preserve"> </w:t>
+      </w:r>
+      <w:r>
+        <w:rPr>
+          <w:rStyle w:val="KeywordTok"/>
+        </w:rPr>
+        <w:t xml:space="preserve">TABLE</w:t>
+      </w:r>
+      <w:r>
+        <w:rPr>
+          <w:rStyle w:val="NormalTok"/>
+        </w:rPr>
+        <w:t xml:space="preserve"> audit_requests (</w:t>
+      </w:r>
+      <w:r>
+        <w:rPr>
+          <w:rStyle w:val="KeywordTok"/>
+        </w:rPr>
+        <w:t xml:space="preserve">id</w:t>
+      </w:r>
+      <w:r>
+        <w:rPr>
+          <w:rStyle w:val="NormalTok"/>
+        </w:rPr>
+        <w:t xml:space="preserve"> uuid PK, </w:t>
+      </w:r>
+      <w:r>
+        <w:rPr>
+          <w:rStyle w:val="KeywordTok"/>
+        </w:rPr>
+        <w:t xml:space="preserve">scope</w:t>
+      </w:r>
+      <w:r>
+        <w:rPr>
+          <w:rStyle w:val="NormalTok"/>
+        </w:rPr>
+        <w:t xml:space="preserve"> text, system_version text,</w:t>
+      </w:r>
+      <w:r>
+        <w:br/>
+      </w:r>
+      <w:r>
+        <w:rPr>
+          <w:rStyle w:val="NormalTok"/>
+        </w:rPr>
+        <w:t xml:space="preserve">  system_date </w:t>
+      </w:r>
+      <w:r>
+        <w:rPr>
+          <w:rStyle w:val="DataTypeTok"/>
+        </w:rPr>
+        <w:t xml:space="preserve">date</w:t>
+      </w:r>
+      <w:r>
+        <w:rPr>
+          <w:rStyle w:val="NormalTok"/>
+        </w:rPr>
+        <w:t xml:space="preserve">, status text, fulfilled_audit_id text, requested_at </w:t>
+      </w:r>
+      <w:r>
+        <w:rPr>
+          <w:rStyle w:val="DataTypeTok"/>
+        </w:rPr>
+        <w:t xml:space="preserve">date</w:t>
+      </w:r>
+      <w:r>
+        <w:rPr>
+          <w:rStyle w:val="NormalTok"/>
+        </w:rPr>
+        <w:t xml:space="preserve">,</w:t>
+      </w:r>
+      <w:r>
+        <w:br/>
+      </w:r>
+      <w:r>
+        <w:rPr>
+          <w:rStyle w:val="NormalTok"/>
+        </w:rPr>
+        <w:t xml:space="preserve">  auto_triggered bool </w:t>
+      </w:r>
+      <w:r>
+        <w:rPr>
+          <w:rStyle w:val="KeywordTok"/>
+        </w:rPr>
+        <w:t xml:space="preserve">DEFAULT</w:t>
+      </w:r>
+      <w:r>
+        <w:rPr>
+          <w:rStyle w:val="NormalTok"/>
+        </w:rPr>
+        <w:t xml:space="preserve"> </w:t>
+      </w:r>
+      <w:r>
+        <w:rPr>
+          <w:rStyle w:val="KeywordTok"/>
+        </w:rPr>
+        <w:t xml:space="preserve">false</w:t>
+      </w:r>
+      <w:r>
+        <w:rPr>
+          <w:rStyle w:val="NormalTok"/>
+        </w:rPr>
+        <w:t xml:space="preserve">);</w:t>
+      </w:r>
+      <w:r>
+        <w:br/>
+      </w:r>
+      <w:r>
+        <w:rPr>
+          <w:rStyle w:val="KeywordTok"/>
+        </w:rPr>
+        <w:t xml:space="preserve">CREATE</w:t>
+      </w:r>
+      <w:r>
+        <w:rPr>
+          <w:rStyle w:val="NormalTok"/>
+        </w:rPr>
+        <w:t xml:space="preserve"> </w:t>
+      </w:r>
+      <w:r>
+        <w:rPr>
+          <w:rStyle w:val="KeywordTok"/>
+        </w:rPr>
+        <w:t xml:space="preserve">TABLE</w:t>
+      </w:r>
+      <w:r>
+        <w:rPr>
+          <w:rStyle w:val="NormalTok"/>
+        </w:rPr>
+        <w:t xml:space="preserve"> audit_settings (</w:t>
+      </w:r>
+      <w:r>
+        <w:rPr>
+          <w:rStyle w:val="KeywordTok"/>
+        </w:rPr>
+        <w:t xml:space="preserve">id</w:t>
+      </w:r>
+      <w:r>
+        <w:rPr>
+          <w:rStyle w:val="NormalTok"/>
+        </w:rPr>
+        <w:t xml:space="preserve"> bool PK </w:t>
+      </w:r>
+      <w:r>
+        <w:rPr>
+          <w:rStyle w:val="KeywordTok"/>
+        </w:rPr>
+        <w:t xml:space="preserve">CHECK</w:t>
+      </w:r>
+      <w:r>
+        <w:rPr>
+          <w:rStyle w:val="NormalTok"/>
+        </w:rPr>
+        <w:t xml:space="preserve">(</w:t>
+      </w:r>
+      <w:r>
+        <w:rPr>
+          <w:rStyle w:val="KeywordTok"/>
+        </w:rPr>
+        <w:t xml:space="preserve">id</w:t>
+      </w:r>
+      <w:r>
+        <w:rPr>
+          <w:rStyle w:val="OperatorTok"/>
+        </w:rPr>
+        <w:t xml:space="preserve">=</w:t>
+      </w:r>
+      <w:r>
+        <w:rPr>
+          <w:rStyle w:val="KeywordTok"/>
+        </w:rPr>
+        <w:t xml:space="preserve">true</w:t>
+      </w:r>
+      <w:r>
+        <w:rPr>
+          <w:rStyle w:val="NormalTok"/>
+        </w:rPr>
+        <w:t xml:space="preserve">), change_threshold </w:t>
+      </w:r>
+      <w:r>
+        <w:rPr>
+          <w:rStyle w:val="DataTypeTok"/>
+        </w:rPr>
+        <w:t xml:space="preserve">int</w:t>
+      </w:r>
+      <w:r>
+        <w:rPr>
+          <w:rStyle w:val="NormalTok"/>
+        </w:rPr>
+        <w:t xml:space="preserve"> </w:t>
+      </w:r>
+      <w:r>
+        <w:rPr>
+          <w:rStyle w:val="KeywordTok"/>
+        </w:rPr>
+        <w:t xml:space="preserve">DEFAULT</w:t>
+      </w:r>
+      <w:r>
+        <w:rPr>
+          <w:rStyle w:val="NormalTok"/>
+        </w:rPr>
+        <w:t xml:space="preserve"> </w:t>
+      </w:r>
+      <w:r>
+        <w:rPr>
+          <w:rStyle w:val="DecValTok"/>
+        </w:rPr>
+        <w:t xml:space="preserve">6</w:t>
+      </w:r>
+      <w:r>
+        <w:rPr>
+          <w:rStyle w:val="NormalTok"/>
+        </w:rPr>
+        <w:t xml:space="preserve">,</w:t>
+      </w:r>
+      <w:r>
+        <w:br/>
+      </w:r>
+      <w:r>
+        <w:rPr>
+          <w:rStyle w:val="NormalTok"/>
+        </w:rPr>
+        <w:t xml:space="preserve">  watched_areas text[] </w:t>
+      </w:r>
+      <w:r>
+        <w:rPr>
+          <w:rStyle w:val="KeywordTok"/>
+        </w:rPr>
+        <w:t xml:space="preserve">DEFAULT</w:t>
+      </w:r>
+      <w:r>
+        <w:rPr>
+          <w:rStyle w:val="NormalTok"/>
+        </w:rPr>
+        <w:t xml:space="preserve"> </w:t>
+      </w:r>
+      <w:r>
+        <w:rPr>
+          <w:rStyle w:val="DataTypeTok"/>
+        </w:rPr>
+        <w:t xml:space="preserve">ARRAY</w:t>
+      </w:r>
+      <w:r>
+        <w:rPr>
+          <w:rStyle w:val="NormalTok"/>
+        </w:rPr>
+        <w:t xml:space="preserve">[</w:t>
+      </w:r>
+      <w:r>
+        <w:rPr>
+          <w:rStyle w:val="StringTok"/>
+        </w:rPr>
+        <w:t xml:space="preserve">'curation'</w:t>
+      </w:r>
+      <w:r>
+        <w:rPr>
+          <w:rStyle w:val="NormalTok"/>
+        </w:rPr>
+        <w:t xml:space="preserve">,</w:t>
+      </w:r>
+      <w:r>
+        <w:rPr>
+          <w:rStyle w:val="StringTok"/>
+        </w:rPr>
+        <w:t xml:space="preserve">'kg'</w:t>
+      </w:r>
+      <w:r>
+        <w:rPr>
+          <w:rStyle w:val="NormalTok"/>
+        </w:rPr>
+        <w:t xml:space="preserve">,</w:t>
+      </w:r>
+      <w:r>
+        <w:rPr>
+          <w:rStyle w:val="OperatorTok"/>
+        </w:rPr>
+        <w:t xml:space="preserve">..</w:t>
+      </w:r>
+      <w:r>
+        <w:rPr>
+          <w:rStyle w:val="NormalTok"/>
+        </w:rPr>
+        <w:t xml:space="preserve">.]);</w:t>
+      </w:r>
+      <w:r>
+        <w:br/>
+      </w:r>
+      <w:r>
+        <w:br/>
+      </w:r>
+      <w:r>
+        <w:rPr>
+          <w:rStyle w:val="CommentTok"/>
+        </w:rPr>
+        <w:t xml:space="preserve">-- Cohort insights com HITL</w:t>
+      </w:r>
+      <w:r>
+        <w:br/>
+      </w:r>
+      <w:r>
+        <w:rPr>
+          <w:rStyle w:val="KeywordTok"/>
+        </w:rPr>
+        <w:t xml:space="preserve">ALTER</w:t>
+      </w:r>
+      <w:r>
+        <w:rPr>
+          <w:rStyle w:val="NormalTok"/>
+        </w:rPr>
+        <w:t xml:space="preserve"> </w:t>
+      </w:r>
+      <w:r>
+        <w:rPr>
+          <w:rStyle w:val="KeywordTok"/>
+        </w:rPr>
+        <w:t xml:space="preserve">TABLE</w:t>
+      </w:r>
+      <w:r>
+        <w:rPr>
+          <w:rStyle w:val="NormalTok"/>
+        </w:rPr>
+        <w:t xml:space="preserve"> cohort_insights </w:t>
+      </w:r>
+      <w:r>
+        <w:rPr>
+          <w:rStyle w:val="KeywordTok"/>
+        </w:rPr>
+        <w:t xml:space="preserve">ADD</w:t>
+      </w:r>
+      <w:r>
+        <w:rPr>
+          <w:rStyle w:val="NormalTok"/>
+        </w:rPr>
+        <w:t xml:space="preserve"> </w:t>
+      </w:r>
+      <w:r>
+        <w:rPr>
+          <w:rStyle w:val="KeywordTok"/>
+        </w:rPr>
+        <w:t xml:space="preserve">COLUMN</w:t>
+      </w:r>
+      <w:r>
+        <w:rPr>
+          <w:rStyle w:val="NormalTok"/>
+        </w:rPr>
+        <w:t xml:space="preserve"> vet_review_status text </w:t>
+      </w:r>
+      <w:r>
+        <w:rPr>
+          <w:rStyle w:val="KeywordTok"/>
+        </w:rPr>
+        <w:t xml:space="preserve">DEFAULT</w:t>
+      </w:r>
+      <w:r>
+        <w:rPr>
+          <w:rStyle w:val="NormalTok"/>
+        </w:rPr>
+        <w:t xml:space="preserve"> </w:t>
+      </w:r>
+      <w:r>
+        <w:rPr>
+          <w:rStyle w:val="StringTok"/>
+        </w:rPr>
+        <w:t xml:space="preserve">'pending'</w:t>
+      </w:r>
+      <w:r>
+        <w:br/>
+      </w:r>
+      <w:r>
+        <w:rPr>
+          <w:rStyle w:val="NormalTok"/>
+        </w:rPr>
+        <w:t xml:space="preserve">  </w:t>
+      </w:r>
+      <w:r>
+        <w:rPr>
+          <w:rStyle w:val="KeywordTok"/>
+        </w:rPr>
+        <w:t xml:space="preserve">CHECK</w:t>
+      </w:r>
+      <w:r>
+        <w:rPr>
+          <w:rStyle w:val="NormalTok"/>
+        </w:rPr>
+        <w:t xml:space="preserve"> (vet_review_status </w:t>
+      </w:r>
+      <w:r>
+        <w:rPr>
+          <w:rStyle w:val="KeywordTok"/>
+        </w:rPr>
+        <w:t xml:space="preserve">IN</w:t>
+      </w:r>
+      <w:r>
+        <w:rPr>
+          <w:rStyle w:val="NormalTok"/>
+        </w:rPr>
+        <w:t xml:space="preserve"> (</w:t>
+      </w:r>
+      <w:r>
+        <w:rPr>
+          <w:rStyle w:val="StringTok"/>
+        </w:rPr>
+        <w:t xml:space="preserve">'pending'</w:t>
+      </w:r>
+      <w:r>
+        <w:rPr>
+          <w:rStyle w:val="NormalTok"/>
+        </w:rPr>
+        <w:t xml:space="preserve">,</w:t>
+      </w:r>
+      <w:r>
+        <w:rPr>
+          <w:rStyle w:val="StringTok"/>
+        </w:rPr>
+        <w:t xml:space="preserve">'approved'</w:t>
+      </w:r>
+      <w:r>
+        <w:rPr>
+          <w:rStyle w:val="NormalTok"/>
+        </w:rPr>
+        <w:t xml:space="preserve">,</w:t>
+      </w:r>
+      <w:r>
+        <w:rPr>
+          <w:rStyle w:val="StringTok"/>
+        </w:rPr>
+        <w:t xml:space="preserve">'rejected'</w:t>
+      </w:r>
+      <w:r>
+        <w:rPr>
+          <w:rStyle w:val="NormalTok"/>
+        </w:rPr>
+        <w:t xml:space="preserve">,</w:t>
+      </w:r>
+      <w:r>
+        <w:rPr>
+          <w:rStyle w:val="StringTok"/>
+        </w:rPr>
+        <w:t xml:space="preserve">'needs_changes'</w:t>
+      </w:r>
+      <w:r>
+        <w:rPr>
+          <w:rStyle w:val="NormalTok"/>
+        </w:rPr>
+        <w:t xml:space="preserve">));</w:t>
+      </w:r>
+    </w:p>
+    <w:p>
+      <w:r>
+        <w:pict>
+          <v:rect style="width:0;height:1.5pt" o:hralign="center" o:hrstd="t" o:hr="t"/>
+        </w:pict>
+      </w:r>
+    </w:p>
+    <w:bookmarkEnd w:id="36"/>
+    <w:bookmarkStart w:id="37" w:name="X19265adc5429e113837e1af30d41d55cb618548"/>
+    <w:p>
+      <w:pPr>
+        <w:pStyle w:val="Heading2"/>
+      </w:pPr>
+      <w:r>
+        <w:t xml:space="preserve">26. Apêndice B — Inventário de Edge Functions (67)</w:t>
+      </w:r>
+    </w:p>
+    <w:p>
+      <w:pPr>
+        <w:pStyle w:val="FirstParagraph"/>
+      </w:pPr>
+      <w:r>
+        <w:t xml:space="preserve">admin-create-user · ai-config · ai-task-healthcheck · ai-task-test · analyze-all-cohorts-patterns · analyze-cohort-patterns ★ · api-usage-stats · auto-tag-studies · backfill-triplet-enrichment · batch-reprocess-triplets · bulk-enrich-pet-food · calculate-recommendation-confidence · chat · chat-meta-study · check-cohort-originality · check-insight-originality · condition-insights · consolidate-knowledge-graph · download-study-pdf · enrich-triplet · enrichment-qa-sample · evaluate-meta-study-reliability · extract-pet-clinical-data · finalize-stalled-cohort · gemini-file-search · generate-meta-study-cover · import-canonical-ids · invoxia-api · kg-missing-triplets · parse-pet-exam-pdf · parse-study · perplexity-health · process-nutraceutical-spreadsheet · process-study · provider-health · query-perplexity · relations-auditor · run-translation-audit · suggest-cohort-ideas ★ · suggest-taxonomy-terms · sync-study-to-neo4j · sync-system-prompts · test-rag-similarity · translate-and-categorize-conditions · translate-conditions · translate-text · vectorize-study · web-dosage-lookup · …</w:t>
+      </w:r>
+    </w:p>
+    <w:p>
+      <w:pPr>
+        <w:pStyle w:val="BodyText"/>
+      </w:pPr>
+      <w:r>
+        <w:t xml:space="preserve">★ = endurecidas no período 18-27/05.</w:t>
+      </w:r>
+    </w:p>
+    <w:p>
+      <w:r>
+        <w:pict>
+          <v:rect style="width:0;height:1.5pt" o:hralign="center" o:hrstd="t" o:hr="t"/>
+        </w:pict>
+      </w:r>
+    </w:p>
+    <w:bookmarkEnd w:id="37"/>
+    <w:bookmarkStart w:id="38" w:name="apêndice-c-prompts-e-modelos-llm"/>
+    <w:p>
+      <w:pPr>
+        <w:pStyle w:val="Heading2"/>
+      </w:pPr>
+      <w:r>
+        <w:t xml:space="preserve">27. Apêndice C — Prompts e modelos LLM</w:t>
+      </w:r>
+    </w:p>
+    <w:p>
+      <w:pPr>
+        <w:pStyle w:val="FirstParagraph"/>
+      </w:pPr>
+      <w:r>
+        <w:t xml:space="preserve">8 prompts versionados em</w:t>
+      </w:r>
+      <w:r>
+        <w:t xml:space="preserve"> </w:t>
+      </w:r>
+      <w:r>
+        <w:rPr>
+          <w:rStyle w:val="VerbatimChar"/>
+        </w:rPr>
+        <w:t xml:space="preserve">ai_prompt_versions</w:t>
+      </w:r>
+      <w:r>
+        <w:t xml:space="preserve"> </w:t>
+      </w:r>
+      <w:r>
+        <w:t xml:space="preserve">com função</w:t>
+      </w:r>
+      <w:r>
+        <w:t xml:space="preserve"> </w:t>
+      </w:r>
+      <w:r>
+        <w:rPr>
+          <w:rStyle w:val="VerbatimChar"/>
+        </w:rPr>
+        <w:t xml:space="preserve">activate_ai_prompt_version()</w:t>
+      </w:r>
+      <w:r>
+        <w:t xml:space="preserve"> </w:t>
+      </w:r>
+      <w:r>
+        <w:t xml:space="preserve">SECURITY DEFINER + trigger</w:t>
+      </w:r>
+      <w:r>
+        <w:t xml:space="preserve"> </w:t>
+      </w:r>
+      <w:r>
+        <w:rPr>
+          <w:rStyle w:val="VerbatimChar"/>
+        </w:rPr>
+        <w:t xml:space="preserve">ai_prompt_versions_enforce_single_active</w:t>
+      </w:r>
+      <w:r>
+        <w:t xml:space="preserve"> </w:t>
+      </w:r>
+      <w:r>
+        <w:t xml:space="preserve">garantindo apenas 1 versão ativa por (task_id, model_id).</w:t>
+      </w:r>
+    </w:p>
+    <w:p>
+      <w:r>
+        <w:pict>
+          <v:rect style="width:0;height:1.5pt" o:hralign="center" o:hrstd="t" o:hr="t"/>
+        </w:pict>
+      </w:r>
+    </w:p>
+    <w:bookmarkEnd w:id="38"/>
+    <w:bookmarkStart w:id="39" w:name="apêndice-d-métricas-operacionais"/>
+    <w:p>
+      <w:pPr>
+        <w:pStyle w:val="Heading2"/>
+      </w:pPr>
+      <w:r>
+        <w:t xml:space="preserve">28. Apêndice D — Métricas operacionais</w:t>
+      </w:r>
+    </w:p>
+    <w:tbl>
+      <w:tblPr>
+        <w:tblStyle w:val="Table"/>
+        <w:tblW w:type="auto" w:w="0"/>
+        <w:tblLook w:firstRow="1" w:lastRow="0" w:firstColumn="0" w:lastColumn="0" w:noHBand="0" w:noVBand="0" w:val="0020"/>
+      </w:tblPr>
+      <w:tblGrid>
+        <w:gridCol w:w="1980"/>
+        <w:gridCol w:w="1980"/>
+        <w:gridCol w:w="1980"/>
+        <w:gridCol w:w="1980"/>
+      </w:tblGrid>
+      <w:tr>
+        <w:trPr>
+          <w:tblHeader w:val="on"/>
+        </w:trPr>
+        <w:tc>
+          <w:tcPr/>
+          <w:p>
+            <w:pPr>
+              <w:pStyle w:val="Compact"/>
+            </w:pPr>
+            <w:r>
+              <w:t xml:space="preserve">Métrica</w:t>
+            </w:r>
+          </w:p>
+        </w:tc>
+        <w:tc>
+          <w:tcPr/>
+          <w:p>
+            <w:pPr>
+              <w:pStyle w:val="Compact"/>
+              <w:jc w:val="right"/>
+            </w:pPr>
+            <w:r>
+              <w:t xml:space="preserve">18/05 (v5.1.0)</w:t>
+            </w:r>
+          </w:p>
+        </w:tc>
+        <w:tc>
+          <w:tcPr/>
+          <w:p>
+            <w:pPr>
+              <w:pStyle w:val="Compact"/>
+              <w:jc w:val="right"/>
+            </w:pPr>
+            <w:r>
+              <w:t xml:space="preserve">31/05 (v5.2.0)</w:t>
+            </w:r>
+          </w:p>
+        </w:tc>
+        <w:tc>
+          <w:tcPr/>
+          <w:p>
+            <w:pPr>
+              <w:pStyle w:val="Compact"/>
+            </w:pPr>
+            <w:r>
+              <w:t xml:space="preserve">Δ</w:t>
+            </w:r>
+          </w:p>
+        </w:tc>
+      </w:tr>
+      <w:tr>
+        <w:tc>
+          <w:tcPr/>
+          <w:p>
+            <w:pPr>
+              <w:pStyle w:val="Compact"/>
+            </w:pPr>
+            <w:r>
+              <w:t xml:space="preserve">Pets totais</w:t>
+            </w:r>
+          </w:p>
+        </w:tc>
+        <w:tc>
+          <w:tcPr/>
+          <w:p>
+            <w:pPr>
+              <w:pStyle w:val="Compact"/>
+              <w:jc w:val="right"/>
+            </w:pPr>
+            <w:r>
+              <w:t xml:space="preserve">668</w:t>
+            </w:r>
+          </w:p>
+        </w:tc>
+        <w:tc>
+          <w:tcPr/>
+          <w:p>
+            <w:pPr>
+              <w:pStyle w:val="Compact"/>
+              <w:jc w:val="right"/>
+            </w:pPr>
+            <w:r>
+              <w:t xml:space="preserve">668</w:t>
+            </w:r>
+          </w:p>
+        </w:tc>
+        <w:tc>
+          <w:tcPr/>
+          <w:p>
+            <w:pPr>
+              <w:pStyle w:val="Compact"/>
+            </w:pPr>
+            <w:r>
+              <w:t xml:space="preserve">—</w:t>
+            </w:r>
+          </w:p>
+        </w:tc>
+      </w:tr>
+      <w:tr>
+        <w:tc>
+          <w:tcPr/>
+          <w:p>
+            <w:pPr>
+              <w:pStyle w:val="Compact"/>
+            </w:pPr>
+            <w:r>
+              <w:t xml:space="preserve">Pets demo</w:t>
+            </w:r>
+          </w:p>
+        </w:tc>
+        <w:tc>
+          <w:tcPr/>
+          <w:p>
+            <w:pPr>
+              <w:pStyle w:val="Compact"/>
+              <w:jc w:val="right"/>
+            </w:pPr>
+            <w:r>
+              <w:t xml:space="preserve">5</w:t>
+            </w:r>
+          </w:p>
+        </w:tc>
+        <w:tc>
+          <w:tcPr/>
+          <w:p>
+            <w:pPr>
+              <w:pStyle w:val="Compact"/>
+              <w:jc w:val="right"/>
+            </w:pPr>
+            <w:r>
+              <w:t xml:space="preserve">5</w:t>
+            </w:r>
+          </w:p>
+        </w:tc>
+        <w:tc>
+          <w:tcPr/>
+          <w:p>
+            <w:pPr>
+              <w:pStyle w:val="Compact"/>
+            </w:pPr>
+            <w:r>
+              <w:t xml:space="preserve">—</w:t>
+            </w:r>
+          </w:p>
+        </w:tc>
+      </w:tr>
+      <w:tr>
+        <w:tc>
+          <w:tcPr/>
+          <w:p>
+            <w:pPr>
+              <w:pStyle w:val="Compact"/>
+            </w:pPr>
+            <w:r>
+              <w:t xml:space="preserve">User roles</w:t>
+            </w:r>
+          </w:p>
+        </w:tc>
+        <w:tc>
+          <w:tcPr/>
+          <w:p>
+            <w:pPr>
+              <w:pStyle w:val="Compact"/>
+              <w:jc w:val="right"/>
+            </w:pPr>
+            <w:r>
+              <w:t xml:space="preserve">6</w:t>
+            </w:r>
+          </w:p>
+        </w:tc>
+        <w:tc>
+          <w:tcPr/>
+          <w:p>
+            <w:pPr>
+              <w:pStyle w:val="Compact"/>
+              <w:jc w:val="right"/>
+            </w:pPr>
+            <w:r>
+              <w:t xml:space="preserve">6</w:t>
+            </w:r>
+          </w:p>
+        </w:tc>
+        <w:tc>
+          <w:tcPr/>
+          <w:p>
+            <w:pPr>
+              <w:pStyle w:val="Compact"/>
+            </w:pPr>
+            <w:r>
+              <w:t xml:space="preserve">—</w:t>
+            </w:r>
+          </w:p>
+        </w:tc>
+      </w:tr>
+      <w:tr>
+        <w:tc>
+          <w:tcPr/>
+          <w:p>
+            <w:pPr>
+              <w:pStyle w:val="Compact"/>
+            </w:pPr>
+            <w:r>
+              <w:t xml:space="preserve">Tabelas públicas</w:t>
+            </w:r>
+          </w:p>
+        </w:tc>
+        <w:tc>
+          <w:tcPr/>
+          <w:p>
+            <w:pPr>
+              <w:pStyle w:val="Compact"/>
+              <w:jc w:val="right"/>
+            </w:pPr>
+            <w:r>
+              <w:t xml:space="preserve">97</w:t>
+            </w:r>
+          </w:p>
+        </w:tc>
+        <w:tc>
+          <w:tcPr/>
+          <w:p>
+            <w:pPr>
+              <w:pStyle w:val="Compact"/>
+              <w:jc w:val="right"/>
+            </w:pPr>
+            <w:r>
+              <w:t xml:space="preserve">97</w:t>
+            </w:r>
+          </w:p>
+        </w:tc>
+        <w:tc>
+          <w:tcPr/>
+          <w:p>
+            <w:pPr>
+              <w:pStyle w:val="Compact"/>
+            </w:pPr>
+            <w:r>
+              <w:t xml:space="preserve">—</w:t>
+            </w:r>
+          </w:p>
+        </w:tc>
+      </w:tr>
+      <w:tr>
+        <w:tc>
+          <w:tcPr/>
+          <w:p>
+            <w:pPr>
+              <w:pStyle w:val="Compact"/>
+            </w:pPr>
+            <w:r>
+              <w:t xml:space="preserve">Edge Functions</w:t>
+            </w:r>
+          </w:p>
+        </w:tc>
+        <w:tc>
+          <w:tcPr/>
+          <w:p>
+            <w:pPr>
+              <w:pStyle w:val="Compact"/>
+              <w:jc w:val="right"/>
+            </w:pPr>
+            <w:r>
+              <w:t xml:space="preserve">67</w:t>
+            </w:r>
+          </w:p>
+        </w:tc>
+        <w:tc>
+          <w:tcPr/>
+          <w:p>
+            <w:pPr>
+              <w:pStyle w:val="Compact"/>
+              <w:jc w:val="right"/>
+            </w:pPr>
+            <w:r>
+              <w:t xml:space="preserve">67</w:t>
+            </w:r>
+          </w:p>
+        </w:tc>
+        <w:tc>
+          <w:tcPr/>
+          <w:p>
+            <w:pPr>
+              <w:pStyle w:val="Compact"/>
+            </w:pPr>
+            <w:r>
+              <w:t xml:space="preserve">—</w:t>
+            </w:r>
+          </w:p>
+        </w:tc>
+      </w:tr>
+      <w:tr>
+        <w:tc>
+          <w:tcPr/>
+          <w:p>
+            <w:pPr>
+              <w:pStyle w:val="Compact"/>
+            </w:pPr>
+            <w:r>
+              <w:t xml:space="preserve">Prompts ativos</w:t>
+            </w:r>
+          </w:p>
+        </w:tc>
+        <w:tc>
+          <w:tcPr/>
+          <w:p>
+            <w:pPr>
+              <w:pStyle w:val="Compact"/>
+              <w:jc w:val="right"/>
+            </w:pPr>
+            <w:r>
+              <w:t xml:space="preserve">8</w:t>
+            </w:r>
+          </w:p>
+        </w:tc>
+        <w:tc>
+          <w:tcPr/>
+          <w:p>
+            <w:pPr>
+              <w:pStyle w:val="Compact"/>
+              <w:jc w:val="right"/>
+            </w:pPr>
+            <w:r>
+              <w:t xml:space="preserve">8</w:t>
+            </w:r>
+          </w:p>
+        </w:tc>
+        <w:tc>
+          <w:tcPr/>
+          <w:p>
+            <w:pPr>
+              <w:pStyle w:val="Compact"/>
+            </w:pPr>
+            <w:r>
+              <w:t xml:space="preserve">—</w:t>
+            </w:r>
+          </w:p>
+        </w:tc>
+      </w:tr>
+      <w:tr>
+        <w:tc>
+          <w:tcPr/>
+          <w:p>
+            <w:pPr>
+              <w:pStyle w:val="Compact"/>
+            </w:pPr>
+            <w:r>
+              <w:t xml:space="preserve">i18n_version</w:t>
+            </w:r>
+          </w:p>
+        </w:tc>
+        <w:tc>
+          <w:tcPr/>
+          <w:p>
+            <w:pPr>
+              <w:pStyle w:val="Compact"/>
+              <w:jc w:val="right"/>
+            </w:pPr>
+            <w:r>
+              <w:t xml:space="preserve">1.86.7</w:t>
+            </w:r>
+          </w:p>
+        </w:tc>
+        <w:tc>
+          <w:tcPr/>
+          <w:p>
+            <w:pPr>
+              <w:pStyle w:val="Compact"/>
+              <w:jc w:val="right"/>
+            </w:pPr>
+            <w:r>
+              <w:rPr>
+                <w:b/>
+                <w:bCs/>
+              </w:rPr>
+              <w:t xml:space="preserve">1.115.6</w:t>
+            </w:r>
+          </w:p>
+        </w:tc>
+        <w:tc>
+          <w:tcPr/>
+          <w:p>
+            <w:pPr>
+              <w:pStyle w:val="Compact"/>
+            </w:pPr>
+            <w:r>
+              <w:t xml:space="preserve">+28.9</w:t>
+            </w:r>
+          </w:p>
+        </w:tc>
+      </w:tr>
+      <w:tr>
+        <w:tc>
+          <w:tcPr/>
+          <w:p>
+            <w:pPr>
+              <w:pStyle w:val="Compact"/>
+            </w:pPr>
+            <w:r>
+              <w:t xml:space="preserve">Triplets totais</w:t>
+            </w:r>
+          </w:p>
+        </w:tc>
+        <w:tc>
+          <w:tcPr/>
+          <w:p>
+            <w:pPr>
+              <w:pStyle w:val="Compact"/>
+              <w:jc w:val="right"/>
+            </w:pPr>
+            <w:r>
+              <w:t xml:space="preserve">4.785</w:t>
+            </w:r>
+          </w:p>
+        </w:tc>
+        <w:tc>
+          <w:tcPr/>
+          <w:p>
+            <w:pPr>
+              <w:pStyle w:val="Compact"/>
+              <w:jc w:val="right"/>
+            </w:pPr>
+            <w:r>
+              <w:t xml:space="preserve">4.785</w:t>
+            </w:r>
+          </w:p>
+        </w:tc>
+        <w:tc>
+          <w:tcPr/>
+          <w:p>
+            <w:pPr>
+              <w:pStyle w:val="Compact"/>
+            </w:pPr>
+            <w:r>
+              <w:t xml:space="preserve">—</w:t>
+            </w:r>
+          </w:p>
+        </w:tc>
+      </w:tr>
+      <w:tr>
+        <w:tc>
+          <w:tcPr/>
+          <w:p>
+            <w:pPr>
+              <w:pStyle w:val="Compact"/>
+            </w:pPr>
+            <w:r>
+              <w:t xml:space="preserve">Triplets aprovados</w:t>
+            </w:r>
+          </w:p>
+        </w:tc>
+        <w:tc>
+          <w:tcPr/>
+          <w:p>
+            <w:pPr>
+              <w:pStyle w:val="Compact"/>
+              <w:jc w:val="right"/>
+            </w:pPr>
+            <w:r>
+              <w:t xml:space="preserve">3.924</w:t>
+            </w:r>
+          </w:p>
+        </w:tc>
+        <w:tc>
+          <w:tcPr/>
+          <w:p>
+            <w:pPr>
+              <w:pStyle w:val="Compact"/>
+              <w:jc w:val="right"/>
+            </w:pPr>
+            <w:r>
+              <w:t xml:space="preserve">3.924</w:t>
+            </w:r>
+          </w:p>
+        </w:tc>
+        <w:tc>
+          <w:tcPr/>
+          <w:p>
+            <w:pPr>
+              <w:pStyle w:val="Compact"/>
+            </w:pPr>
+            <w:r>
+              <w:t xml:space="preserve">—</w:t>
+            </w:r>
+          </w:p>
+        </w:tc>
+      </w:tr>
+      <w:tr>
+        <w:tc>
+          <w:tcPr/>
+          <w:p>
+            <w:pPr>
+              <w:pStyle w:val="Compact"/>
+            </w:pPr>
+            <w:r>
+              <w:t xml:space="preserve">Triplets sincronizados</w:t>
+            </w:r>
+          </w:p>
+        </w:tc>
+        <w:tc>
+          <w:tcPr/>
+          <w:p>
+            <w:pPr>
+              <w:pStyle w:val="Compact"/>
+              <w:jc w:val="right"/>
+            </w:pPr>
+            <w:r>
+              <w:t xml:space="preserve">4.411</w:t>
+            </w:r>
+          </w:p>
+        </w:tc>
+        <w:tc>
+          <w:tcPr/>
+          <w:p>
+            <w:pPr>
+              <w:pStyle w:val="Compact"/>
+              <w:jc w:val="right"/>
+            </w:pPr>
+            <w:r>
+              <w:t xml:space="preserve">4.411</w:t>
+            </w:r>
+          </w:p>
+        </w:tc>
+        <w:tc>
+          <w:tcPr/>
+          <w:p>
+            <w:pPr>
+              <w:pStyle w:val="Compact"/>
+            </w:pPr>
+            <w:r>
+              <w:t xml:space="preserve">—</w:t>
+            </w:r>
+          </w:p>
+        </w:tc>
+      </w:tr>
+      <w:tr>
+        <w:tc>
+          <w:tcPr/>
+          <w:p>
+            <w:pPr>
+              <w:pStyle w:val="Compact"/>
+            </w:pPr>
+            <w:r>
+              <w:t xml:space="preserve">Hierarchical edges</w:t>
+            </w:r>
+          </w:p>
+        </w:tc>
+        <w:tc>
+          <w:tcPr/>
+          <w:p>
+            <w:pPr>
+              <w:pStyle w:val="Compact"/>
+              <w:jc w:val="right"/>
+            </w:pPr>
+            <w:r>
+              <w:t xml:space="preserve">38.643</w:t>
+            </w:r>
+          </w:p>
+        </w:tc>
+        <w:tc>
+          <w:tcPr/>
+          <w:p>
+            <w:pPr>
+              <w:pStyle w:val="Compact"/>
+              <w:jc w:val="right"/>
+            </w:pPr>
+            <w:r>
+              <w:t xml:space="preserve">38.643</w:t>
+            </w:r>
+          </w:p>
+        </w:tc>
+        <w:tc>
+          <w:tcPr/>
+          <w:p>
+            <w:pPr>
+              <w:pStyle w:val="Compact"/>
+            </w:pPr>
+            <w:r>
+              <w:t xml:space="preserve">—</w:t>
+            </w:r>
+          </w:p>
+        </w:tc>
+      </w:tr>
+      <w:tr>
+        <w:tc>
+          <w:tcPr/>
+          <w:p>
+            <w:pPr>
+              <w:pStyle w:val="Compact"/>
+            </w:pPr>
+            <w:r>
+              <w:t xml:space="preserve">Conditions</w:t>
+            </w:r>
+          </w:p>
+        </w:tc>
+        <w:tc>
+          <w:tcPr/>
+          <w:p>
+            <w:pPr>
+              <w:pStyle w:val="Compact"/>
+              <w:jc w:val="right"/>
+            </w:pPr>
+            <w:r>
+              <w:t xml:space="preserve">191</w:t>
+            </w:r>
+          </w:p>
+        </w:tc>
+        <w:tc>
+          <w:tcPr/>
+          <w:p>
+            <w:pPr>
+              <w:pStyle w:val="Compact"/>
+              <w:jc w:val="right"/>
+            </w:pPr>
+            <w:r>
+              <w:t xml:space="preserve">191</w:t>
+            </w:r>
+          </w:p>
+        </w:tc>
+        <w:tc>
+          <w:tcPr/>
+          <w:p>
+            <w:pPr>
+              <w:pStyle w:val="Compact"/>
+            </w:pPr>
+            <w:r>
+              <w:t xml:space="preserve">—</w:t>
+            </w:r>
+          </w:p>
+        </w:tc>
+      </w:tr>
+      <w:tr>
+        <w:tc>
+          <w:tcPr/>
+          <w:p>
+            <w:pPr>
+              <w:pStyle w:val="Compact"/>
+            </w:pPr>
+            <w:r>
+              <w:t xml:space="preserve">Breeds</w:t>
+            </w:r>
+          </w:p>
+        </w:tc>
+        <w:tc>
+          <w:tcPr/>
+          <w:p>
+            <w:pPr>
+              <w:pStyle w:val="Compact"/>
+              <w:jc w:val="right"/>
+            </w:pPr>
+            <w:r>
+              <w:t xml:space="preserve">81</w:t>
+            </w:r>
+          </w:p>
+        </w:tc>
+        <w:tc>
+          <w:tcPr/>
+          <w:p>
+            <w:pPr>
+              <w:pStyle w:val="Compact"/>
+              <w:jc w:val="right"/>
+            </w:pPr>
+            <w:r>
+              <w:t xml:space="preserve">81</w:t>
+            </w:r>
+          </w:p>
+        </w:tc>
+        <w:tc>
+          <w:tcPr/>
+          <w:p>
+            <w:pPr>
+              <w:pStyle w:val="Compact"/>
+            </w:pPr>
+            <w:r>
+              <w:t xml:space="preserve">—</w:t>
+            </w:r>
+          </w:p>
+        </w:tc>
+      </w:tr>
+      <w:tr>
+        <w:tc>
+          <w:tcPr/>
+          <w:p>
+            <w:pPr>
+              <w:pStyle w:val="Compact"/>
+            </w:pPr>
+            <w:r>
+              <w:t xml:space="preserve">Breed predispositions</w:t>
+            </w:r>
+          </w:p>
+        </w:tc>
+        <w:tc>
+          <w:tcPr/>
+          <w:p>
+            <w:pPr>
+              <w:pStyle w:val="Compact"/>
+              <w:jc w:val="right"/>
+            </w:pPr>
+            <w:r>
+              <w:t xml:space="preserve">254</w:t>
+            </w:r>
+          </w:p>
+        </w:tc>
+        <w:tc>
+          <w:tcPr/>
+          <w:p>
+            <w:pPr>
+              <w:pStyle w:val="Compact"/>
+              <w:jc w:val="right"/>
+            </w:pPr>
+            <w:r>
+              <w:t xml:space="preserve">254</w:t>
+            </w:r>
+          </w:p>
+        </w:tc>
+        <w:tc>
+          <w:tcPr/>
+          <w:p>
+            <w:pPr>
+              <w:pStyle w:val="Compact"/>
+            </w:pPr>
+            <w:r>
+              <w:t xml:space="preserve">—</w:t>
+            </w:r>
+          </w:p>
+        </w:tc>
+      </w:tr>
+      <w:tr>
+        <w:tc>
+          <w:tcPr/>
+          <w:p>
+            <w:pPr>
+              <w:pStyle w:val="Compact"/>
+            </w:pPr>
+            <w:r>
+              <w:t xml:space="preserve">Vet ontology nodes</w:t>
+            </w:r>
+          </w:p>
+        </w:tc>
+        <w:tc>
+          <w:tcPr/>
+          <w:p>
+            <w:pPr>
+              <w:pStyle w:val="Compact"/>
+              <w:jc w:val="right"/>
+            </w:pPr>
+            <w:r>
+              <w:t xml:space="preserve">941</w:t>
+            </w:r>
+          </w:p>
+        </w:tc>
+        <w:tc>
+          <w:tcPr/>
+          <w:p>
+            <w:pPr>
+              <w:pStyle w:val="Compact"/>
+              <w:jc w:val="right"/>
+            </w:pPr>
+            <w:r>
+              <w:t xml:space="preserve">941</w:t>
+            </w:r>
+          </w:p>
+        </w:tc>
+        <w:tc>
+          <w:tcPr/>
+          <w:p>
+            <w:pPr>
+              <w:pStyle w:val="Compact"/>
+            </w:pPr>
+            <w:r>
+              <w:t xml:space="preserve">—</w:t>
+            </w:r>
+          </w:p>
+        </w:tc>
+      </w:tr>
+      <w:tr>
+        <w:tc>
+          <w:tcPr/>
+          <w:p>
+            <w:pPr>
+              <w:pStyle w:val="Compact"/>
+            </w:pPr>
+            <w:r>
+              <w:t xml:space="preserve">Studies processed</w:t>
+            </w:r>
+          </w:p>
+        </w:tc>
+        <w:tc>
+          <w:tcPr/>
+          <w:p>
+            <w:pPr>
+              <w:pStyle w:val="Compact"/>
+              <w:jc w:val="right"/>
+            </w:pPr>
+            <w:r>
+              <w:t xml:space="preserve">59</w:t>
+            </w:r>
+          </w:p>
+        </w:tc>
+        <w:tc>
+          <w:tcPr/>
+          <w:p>
+            <w:pPr>
+              <w:pStyle w:val="Compact"/>
+              <w:jc w:val="right"/>
+            </w:pPr>
+            <w:r>
+              <w:t xml:space="preserve">59</w:t>
+            </w:r>
+          </w:p>
+        </w:tc>
+        <w:tc>
+          <w:tcPr/>
+          <w:p>
+            <w:pPr>
+              <w:pStyle w:val="Compact"/>
+            </w:pPr>
+            <w:r>
+              <w:t xml:space="preserve">—</w:t>
+            </w:r>
+          </w:p>
+        </w:tc>
+      </w:tr>
+      <w:tr>
+        <w:tc>
+          <w:tcPr/>
+          <w:p>
+            <w:pPr>
+              <w:pStyle w:val="Compact"/>
+            </w:pPr>
+            <w:r>
+              <w:t xml:space="preserve">Chunks vetorizados</w:t>
+            </w:r>
+          </w:p>
+        </w:tc>
+        <w:tc>
+          <w:tcPr/>
+          <w:p>
+            <w:pPr>
+              <w:pStyle w:val="Compact"/>
+              <w:jc w:val="right"/>
+            </w:pPr>
+            <w:r>
+              <w:t xml:space="preserve">1.342</w:t>
+            </w:r>
+          </w:p>
+        </w:tc>
+        <w:tc>
+          <w:tcPr/>
+          <w:p>
+            <w:pPr>
+              <w:pStyle w:val="Compact"/>
+              <w:jc w:val="right"/>
+            </w:pPr>
+            <w:r>
+              <w:t xml:space="preserve">1.342</w:t>
+            </w:r>
+          </w:p>
+        </w:tc>
+        <w:tc>
+          <w:tcPr/>
+          <w:p>
+            <w:pPr>
+              <w:pStyle w:val="Compact"/>
+            </w:pPr>
+            <w:r>
+              <w:t xml:space="preserve">—</w:t>
+            </w:r>
+          </w:p>
+        </w:tc>
+      </w:tr>
+      <w:tr>
+        <w:tc>
+          <w:tcPr/>
+          <w:p>
+            <w:pPr>
+              <w:pStyle w:val="Compact"/>
+            </w:pPr>
+            <w:r>
+              <w:t xml:space="preserve">Auditorias técnicas</w:t>
+            </w:r>
+          </w:p>
+        </w:tc>
+        <w:tc>
+          <w:tcPr/>
+          <w:p>
+            <w:pPr>
+              <w:pStyle w:val="Compact"/>
+              <w:jc w:val="right"/>
+            </w:pPr>
+            <w:r>
+              <w:t xml:space="preserve">2</w:t>
+            </w:r>
+          </w:p>
+        </w:tc>
+        <w:tc>
+          <w:tcPr/>
+          <w:p>
+            <w:pPr>
+              <w:pStyle w:val="Compact"/>
+              <w:jc w:val="right"/>
+            </w:pPr>
+            <w:r>
+              <w:t xml:space="preserve">3</w:t>
+            </w:r>
+          </w:p>
+        </w:tc>
+        <w:tc>
+          <w:tcPr/>
+          <w:p>
+            <w:pPr>
+              <w:pStyle w:val="Compact"/>
+            </w:pPr>
+            <w:r>
+              <w:t xml:space="preserve">+1</w:t>
+            </w:r>
+          </w:p>
+        </w:tc>
+      </w:tr>
+    </w:tbl>
+    <w:p>
+      <w:r>
+        <w:pict>
+          <v:rect style="width:0;height:1.5pt" o:hralign="center" o:hrstd="t" o:hr="t"/>
+        </w:pict>
+      </w:r>
+    </w:p>
+    <w:bookmarkEnd w:id="39"/>
+    <w:bookmarkStart w:id="40" w:name="bibliografia-14"/>
+    <w:p>
+      <w:pPr>
+        <w:pStyle w:val="Heading2"/>
+      </w:pPr>
+      <w:r>
+        <w:t xml:space="preserve">29. Bibliografia (14)</w:t>
       </w:r>
     </w:p>
     <w:p>
@@ -2010,11 +8465,24 @@
         <w:pStyle w:val="Compact"/>
         <w:numPr>
           <w:ilvl w:val="0"/>
-          <w:numId w:val="1007"/>
+          <w:numId w:val="1016"/>
         </w:numPr>
       </w:pPr>
       <w:r>
-        <w:t xml:space="preserve">VLM figuras (P3) — sem progresso.</w:t>
+        <w:t xml:space="preserve">FDA.</w:t>
+      </w:r>
+      <w:r>
+        <w:t xml:space="preserve"> </w:t>
+      </w:r>
+      <w:r>
+        <w:rPr>
+          <w:i/>
+          <w:iCs/>
+        </w:rPr>
+        <w:t xml:space="preserve">Marketing Submission Recommendations for a Predetermined Change Control Plan for AI/ML-Enabled SaMD — Draft Guidance</w:t>
+      </w:r>
+      <w:r>
+        <w:t xml:space="preserve">. Jan/2025.</w:t>
       </w:r>
     </w:p>
     <w:p>
@@ -2022,11 +8490,24 @@
         <w:pStyle w:val="Compact"/>
         <w:numPr>
           <w:ilvl w:val="0"/>
-          <w:numId w:val="1007"/>
+          <w:numId w:val="1016"/>
         </w:numPr>
       </w:pPr>
       <w:r>
-        <w:t xml:space="preserve">AVMA Nov/2025 — 2 gaps em aberto.</w:t>
+        <w:t xml:space="preserve">FDA / Health Canada / MHRA.</w:t>
+      </w:r>
+      <w:r>
+        <w:t xml:space="preserve"> </w:t>
+      </w:r>
+      <w:r>
+        <w:rPr>
+          <w:i/>
+          <w:iCs/>
+        </w:rPr>
+        <w:t xml:space="preserve">Good Machine Learning Practice for Medical Device Development: Guiding Principles</w:t>
+      </w:r>
+      <w:r>
+        <w:t xml:space="preserve">. Out/2021 (rev. Jun/2025).</w:t>
       </w:r>
     </w:p>
     <w:p>
@@ -2034,11 +8515,287 @@
         <w:pStyle w:val="Compact"/>
         <w:numPr>
           <w:ilvl w:val="0"/>
-          <w:numId w:val="1007"/>
+          <w:numId w:val="1016"/>
         </w:numPr>
       </w:pPr>
       <w:r>
-        <w:t xml:space="preserve">GMLP §3 e §7 — parciais.</w:t>
+        <w:t xml:space="preserve">EMA.</w:t>
+      </w:r>
+      <w:r>
+        <w:t xml:space="preserve"> </w:t>
+      </w:r>
+      <w:r>
+        <w:rPr>
+          <w:i/>
+          <w:iCs/>
+        </w:rPr>
+        <w:t xml:space="preserve">Reflection Paper on the Use of Artificial Intelligence in the Lifecycle of Medicines</w:t>
+      </w:r>
+      <w:r>
+        <w:t xml:space="preserve">. Set/2024.</w:t>
+      </w:r>
+    </w:p>
+    <w:p>
+      <w:pPr>
+        <w:pStyle w:val="Compact"/>
+        <w:numPr>
+          <w:ilvl w:val="0"/>
+          <w:numId w:val="1016"/>
+        </w:numPr>
+      </w:pPr>
+      <w:r>
+        <w:t xml:space="preserve">European Parliament.</w:t>
+      </w:r>
+      <w:r>
+        <w:t xml:space="preserve"> </w:t>
+      </w:r>
+      <w:r>
+        <w:rPr>
+          <w:i/>
+          <w:iCs/>
+        </w:rPr>
+        <w:t xml:space="preserve">Regulation (EU) 2024/1689 on Artificial Intelligence (EU AI Act)</w:t>
+      </w:r>
+      <w:r>
+        <w:t xml:space="preserve">. Mar/2024.</w:t>
+      </w:r>
+    </w:p>
+    <w:p>
+      <w:pPr>
+        <w:pStyle w:val="Compact"/>
+        <w:numPr>
+          <w:ilvl w:val="0"/>
+          <w:numId w:val="1016"/>
+        </w:numPr>
+      </w:pPr>
+      <w:r>
+        <w:t xml:space="preserve">AVMA.</w:t>
+      </w:r>
+      <w:r>
+        <w:t xml:space="preserve"> </w:t>
+      </w:r>
+      <w:r>
+        <w:rPr>
+          <w:i/>
+          <w:iCs/>
+        </w:rPr>
+        <w:t xml:space="preserve">Position Statement on Veterinary Use of Artificial Intelligence</w:t>
+      </w:r>
+      <w:r>
+        <w:t xml:space="preserve">. Nov/2025.</w:t>
+      </w:r>
+    </w:p>
+    <w:p>
+      <w:pPr>
+        <w:pStyle w:val="Compact"/>
+        <w:numPr>
+          <w:ilvl w:val="0"/>
+          <w:numId w:val="1016"/>
+        </w:numPr>
+      </w:pPr>
+      <w:r>
+        <w:t xml:space="preserve">Wu et al. </w:t>
+      </w:r>
+      <w:r>
+        <w:rPr>
+          <w:i/>
+          <w:iCs/>
+        </w:rPr>
+        <w:t xml:space="preserve">MedGraphRAG: A Knowledge Graph-Enhanced RAG for Medical Question Answering</w:t>
+      </w:r>
+      <w:r>
+        <w:t xml:space="preserve">. 2024.</w:t>
+      </w:r>
+    </w:p>
+    <w:p>
+      <w:pPr>
+        <w:pStyle w:val="Compact"/>
+        <w:numPr>
+          <w:ilvl w:val="0"/>
+          <w:numId w:val="1016"/>
+        </w:numPr>
+      </w:pPr>
+      <w:r>
+        <w:t xml:space="preserve">Edge et al. </w:t>
+      </w:r>
+      <w:r>
+        <w:rPr>
+          <w:i/>
+          <w:iCs/>
+        </w:rPr>
+        <w:t xml:space="preserve">From Local to Global: A GraphRAG Approach to Query-Focused Summarization</w:t>
+      </w:r>
+      <w:r>
+        <w:t xml:space="preserve">. Microsoft Research, 2024.</w:t>
+      </w:r>
+    </w:p>
+    <w:p>
+      <w:pPr>
+        <w:pStyle w:val="Compact"/>
+        <w:numPr>
+          <w:ilvl w:val="0"/>
+          <w:numId w:val="1016"/>
+        </w:numPr>
+      </w:pPr>
+      <w:r>
+        <w:t xml:space="preserve">Gompertz B.</w:t>
+      </w:r>
+      <w:r>
+        <w:t xml:space="preserve"> </w:t>
+      </w:r>
+      <w:r>
+        <w:rPr>
+          <w:i/>
+          <w:iCs/>
+        </w:rPr>
+        <w:t xml:space="preserve">On the Nature of the Function Expressive of the Law of Human Mortality</w:t>
+      </w:r>
+      <w:r>
+        <w:t xml:space="preserve">. Phil. Trans. R. Soc. 1825.</w:t>
+      </w:r>
+    </w:p>
+    <w:p>
+      <w:pPr>
+        <w:pStyle w:val="Compact"/>
+        <w:numPr>
+          <w:ilvl w:val="0"/>
+          <w:numId w:val="1016"/>
+        </w:numPr>
+      </w:pPr>
+      <w:r>
+        <w:t xml:space="preserve">SNOMED International.</w:t>
+      </w:r>
+      <w:r>
+        <w:t xml:space="preserve"> </w:t>
+      </w:r>
+      <w:r>
+        <w:rPr>
+          <w:i/>
+          <w:iCs/>
+        </w:rPr>
+        <w:t xml:space="preserve">SNOMED CT Veterinary Extension (VetSCT)</w:t>
+      </w:r>
+      <w:r>
+        <w:t xml:space="preserve">. 2025.</w:t>
+      </w:r>
+    </w:p>
+    <w:p>
+      <w:pPr>
+        <w:pStyle w:val="Compact"/>
+        <w:numPr>
+          <w:ilvl w:val="0"/>
+          <w:numId w:val="1016"/>
+        </w:numPr>
+      </w:pPr>
+      <w:r>
+        <w:t xml:space="preserve">National Library of Medicine.</w:t>
+      </w:r>
+      <w:r>
+        <w:t xml:space="preserve"> </w:t>
+      </w:r>
+      <w:r>
+        <w:rPr>
+          <w:i/>
+          <w:iCs/>
+        </w:rPr>
+        <w:t xml:space="preserve">Unified Medical Language System (UMLS) Reference Manual</w:t>
+      </w:r>
+      <w:r>
+        <w:t xml:space="preserve">. 2024.</w:t>
+      </w:r>
+    </w:p>
+    <w:p>
+      <w:pPr>
+        <w:pStyle w:val="Compact"/>
+        <w:numPr>
+          <w:ilvl w:val="0"/>
+          <w:numId w:val="1016"/>
+        </w:numPr>
+      </w:pPr>
+      <w:r>
+        <w:t xml:space="preserve">Salvi et al. </w:t>
+      </w:r>
+      <w:r>
+        <w:rPr>
+          <w:i/>
+          <w:iCs/>
+        </w:rPr>
+        <w:t xml:space="preserve">PubMed E-utilities for Programmatic Literature Mining</w:t>
+      </w:r>
+      <w:r>
+        <w:t xml:space="preserve">. 2023.</w:t>
+      </w:r>
+    </w:p>
+    <w:p>
+      <w:pPr>
+        <w:pStyle w:val="Compact"/>
+        <w:numPr>
+          <w:ilvl w:val="0"/>
+          <w:numId w:val="1016"/>
+        </w:numPr>
+      </w:pPr>
+      <w:r>
+        <w:t xml:space="preserve">Lewis et al. </w:t>
+      </w:r>
+      <w:r>
+        <w:rPr>
+          <w:i/>
+          <w:iCs/>
+        </w:rPr>
+        <w:t xml:space="preserve">Retrieval-Augmented Generation for Knowledge-Intensive NLP Tasks</w:t>
+      </w:r>
+      <w:r>
+        <w:t xml:space="preserve">. NeurIPS 2020.</w:t>
+      </w:r>
+    </w:p>
+    <w:p>
+      <w:pPr>
+        <w:pStyle w:val="Compact"/>
+        <w:numPr>
+          <w:ilvl w:val="0"/>
+          <w:numId w:val="1016"/>
+        </w:numPr>
+      </w:pPr>
+      <w:r>
+        <w:t xml:space="preserve">AAVSB.</w:t>
+      </w:r>
+      <w:r>
+        <w:t xml:space="preserve"> </w:t>
+      </w:r>
+      <w:r>
+        <w:rPr>
+          <w:i/>
+          <w:iCs/>
+        </w:rPr>
+        <w:t xml:space="preserve">AI in Veterinary Practice: Recommendations for Regulatory Boards</w:t>
+      </w:r>
+      <w:r>
+        <w:t xml:space="preserve">. 2025.</w:t>
+      </w:r>
+    </w:p>
+    <w:p>
+      <w:pPr>
+        <w:pStyle w:val="Compact"/>
+        <w:numPr>
+          <w:ilvl w:val="0"/>
+          <w:numId w:val="1016"/>
+        </w:numPr>
+      </w:pPr>
+      <w:r>
+        <w:t xml:space="preserve">OpenAI / Anthropic / Google.</w:t>
+      </w:r>
+      <w:r>
+        <w:t xml:space="preserve"> </w:t>
+      </w:r>
+      <w:r>
+        <w:rPr>
+          <w:i/>
+          <w:iCs/>
+        </w:rPr>
+        <w:t xml:space="preserve">Model cards for GPT-5.4, Claude Sonnet 4.5, Gemini 3.1 Pro Preview</w:t>
+      </w:r>
+      <w:r>
+        <w:t xml:space="preserve">. 2025–2026.</w:t>
       </w:r>
     </w:p>
     <w:p>
@@ -2048,153 +8805,6 @@
         </w:pict>
       </w:r>
     </w:p>
-    <w:bookmarkEnd w:id="19"/>
-    <w:bookmarkStart w:id="20" w:name="anexos-herdados-da-v5.1.0"/>
-    <w:p>
-      <w:pPr>
-        <w:pStyle w:val="Heading2"/>
-      </w:pPr>
-      <w:r>
-        <w:t xml:space="preserve">7. Anexos herdados da v5.1.0</w:t>
-      </w:r>
-    </w:p>
-    <w:p>
-      <w:pPr>
-        <w:pStyle w:val="FirstParagraph"/>
-      </w:pPr>
-      <w:r>
-        <w:t xml:space="preserve">Inalterados; consultar diretamente em</w:t>
-      </w:r>
-      <w:r>
-        <w:t xml:space="preserve"> </w:t>
-      </w:r>
-      <w:r>
-        <w:rPr>
-          <w:rStyle w:val="VerbatimChar"/>
-        </w:rPr>
-        <w:t xml:space="preserve">public/audits/v5.1.0/</w:t>
-      </w:r>
-      <w:r>
-        <w:t xml:space="preserve">:</w:t>
-      </w:r>
-    </w:p>
-    <w:p>
-      <w:pPr>
-        <w:pStyle w:val="Compact"/>
-        <w:numPr>
-          <w:ilvl w:val="0"/>
-          <w:numId w:val="1008"/>
-        </w:numPr>
-      </w:pPr>
-      <w:r>
-        <w:rPr>
-          <w:b/>
-          <w:bCs/>
-        </w:rPr>
-        <w:t xml:space="preserve">Apêndice A</w:t>
-      </w:r>
-      <w:r>
-        <w:t xml:space="preserve"> </w:t>
-      </w:r>
-      <w:r>
-        <w:t xml:space="preserve">— Schema SQL principal</w:t>
-      </w:r>
-    </w:p>
-    <w:p>
-      <w:pPr>
-        <w:pStyle w:val="Compact"/>
-        <w:numPr>
-          <w:ilvl w:val="0"/>
-          <w:numId w:val="1008"/>
-        </w:numPr>
-      </w:pPr>
-      <w:r>
-        <w:rPr>
-          <w:b/>
-          <w:bCs/>
-        </w:rPr>
-        <w:t xml:space="preserve">Apêndice B</w:t>
-      </w:r>
-      <w:r>
-        <w:t xml:space="preserve"> </w:t>
-      </w:r>
-      <w:r>
-        <w:t xml:space="preserve">— Inventário de 67 Edge Functions</w:t>
-      </w:r>
-    </w:p>
-    <w:p>
-      <w:pPr>
-        <w:pStyle w:val="Compact"/>
-        <w:numPr>
-          <w:ilvl w:val="0"/>
-          <w:numId w:val="1008"/>
-        </w:numPr>
-      </w:pPr>
-      <w:r>
-        <w:rPr>
-          <w:b/>
-          <w:bCs/>
-        </w:rPr>
-        <w:t xml:space="preserve">Apêndice C</w:t>
-      </w:r>
-      <w:r>
-        <w:t xml:space="preserve"> </w:t>
-      </w:r>
-      <w:r>
-        <w:t xml:space="preserve">— Prompts e modelos LLM</w:t>
-      </w:r>
-    </w:p>
-    <w:p>
-      <w:pPr>
-        <w:pStyle w:val="Compact"/>
-        <w:numPr>
-          <w:ilvl w:val="0"/>
-          <w:numId w:val="1008"/>
-        </w:numPr>
-      </w:pPr>
-      <w:r>
-        <w:rPr>
-          <w:b/>
-          <w:bCs/>
-        </w:rPr>
-        <w:t xml:space="preserve">Apêndice D</w:t>
-      </w:r>
-      <w:r>
-        <w:t xml:space="preserve"> </w:t>
-      </w:r>
-      <w:r>
-        <w:t xml:space="preserve">— Métricas operacionais consolidadas</w:t>
-      </w:r>
-    </w:p>
-    <w:p>
-      <w:pPr>
-        <w:pStyle w:val="Compact"/>
-        <w:numPr>
-          <w:ilvl w:val="0"/>
-          <w:numId w:val="1008"/>
-        </w:numPr>
-      </w:pPr>
-      <w:r>
-        <w:rPr>
-          <w:b/>
-          <w:bCs/>
-        </w:rPr>
-        <w:t xml:space="preserve">Bibliografia</w:t>
-      </w:r>
-      <w:r>
-        <w:t xml:space="preserve"> </w:t>
-      </w:r>
-      <w:r>
-        <w:t xml:space="preserve">— 14 referências verificáveis</w:t>
-      </w:r>
-    </w:p>
-    <w:p>
-      <w:r>
-        <w:pict>
-          <v:rect style="width:0;height:1.5pt" o:hralign="center" o:hrstd="t" o:hr="t"/>
-        </w:pict>
-      </w:r>
-    </w:p>
     <w:p>
       <w:pPr>
         <w:pStyle w:val="FirstParagraph"/>
@@ -2204,11 +8814,26 @@
           <w:i/>
           <w:iCs/>
         </w:rPr>
-        <w:t xml:space="preserve">Gerado em 31/05/2026 pelo lovable-agent · paridade V3. Esta v5.2.0 é incremental sobre v5.1.0 (mesma autoria, mesma metodologia). Para auditoria completa standalone, ver v5.1.0.</w:t>
-      </w:r>
-    </w:p>
-    <w:bookmarkEnd w:id="20"/>
-    <w:bookmarkEnd w:id="21"/>
+        <w:t xml:space="preserve">Documento standalone gerado em 31/05/2026 pelo lovable-agent (paridade V3 cumulativa). Substitui v5.1.0 (</w:t>
+      </w:r>
+      <w:r>
+        <w:rPr>
+          <w:rStyle w:val="VerbatimChar"/>
+          <w:i/>
+          <w:iCs/>
+        </w:rPr>
+        <w:t xml:space="preserve">superseded_by</w:t>
+      </w:r>
+      <w:r>
+        <w:rPr>
+          <w:i/>
+          <w:iCs/>
+        </w:rPr>
+        <w:t xml:space="preserve">). Próxima auditoria será disparada manualmente ou automaticamente quando ≥6 mudanças em áreas críticas (curation, kg, clinical-pipeline, infra, base-knowledge) forem detectadas no CHANGELOG.</w:t>
+      </w:r>
+    </w:p>
+    <w:bookmarkEnd w:id="40"/>
+    <w:bookmarkEnd w:id="41"/>
     <w:sectPr>
       <w:footnotePr>
         <w:numRestart w:val="eachSect"/>
@@ -2517,18 +9142,6 @@
     <w:abstractNumId w:val="991"/>
   </w:num>
   <w:num w:numId="1003">
-    <w:abstractNumId w:val="991"/>
-  </w:num>
-  <w:num w:numId="1004">
-    <w:abstractNumId w:val="991"/>
-  </w:num>
-  <w:num w:numId="1005">
-    <w:abstractNumId w:val="991"/>
-  </w:num>
-  <w:num w:numId="1006">
-    <w:abstractNumId w:val="991"/>
-  </w:num>
-  <w:num w:numId="1007">
     <w:abstractNumId w:val="99411"/>
     <w:lvlOverride w:ilvl="0">
       <w:startOverride w:val="1"/>
@@ -2558,8 +9171,152 @@
       <w:startOverride w:val="1"/>
     </w:lvlOverride>
   </w:num>
+  <w:num w:numId="1004">
+    <w:abstractNumId w:val="99411"/>
+    <w:lvlOverride w:ilvl="0">
+      <w:startOverride w:val="1"/>
+    </w:lvlOverride>
+    <w:lvlOverride w:ilvl="1">
+      <w:startOverride w:val="1"/>
+    </w:lvlOverride>
+    <w:lvlOverride w:ilvl="2">
+      <w:startOverride w:val="1"/>
+    </w:lvlOverride>
+    <w:lvlOverride w:ilvl="3">
+      <w:startOverride w:val="1"/>
+    </w:lvlOverride>
+    <w:lvlOverride w:ilvl="4">
+      <w:startOverride w:val="1"/>
+    </w:lvlOverride>
+    <w:lvlOverride w:ilvl="5">
+      <w:startOverride w:val="1"/>
+    </w:lvlOverride>
+    <w:lvlOverride w:ilvl="6">
+      <w:startOverride w:val="1"/>
+    </w:lvlOverride>
+    <w:lvlOverride w:ilvl="7">
+      <w:startOverride w:val="1"/>
+    </w:lvlOverride>
+    <w:lvlOverride w:ilvl="8">
+      <w:startOverride w:val="1"/>
+    </w:lvlOverride>
+  </w:num>
+  <w:num w:numId="1005">
+    <w:abstractNumId w:val="991"/>
+  </w:num>
+  <w:num w:numId="1006">
+    <w:abstractNumId w:val="991"/>
+  </w:num>
+  <w:num w:numId="1007">
+    <w:abstractNumId w:val="991"/>
+  </w:num>
   <w:num w:numId="1008">
+    <w:abstractNumId w:val="99411"/>
+    <w:lvlOverride w:ilvl="0">
+      <w:startOverride w:val="1"/>
+    </w:lvlOverride>
+    <w:lvlOverride w:ilvl="1">
+      <w:startOverride w:val="1"/>
+    </w:lvlOverride>
+    <w:lvlOverride w:ilvl="2">
+      <w:startOverride w:val="1"/>
+    </w:lvlOverride>
+    <w:lvlOverride w:ilvl="3">
+      <w:startOverride w:val="1"/>
+    </w:lvlOverride>
+    <w:lvlOverride w:ilvl="4">
+      <w:startOverride w:val="1"/>
+    </w:lvlOverride>
+    <w:lvlOverride w:ilvl="5">
+      <w:startOverride w:val="1"/>
+    </w:lvlOverride>
+    <w:lvlOverride w:ilvl="6">
+      <w:startOverride w:val="1"/>
+    </w:lvlOverride>
+    <w:lvlOverride w:ilvl="7">
+      <w:startOverride w:val="1"/>
+    </w:lvlOverride>
+    <w:lvlOverride w:ilvl="8">
+      <w:startOverride w:val="1"/>
+    </w:lvlOverride>
+  </w:num>
+  <w:num w:numId="1009">
     <w:abstractNumId w:val="991"/>
+  </w:num>
+  <w:num w:numId="1010">
+    <w:abstractNumId w:val="991"/>
+  </w:num>
+  <w:num w:numId="1011">
+    <w:abstractNumId w:val="991"/>
+  </w:num>
+  <w:num w:numId="1012">
+    <w:abstractNumId w:val="991"/>
+  </w:num>
+  <w:num w:numId="1013">
+    <w:abstractNumId w:val="991"/>
+  </w:num>
+  <w:num w:numId="1014">
+    <w:abstractNumId w:val="99411"/>
+    <w:lvlOverride w:ilvl="0">
+      <w:startOverride w:val="1"/>
+    </w:lvlOverride>
+    <w:lvlOverride w:ilvl="1">
+      <w:startOverride w:val="1"/>
+    </w:lvlOverride>
+    <w:lvlOverride w:ilvl="2">
+      <w:startOverride w:val="1"/>
+    </w:lvlOverride>
+    <w:lvlOverride w:ilvl="3">
+      <w:startOverride w:val="1"/>
+    </w:lvlOverride>
+    <w:lvlOverride w:ilvl="4">
+      <w:startOverride w:val="1"/>
+    </w:lvlOverride>
+    <w:lvlOverride w:ilvl="5">
+      <w:startOverride w:val="1"/>
+    </w:lvlOverride>
+    <w:lvlOverride w:ilvl="6">
+      <w:startOverride w:val="1"/>
+    </w:lvlOverride>
+    <w:lvlOverride w:ilvl="7">
+      <w:startOverride w:val="1"/>
+    </w:lvlOverride>
+    <w:lvlOverride w:ilvl="8">
+      <w:startOverride w:val="1"/>
+    </w:lvlOverride>
+  </w:num>
+  <w:num w:numId="1015">
+    <w:abstractNumId w:val="991"/>
+  </w:num>
+  <w:num w:numId="1016">
+    <w:abstractNumId w:val="99411"/>
+    <w:lvlOverride w:ilvl="0">
+      <w:startOverride w:val="1"/>
+    </w:lvlOverride>
+    <w:lvlOverride w:ilvl="1">
+      <w:startOverride w:val="1"/>
+    </w:lvlOverride>
+    <w:lvlOverride w:ilvl="2">
+      <w:startOverride w:val="1"/>
+    </w:lvlOverride>
+    <w:lvlOverride w:ilvl="3">
+      <w:startOverride w:val="1"/>
+    </w:lvlOverride>
+    <w:lvlOverride w:ilvl="4">
+      <w:startOverride w:val="1"/>
+    </w:lvlOverride>
+    <w:lvlOverride w:ilvl="5">
+      <w:startOverride w:val="1"/>
+    </w:lvlOverride>
+    <w:lvlOverride w:ilvl="6">
+      <w:startOverride w:val="1"/>
+    </w:lvlOverride>
+    <w:lvlOverride w:ilvl="7">
+      <w:startOverride w:val="1"/>
+    </w:lvlOverride>
+    <w:lvlOverride w:ilvl="8">
+      <w:startOverride w:val="1"/>
+    </w:lvlOverride>
   </w:num>
 </w:numbering>
 </file>

--- a/public/audits/v5.2.0/auditoria.docx
+++ b/public/audits/v5.2.0/auditoria.docx
@@ -26,7 +26,7 @@
         <w:t xml:space="preserve">2026-05-31</w:t>
       </w:r>
     </w:p>
-    <w:bookmarkStart w:id="41" w:name="auditoria-técnica-senex-ai-v5.2.0"/>
+    <w:bookmarkStart w:id="59" w:name="auditoria-técnica-senex-ai-v5.2.0"/>
     <w:p>
       <w:pPr>
         <w:pStyle w:val="Heading1"/>
@@ -1608,7 +1608,7 @@
       </w:r>
     </w:p>
     <w:bookmarkEnd w:id="12"/>
-    <w:bookmarkStart w:id="13" w:name="visão-arquitetural-5-camadas"/>
+    <w:bookmarkStart w:id="16" w:name="visão-arquitetural-5-camadas"/>
     <w:p>
       <w:pPr>
         <w:pStyle w:val="Heading2"/>
@@ -1718,31 +1718,53 @@
         <w:t xml:space="preserve">└─────────────────────────────────────────────────────┘</w:t>
       </w:r>
     </w:p>
-    <w:tbl>
-      <w:tblPr>
-        <w:tblStyle w:val="FigureTable"/>
-        <w:tblW w:type="auto" w:w="0"/>
-        <w:jc w:val="center"/>
-        <w:tblLook w:firstRow="0" w:lastRow="0" w:firstColumn="0" w:lastColumn="0"/>
-      </w:tblPr>
-      <w:tblGrid>
-        <w:gridCol w:w="7920"/>
-      </w:tblGrid>
-      <w:tr>
-        <w:tc>
-          <w:tcPr/>
-          <w:p>
-            <w:pPr>
-              <w:pStyle w:val="Compact"/>
-              <w:jc w:val="center"/>
-            </w:pPr>
-            <w:r>
-              <w:t xml:space="preserve">5 camadas do KG</w:t>
-            </w:r>
-          </w:p>
-        </w:tc>
-      </w:tr>
-    </w:tbl>
+    <w:p>
+      <w:pPr>
+        <w:pStyle w:val="CaptionedFigure"/>
+      </w:pPr>
+      <w:r>
+        <w:drawing>
+          <wp:inline>
+            <wp:extent cx="5334000" cy="3415899"/>
+            <wp:effectExtent b="0" l="0" r="0" t="0"/>
+            <wp:docPr descr="5 camadas do KG" title="" id="14" name="Picture"/>
+            <a:graphic>
+              <a:graphicData uri="http://schemas.openxmlformats.org/drawingml/2006/picture">
+                <pic:pic>
+                  <pic:nvPicPr>
+                    <pic:cNvPr descr="media/02_kg_5layers.png" id="15" name="Picture"/>
+                    <pic:cNvPicPr>
+                      <a:picLocks noChangeArrowheads="1" noChangeAspect="1"/>
+                    </pic:cNvPicPr>
+                  </pic:nvPicPr>
+                  <pic:blipFill>
+                    <a:blip r:embed="rId13"/>
+                    <a:stretch>
+                      <a:fillRect/>
+                    </a:stretch>
+                  </pic:blipFill>
+                  <pic:spPr bwMode="auto">
+                    <a:xfrm>
+                      <a:off x="0" y="0"/>
+                      <a:ext cx="5334000" cy="3415899"/>
+                    </a:xfrm>
+                    <a:prstGeom prst="rect">
+                      <a:avLst/>
+                    </a:prstGeom>
+                    <a:noFill/>
+                    <a:ln w="9525">
+                      <a:noFill/>
+                      <a:headEnd/>
+                      <a:tailEnd/>
+                    </a:ln>
+                  </pic:spPr>
+                </pic:pic>
+              </a:graphicData>
+            </a:graphic>
+          </wp:inline>
+        </w:drawing>
+      </w:r>
+    </w:p>
     <w:p>
       <w:pPr>
         <w:pStyle w:val="ImageCaption"/>
@@ -1766,8 +1788,8 @@
         </w:pict>
       </w:r>
     </w:p>
-    <w:bookmarkEnd w:id="13"/>
-    <w:bookmarkStart w:id="14" w:name="pipeline-de-digestão-7-estágios"/>
+    <w:bookmarkEnd w:id="16"/>
+    <w:bookmarkStart w:id="20" w:name="pipeline-de-digestão-7-estágios"/>
     <w:p>
       <w:pPr>
         <w:pStyle w:val="Heading2"/>
@@ -1776,31 +1798,53 @@
         <w:t xml:space="preserve">5. Pipeline de digestão (7 estágios)</w:t>
       </w:r>
     </w:p>
-    <w:tbl>
-      <w:tblPr>
-        <w:tblStyle w:val="FigureTable"/>
-        <w:tblW w:type="auto" w:w="0"/>
-        <w:jc w:val="center"/>
-        <w:tblLook w:firstRow="0" w:lastRow="0" w:firstColumn="0" w:lastColumn="0"/>
-      </w:tblPr>
-      <w:tblGrid>
-        <w:gridCol w:w="7920"/>
-      </w:tblGrid>
-      <w:tr>
-        <w:tc>
-          <w:tcPr/>
-          <w:p>
-            <w:pPr>
-              <w:pStyle w:val="Compact"/>
-              <w:jc w:val="center"/>
-            </w:pPr>
-            <w:r>
-              <w:t xml:space="preserve">Pipeline 7 estágios</w:t>
-            </w:r>
-          </w:p>
-        </w:tc>
-      </w:tr>
-    </w:tbl>
+    <w:p>
+      <w:pPr>
+        <w:pStyle w:val="CaptionedFigure"/>
+      </w:pPr>
+      <w:r>
+        <w:drawing>
+          <wp:inline>
+            <wp:extent cx="5334000" cy="2021339"/>
+            <wp:effectExtent b="0" l="0" r="0" t="0"/>
+            <wp:docPr descr="Pipeline 7 estágios" title="" id="18" name="Picture"/>
+            <a:graphic>
+              <a:graphicData uri="http://schemas.openxmlformats.org/drawingml/2006/picture">
+                <pic:pic>
+                  <pic:nvPicPr>
+                    <pic:cNvPr descr="media/01_pipeline_7stages.png" id="19" name="Picture"/>
+                    <pic:cNvPicPr>
+                      <a:picLocks noChangeArrowheads="1" noChangeAspect="1"/>
+                    </pic:cNvPicPr>
+                  </pic:nvPicPr>
+                  <pic:blipFill>
+                    <a:blip r:embed="rId17"/>
+                    <a:stretch>
+                      <a:fillRect/>
+                    </a:stretch>
+                  </pic:blipFill>
+                  <pic:spPr bwMode="auto">
+                    <a:xfrm>
+                      <a:off x="0" y="0"/>
+                      <a:ext cx="5334000" cy="2021339"/>
+                    </a:xfrm>
+                    <a:prstGeom prst="rect">
+                      <a:avLst/>
+                    </a:prstGeom>
+                    <a:noFill/>
+                    <a:ln w="9525">
+                      <a:noFill/>
+                      <a:headEnd/>
+                      <a:tailEnd/>
+                    </a:ln>
+                  </pic:spPr>
+                </pic:pic>
+              </a:graphicData>
+            </a:graphic>
+          </wp:inline>
+        </w:drawing>
+      </w:r>
+    </w:p>
     <w:p>
       <w:pPr>
         <w:pStyle w:val="ImageCaption"/>
@@ -2006,8 +2050,8 @@
         </w:pict>
       </w:r>
     </w:p>
-    <w:bookmarkEnd w:id="14"/>
-    <w:bookmarkStart w:id="15" w:name="vetorização-e-embeddings"/>
+    <w:bookmarkEnd w:id="20"/>
+    <w:bookmarkStart w:id="21" w:name="vetorização-e-embeddings"/>
     <w:p>
       <w:pPr>
         <w:pStyle w:val="Heading2"/>
@@ -2187,8 +2231,8 @@
         </w:pict>
       </w:r>
     </w:p>
-    <w:bookmarkEnd w:id="15"/>
-    <w:bookmarkStart w:id="16" w:name="banco-relacional-e-rls"/>
+    <w:bookmarkEnd w:id="21"/>
+    <w:bookmarkStart w:id="25" w:name="banco-relacional-e-rls"/>
     <w:p>
       <w:pPr>
         <w:pStyle w:val="Heading2"/>
@@ -2565,31 +2609,53 @@
         <w:t xml:space="preserve">(públicos).</w:t>
       </w:r>
     </w:p>
-    <w:tbl>
-      <w:tblPr>
-        <w:tblStyle w:val="FigureTable"/>
-        <w:tblW w:type="auto" w:w="0"/>
-        <w:jc w:val="center"/>
-        <w:tblLook w:firstRow="0" w:lastRow="0" w:firstColumn="0" w:lastColumn="0"/>
-      </w:tblPr>
-      <w:tblGrid>
-        <w:gridCol w:w="7920"/>
-      </w:tblGrid>
-      <w:tr>
-        <w:tc>
-          <w:tcPr/>
-          <w:p>
-            <w:pPr>
-              <w:pStyle w:val="Compact"/>
-              <w:jc w:val="center"/>
-            </w:pPr>
-            <w:r>
-              <w:t xml:space="preserve">Governança RLS</w:t>
-            </w:r>
-          </w:p>
-        </w:tc>
-      </w:tr>
-    </w:tbl>
+    <w:p>
+      <w:pPr>
+        <w:pStyle w:val="CaptionedFigure"/>
+      </w:pPr>
+      <w:r>
+        <w:drawing>
+          <wp:inline>
+            <wp:extent cx="5334000" cy="2945926"/>
+            <wp:effectExtent b="0" l="0" r="0" t="0"/>
+            <wp:docPr descr="Governança RLS" title="" id="23" name="Picture"/>
+            <a:graphic>
+              <a:graphicData uri="http://schemas.openxmlformats.org/drawingml/2006/picture">
+                <pic:pic>
+                  <pic:nvPicPr>
+                    <pic:cNvPr descr="media/03_governance_rls.png" id="24" name="Picture"/>
+                    <pic:cNvPicPr>
+                      <a:picLocks noChangeArrowheads="1" noChangeAspect="1"/>
+                    </pic:cNvPicPr>
+                  </pic:nvPicPr>
+                  <pic:blipFill>
+                    <a:blip r:embed="rId22"/>
+                    <a:stretch>
+                      <a:fillRect/>
+                    </a:stretch>
+                  </pic:blipFill>
+                  <pic:spPr bwMode="auto">
+                    <a:xfrm>
+                      <a:off x="0" y="0"/>
+                      <a:ext cx="5334000" cy="2945926"/>
+                    </a:xfrm>
+                    <a:prstGeom prst="rect">
+                      <a:avLst/>
+                    </a:prstGeom>
+                    <a:noFill/>
+                    <a:ln w="9525">
+                      <a:noFill/>
+                      <a:headEnd/>
+                      <a:tailEnd/>
+                    </a:ln>
+                  </pic:spPr>
+                </pic:pic>
+              </a:graphicData>
+            </a:graphic>
+          </wp:inline>
+        </w:drawing>
+      </w:r>
+    </w:p>
     <w:p>
       <w:pPr>
         <w:pStyle w:val="ImageCaption"/>
@@ -2605,8 +2671,8 @@
         </w:pict>
       </w:r>
     </w:p>
-    <w:bookmarkEnd w:id="16"/>
-    <w:bookmarkStart w:id="17" w:name="X1c07161e0284e3936ba17f6fd5720318323bfb6"/>
+    <w:bookmarkEnd w:id="25"/>
+    <w:bookmarkStart w:id="26" w:name="X1c07161e0284e3936ba17f6fd5720318323bfb6"/>
     <w:p>
       <w:pPr>
         <w:pStyle w:val="Heading2"/>
@@ -3083,8 +3149,8 @@
         </w:pict>
       </w:r>
     </w:p>
-    <w:bookmarkEnd w:id="17"/>
-    <w:bookmarkStart w:id="18" w:name="knowledge-graph-neo4j-espelho-supabase"/>
+    <w:bookmarkEnd w:id="26"/>
+    <w:bookmarkStart w:id="27" w:name="knowledge-graph-neo4j-espelho-supabase"/>
     <w:p>
       <w:pPr>
         <w:pStyle w:val="Heading2"/>
@@ -3251,8 +3317,8 @@
         </w:pict>
       </w:r>
     </w:p>
-    <w:bookmarkEnd w:id="18"/>
-    <w:bookmarkStart w:id="19" w:name="análise-do-paciente-6-estágios"/>
+    <w:bookmarkEnd w:id="27"/>
+    <w:bookmarkStart w:id="31" w:name="análise-do-paciente-6-estágios"/>
     <w:p>
       <w:pPr>
         <w:pStyle w:val="Heading2"/>
@@ -3261,31 +3327,53 @@
         <w:t xml:space="preserve">10. Análise do paciente — 6 estágios</w:t>
       </w:r>
     </w:p>
-    <w:tbl>
-      <w:tblPr>
-        <w:tblStyle w:val="FigureTable"/>
-        <w:tblW w:type="auto" w:w="0"/>
-        <w:jc w:val="center"/>
-        <w:tblLook w:firstRow="0" w:lastRow="0" w:firstColumn="0" w:lastColumn="0"/>
-      </w:tblPr>
-      <w:tblGrid>
-        <w:gridCol w:w="7920"/>
-      </w:tblGrid>
-      <w:tr>
-        <w:tc>
-          <w:tcPr/>
-          <w:p>
-            <w:pPr>
-              <w:pStyle w:val="Compact"/>
-              <w:jc w:val="center"/>
-            </w:pPr>
-            <w:r>
-              <w:t xml:space="preserve">Recomendação híbrida</w:t>
-            </w:r>
-          </w:p>
-        </w:tc>
-      </w:tr>
-    </w:tbl>
+    <w:p>
+      <w:pPr>
+        <w:pStyle w:val="CaptionedFigure"/>
+      </w:pPr>
+      <w:r>
+        <w:drawing>
+          <wp:inline>
+            <wp:extent cx="5334000" cy="2919663"/>
+            <wp:effectExtent b="0" l="0" r="0" t="0"/>
+            <wp:docPr descr="Recomendação híbrida" title="" id="29" name="Picture"/>
+            <a:graphic>
+              <a:graphicData uri="http://schemas.openxmlformats.org/drawingml/2006/picture">
+                <pic:pic>
+                  <pic:nvPicPr>
+                    <pic:cNvPr descr="media/04_hybrid_recommendation.png" id="30" name="Picture"/>
+                    <pic:cNvPicPr>
+                      <a:picLocks noChangeArrowheads="1" noChangeAspect="1"/>
+                    </pic:cNvPicPr>
+                  </pic:nvPicPr>
+                  <pic:blipFill>
+                    <a:blip r:embed="rId28"/>
+                    <a:stretch>
+                      <a:fillRect/>
+                    </a:stretch>
+                  </pic:blipFill>
+                  <pic:spPr bwMode="auto">
+                    <a:xfrm>
+                      <a:off x="0" y="0"/>
+                      <a:ext cx="5334000" cy="2919663"/>
+                    </a:xfrm>
+                    <a:prstGeom prst="rect">
+                      <a:avLst/>
+                    </a:prstGeom>
+                    <a:noFill/>
+                    <a:ln w="9525">
+                      <a:noFill/>
+                      <a:headEnd/>
+                      <a:tailEnd/>
+                    </a:ln>
+                  </pic:spPr>
+                </pic:pic>
+              </a:graphicData>
+            </a:graphic>
+          </wp:inline>
+        </w:drawing>
+      </w:r>
+    </w:p>
     <w:p>
       <w:pPr>
         <w:pStyle w:val="ImageCaption"/>
@@ -3523,8 +3611,8 @@
         </w:pict>
       </w:r>
     </w:p>
-    <w:bookmarkEnd w:id="19"/>
-    <w:bookmarkStart w:id="20" w:name="recomendação-híbrida-cap-8"/>
+    <w:bookmarkEnd w:id="31"/>
+    <w:bookmarkStart w:id="35" w:name="recomendação-híbrida-cap-8"/>
     <w:p>
       <w:pPr>
         <w:pStyle w:val="Heading2"/>
@@ -3533,31 +3621,53 @@
         <w:t xml:space="preserve">11. Recomendação híbrida (cap 8)</w:t>
       </w:r>
     </w:p>
-    <w:tbl>
-      <w:tblPr>
-        <w:tblStyle w:val="FigureTable"/>
-        <w:tblW w:type="auto" w:w="0"/>
-        <w:jc w:val="center"/>
-        <w:tblLook w:firstRow="0" w:lastRow="0" w:firstColumn="0" w:lastColumn="0"/>
-      </w:tblPr>
-      <w:tblGrid>
-        <w:gridCol w:w="7920"/>
-      </w:tblGrid>
-      <w:tr>
-        <w:tc>
-          <w:tcPr/>
-          <w:p>
-            <w:pPr>
-              <w:pStyle w:val="Compact"/>
-              <w:jc w:val="center"/>
-            </w:pPr>
-            <w:r>
-              <w:t xml:space="preserve">Digital Twin</w:t>
-            </w:r>
-          </w:p>
-        </w:tc>
-      </w:tr>
-    </w:tbl>
+    <w:p>
+      <w:pPr>
+        <w:pStyle w:val="CaptionedFigure"/>
+      </w:pPr>
+      <w:r>
+        <w:drawing>
+          <wp:inline>
+            <wp:extent cx="5334000" cy="2909454"/>
+            <wp:effectExtent b="0" l="0" r="0" t="0"/>
+            <wp:docPr descr="Digital Twin" title="" id="33" name="Picture"/>
+            <a:graphic>
+              <a:graphicData uri="http://schemas.openxmlformats.org/drawingml/2006/picture">
+                <pic:pic>
+                  <pic:nvPicPr>
+                    <pic:cNvPr descr="media/05_digital_twin.png" id="34" name="Picture"/>
+                    <pic:cNvPicPr>
+                      <a:picLocks noChangeArrowheads="1" noChangeAspect="1"/>
+                    </pic:cNvPicPr>
+                  </pic:nvPicPr>
+                  <pic:blipFill>
+                    <a:blip r:embed="rId32"/>
+                    <a:stretch>
+                      <a:fillRect/>
+                    </a:stretch>
+                  </pic:blipFill>
+                  <pic:spPr bwMode="auto">
+                    <a:xfrm>
+                      <a:off x="0" y="0"/>
+                      <a:ext cx="5334000" cy="2909454"/>
+                    </a:xfrm>
+                    <a:prstGeom prst="rect">
+                      <a:avLst/>
+                    </a:prstGeom>
+                    <a:noFill/>
+                    <a:ln w="9525">
+                      <a:noFill/>
+                      <a:headEnd/>
+                      <a:tailEnd/>
+                    </a:ln>
+                  </pic:spPr>
+                </pic:pic>
+              </a:graphicData>
+            </a:graphic>
+          </wp:inline>
+        </w:drawing>
+      </w:r>
+    </w:p>
     <w:p>
       <w:pPr>
         <w:pStyle w:val="ImageCaption"/>
@@ -3664,8 +3774,8 @@
         </w:pict>
       </w:r>
     </w:p>
-    <w:bookmarkEnd w:id="20"/>
-    <w:bookmarkStart w:id="21" w:name="digital-twin-sigmoidal-gompertz"/>
+    <w:bookmarkEnd w:id="35"/>
+    <w:bookmarkStart w:id="36" w:name="digital-twin-sigmoidal-gompertz"/>
     <w:p>
       <w:pPr>
         <w:pStyle w:val="Heading2"/>
@@ -3736,8 +3846,8 @@
         </w:pict>
       </w:r>
     </w:p>
-    <w:bookmarkEnd w:id="21"/>
-    <w:bookmarkStart w:id="22" w:name="jornada-real-do-revisor-veterinário"/>
+    <w:bookmarkEnd w:id="36"/>
+    <w:bookmarkStart w:id="37" w:name="jornada-real-do-revisor-veterinário"/>
     <w:p>
       <w:pPr>
         <w:pStyle w:val="Heading2"/>
@@ -3851,8 +3961,8 @@
         </w:pict>
       </w:r>
     </w:p>
-    <w:bookmarkEnd w:id="22"/>
-    <w:bookmarkStart w:id="23" w:name="jornada-prevista-do-revisor-roadmap"/>
+    <w:bookmarkEnd w:id="37"/>
+    <w:bookmarkStart w:id="38" w:name="jornada-prevista-do-revisor-roadmap"/>
     <w:p>
       <w:pPr>
         <w:pStyle w:val="Heading2"/>
@@ -3904,8 +4014,8 @@
         </w:pict>
       </w:r>
     </w:p>
-    <w:bookmarkEnd w:id="23"/>
-    <w:bookmarkStart w:id="24" w:name="jornada-real-do-estudo-científico"/>
+    <w:bookmarkEnd w:id="38"/>
+    <w:bookmarkStart w:id="39" w:name="jornada-real-do-estudo-científico"/>
     <w:p>
       <w:pPr>
         <w:pStyle w:val="Heading2"/>
@@ -3941,8 +4051,8 @@
         </w:pict>
       </w:r>
     </w:p>
-    <w:bookmarkEnd w:id="24"/>
-    <w:bookmarkStart w:id="25" w:name="jornada-prevista-do-estudo-roadmap"/>
+    <w:bookmarkEnd w:id="39"/>
+    <w:bookmarkStart w:id="40" w:name="jornada-prevista-do-estudo-roadmap"/>
     <w:p>
       <w:pPr>
         <w:pStyle w:val="Heading2"/>
@@ -3994,8 +4104,8 @@
         </w:pict>
       </w:r>
     </w:p>
-    <w:bookmarkEnd w:id="25"/>
-    <w:bookmarkStart w:id="26" w:name="Xfe3ddc7624012071e63fada6bd41c97ff0454ce"/>
+    <w:bookmarkEnd w:id="40"/>
+    <w:bookmarkStart w:id="44" w:name="Xfe3ddc7624012071e63fada6bd41c97ff0454ce"/>
     <w:p>
       <w:pPr>
         <w:pStyle w:val="Heading2"/>
@@ -4004,31 +4114,53 @@
         <w:t xml:space="preserve">17. Comparação MedGraphRAG × VetGraphRAG × Senex AI</w:t>
       </w:r>
     </w:p>
-    <w:tbl>
-      <w:tblPr>
-        <w:tblStyle w:val="FigureTable"/>
-        <w:tblW w:type="auto" w:w="0"/>
-        <w:jc w:val="center"/>
-        <w:tblLook w:firstRow="0" w:lastRow="0" w:firstColumn="0" w:lastColumn="0"/>
-      </w:tblPr>
-      <w:tblGrid>
-        <w:gridCol w:w="7920"/>
-      </w:tblGrid>
-      <w:tr>
-        <w:tc>
-          <w:tcPr/>
-          <w:p>
-            <w:pPr>
-              <w:pStyle w:val="Compact"/>
-              <w:jc w:val="center"/>
-            </w:pPr>
-            <w:r>
-              <w:t xml:space="preserve">Comparação</w:t>
-            </w:r>
-          </w:p>
-        </w:tc>
-      </w:tr>
-    </w:tbl>
+    <w:p>
+      <w:pPr>
+        <w:pStyle w:val="CaptionedFigure"/>
+      </w:pPr>
+      <w:r>
+        <w:drawing>
+          <wp:inline>
+            <wp:extent cx="5334000" cy="2870415"/>
+            <wp:effectExtent b="0" l="0" r="0" t="0"/>
+            <wp:docPr descr="Comparação" title="" id="42" name="Picture"/>
+            <a:graphic>
+              <a:graphicData uri="http://schemas.openxmlformats.org/drawingml/2006/picture">
+                <pic:pic>
+                  <pic:nvPicPr>
+                    <pic:cNvPr descr="media/10_comparison.png" id="43" name="Picture"/>
+                    <pic:cNvPicPr>
+                      <a:picLocks noChangeArrowheads="1" noChangeAspect="1"/>
+                    </pic:cNvPicPr>
+                  </pic:nvPicPr>
+                  <pic:blipFill>
+                    <a:blip r:embed="rId41"/>
+                    <a:stretch>
+                      <a:fillRect/>
+                    </a:stretch>
+                  </pic:blipFill>
+                  <pic:spPr bwMode="auto">
+                    <a:xfrm>
+                      <a:off x="0" y="0"/>
+                      <a:ext cx="5334000" cy="2870415"/>
+                    </a:xfrm>
+                    <a:prstGeom prst="rect">
+                      <a:avLst/>
+                    </a:prstGeom>
+                    <a:noFill/>
+                    <a:ln w="9525">
+                      <a:noFill/>
+                      <a:headEnd/>
+                      <a:tailEnd/>
+                    </a:ln>
+                  </pic:spPr>
+                </pic:pic>
+              </a:graphicData>
+            </a:graphic>
+          </wp:inline>
+        </w:drawing>
+      </w:r>
+    </w:p>
     <w:p>
       <w:pPr>
         <w:pStyle w:val="ImageCaption"/>
@@ -4110,8 +4242,8 @@
         </w:pict>
       </w:r>
     </w:p>
-    <w:bookmarkEnd w:id="26"/>
-    <w:bookmarkStart w:id="27" w:name="conformidade-fda-draft-jan2025-67"/>
+    <w:bookmarkEnd w:id="44"/>
+    <w:bookmarkStart w:id="45" w:name="conformidade-fda-draft-jan2025-67"/>
     <w:p>
       <w:pPr>
         <w:pStyle w:val="Heading2"/>
@@ -4472,8 +4604,8 @@
         </w:pict>
       </w:r>
     </w:p>
-    <w:bookmarkEnd w:id="27"/>
-    <w:bookmarkStart w:id="28" w:name="conformidade-ema-set2024-eu-ai-act-44"/>
+    <w:bookmarkEnd w:id="45"/>
+    <w:bookmarkStart w:id="46" w:name="conformidade-ema-set2024-eu-ai-act-44"/>
     <w:p>
       <w:pPr>
         <w:pStyle w:val="Heading2"/>
@@ -4633,8 +4765,8 @@
         </w:pict>
       </w:r>
     </w:p>
-    <w:bookmarkEnd w:id="28"/>
-    <w:bookmarkStart w:id="29" w:name="conformidade-avma-nov2025-24"/>
+    <w:bookmarkEnd w:id="46"/>
+    <w:bookmarkStart w:id="47" w:name="conformidade-avma-nov2025-24"/>
     <w:p>
       <w:pPr>
         <w:pStyle w:val="Heading2"/>
@@ -4792,8 +4924,8 @@
         </w:pict>
       </w:r>
     </w:p>
-    <w:bookmarkEnd w:id="29"/>
-    <w:bookmarkStart w:id="30" w:name="gmlp-10-princípios-8-cobertos-2-parciais"/>
+    <w:bookmarkEnd w:id="47"/>
+    <w:bookmarkStart w:id="48" w:name="gmlp-10-princípios-8-cobertos-2-parciais"/>
     <w:p>
       <w:pPr>
         <w:pStyle w:val="Heading2"/>
@@ -5230,8 +5362,8 @@
         </w:pict>
       </w:r>
     </w:p>
-    <w:bookmarkEnd w:id="30"/>
-    <w:bookmarkStart w:id="31" w:name="forças-18"/>
+    <w:bookmarkEnd w:id="48"/>
+    <w:bookmarkStart w:id="49" w:name="forças-18"/>
     <w:p>
       <w:pPr>
         <w:pStyle w:val="Heading2"/>
@@ -5499,8 +5631,8 @@
         </w:pict>
       </w:r>
     </w:p>
-    <w:bookmarkEnd w:id="31"/>
-    <w:bookmarkStart w:id="34" w:name="gaps-e-riscos-9-4"/>
+    <w:bookmarkEnd w:id="49"/>
+    <w:bookmarkStart w:id="52" w:name="gaps-e-riscos-9-4"/>
     <w:p>
       <w:pPr>
         <w:pStyle w:val="Heading2"/>
@@ -5509,7 +5641,7 @@
         <w:t xml:space="preserve">23. Gaps e riscos (9 + 4)</w:t>
       </w:r>
     </w:p>
-    <w:bookmarkStart w:id="32" w:name="gaps"/>
+    <w:bookmarkStart w:id="50" w:name="gaps"/>
     <w:p>
       <w:pPr>
         <w:pStyle w:val="Heading3"/>
@@ -5995,8 +6127,8 @@
         </w:tc>
       </w:tr>
     </w:tbl>
-    <w:bookmarkEnd w:id="32"/>
-    <w:bookmarkStart w:id="33" w:name="riscos"/>
+    <w:bookmarkEnd w:id="50"/>
+    <w:bookmarkStart w:id="51" w:name="riscos"/>
     <w:p>
       <w:pPr>
         <w:pStyle w:val="Heading3"/>
@@ -6259,9 +6391,9 @@
         </w:pict>
       </w:r>
     </w:p>
-    <w:bookmarkEnd w:id="33"/>
-    <w:bookmarkEnd w:id="34"/>
-    <w:bookmarkStart w:id="35" w:name="roadmap-p0p3"/>
+    <w:bookmarkEnd w:id="51"/>
+    <w:bookmarkEnd w:id="52"/>
+    <w:bookmarkStart w:id="53" w:name="roadmap-p0p3"/>
     <w:p>
       <w:pPr>
         <w:pStyle w:val="Heading2"/>
@@ -6365,8 +6497,8 @@
         </w:pict>
       </w:r>
     </w:p>
-    <w:bookmarkEnd w:id="35"/>
-    <w:bookmarkStart w:id="36" w:name="apêndice-a-schema-sql-principal"/>
+    <w:bookmarkEnd w:id="53"/>
+    <w:bookmarkStart w:id="54" w:name="apêndice-a-schema-sql-principal"/>
     <w:p>
       <w:pPr>
         <w:pStyle w:val="Heading2"/>
@@ -7398,8 +7530,8 @@
         </w:pict>
       </w:r>
     </w:p>
-    <w:bookmarkEnd w:id="36"/>
-    <w:bookmarkStart w:id="37" w:name="X19265adc5429e113837e1af30d41d55cb618548"/>
+    <w:bookmarkEnd w:id="54"/>
+    <w:bookmarkStart w:id="55" w:name="X19265adc5429e113837e1af30d41d55cb618548"/>
     <w:p>
       <w:pPr>
         <w:pStyle w:val="Heading2"/>
@@ -7431,8 +7563,8 @@
         </w:pict>
       </w:r>
     </w:p>
-    <w:bookmarkEnd w:id="37"/>
-    <w:bookmarkStart w:id="38" w:name="apêndice-c-prompts-e-modelos-llm"/>
+    <w:bookmarkEnd w:id="55"/>
+    <w:bookmarkStart w:id="56" w:name="apêndice-c-prompts-e-modelos-llm"/>
     <w:p>
       <w:pPr>
         <w:pStyle w:val="Heading2"/>
@@ -7501,8 +7633,8 @@
         </w:pict>
       </w:r>
     </w:p>
-    <w:bookmarkEnd w:id="38"/>
-    <w:bookmarkStart w:id="39" w:name="apêndice-d-métricas-operacionais"/>
+    <w:bookmarkEnd w:id="56"/>
+    <w:bookmarkStart w:id="57" w:name="apêndice-d-métricas-operacionais"/>
     <w:p>
       <w:pPr>
         <w:pStyle w:val="Heading2"/>
@@ -8450,8 +8582,8 @@
         </w:pict>
       </w:r>
     </w:p>
-    <w:bookmarkEnd w:id="39"/>
-    <w:bookmarkStart w:id="40" w:name="bibliografia-14"/>
+    <w:bookmarkEnd w:id="57"/>
+    <w:bookmarkStart w:id="58" w:name="bibliografia-14"/>
     <w:p>
       <w:pPr>
         <w:pStyle w:val="Heading2"/>
@@ -8832,8 +8964,8 @@
         <w:t xml:space="preserve">). Próxima auditoria será disparada manualmente ou automaticamente quando ≥6 mudanças em áreas críticas (curation, kg, clinical-pipeline, infra, base-knowledge) forem detectadas no CHANGELOG.</w:t>
       </w:r>
     </w:p>
-    <w:bookmarkEnd w:id="40"/>
-    <w:bookmarkEnd w:id="41"/>
+    <w:bookmarkEnd w:id="58"/>
+    <w:bookmarkEnd w:id="59"/>
     <w:sectPr>
       <w:footnotePr>
         <w:numRestart w:val="eachSect"/>
